--- a/docs/07-rest-api-v1.docx
+++ b/docs/07-rest-api-v1.docx
@@ -6235,534 +6235,213 @@
       </w:r>
     </w:p>
     <w:p>
-      <w:pPr>
-        <w:spacing w:before="100" w:beforeAutospacing="1" w:after="100" w:afterAutospacing="1" w:line="240" w:lineRule="auto"/>
-        <w:outlineLvl w:val="0"/>
-        <w:rPr>
-          <w:rFonts w:ascii="Times New Roman" w:eastAsia="Times New Roman" w:hAnsi="Times New Roman" w:cs="Times New Roman"/>
-          <w:b/>
-          <w:bCs/>
-          <w:kern w:val="36"/>
-          <w:sz w:val="48"/>
-          <w:szCs w:val="48"/>
-          <w:lang w:val="en-US" w:eastAsia="ru-RU"/>
-        </w:rPr>
-      </w:pPr>
-      <w:r>
-        <w:rPr>
-          <w:rFonts w:ascii="Times New Roman" w:eastAsia="Times New Roman" w:hAnsi="Times New Roman" w:cs="Times New Roman"/>
-          <w:b/>
-          <w:bCs/>
-          <w:kern w:val="36"/>
-          <w:sz w:val="48"/>
-          <w:szCs w:val="48"/>
-          <w:lang w:val="en-US" w:eastAsia="ru-RU"/>
-        </w:rPr>
+      <w:pPr/>
+      <w:r>
         <w:t>Media</w:t>
       </w:r>
     </w:p>
     <w:p>
-      <w:pPr>
-        <w:spacing w:before="100" w:beforeAutospacing="1" w:after="100" w:afterAutospacing="1" w:line="240" w:lineRule="auto"/>
-        <w:outlineLvl w:val="1"/>
-        <w:rPr>
-          <w:rFonts w:ascii="Times New Roman" w:eastAsia="Times New Roman" w:hAnsi="Times New Roman" w:cs="Times New Roman"/>
-          <w:b/>
-          <w:bCs/>
-          <w:sz w:val="36"/>
-          <w:szCs w:val="36"/>
-          <w:lang w:val="en-US" w:eastAsia="ru-RU"/>
-        </w:rPr>
-      </w:pPr>
-      <w:r>
-        <w:rPr>
-          <w:rFonts w:ascii="Times New Roman" w:eastAsia="Times New Roman" w:hAnsi="Times New Roman" w:cs="Times New Roman"/>
-          <w:b/>
-          <w:bCs/>
-          <w:sz w:val="36"/>
-          <w:szCs w:val="36"/>
-          <w:lang w:val="en-US" w:eastAsia="ru-RU"/>
-        </w:rPr>
-        <w:t>Upload Media</w:t>
-      </w:r>
-    </w:p>
-    <w:p>
-      <w:pPr>
-        <w:tabs>
-          <w:tab w:val="left" w:pos="916"/>
-          <w:tab w:val="left" w:pos="1832"/>
-          <w:tab w:val="left" w:pos="2748"/>
-          <w:tab w:val="left" w:pos="3664"/>
-          <w:tab w:val="left" w:pos="4580"/>
-          <w:tab w:val="left" w:pos="5496"/>
-          <w:tab w:val="left" w:pos="6412"/>
-          <w:tab w:val="left" w:pos="7328"/>
-          <w:tab w:val="left" w:pos="8244"/>
-          <w:tab w:val="left" w:pos="9160"/>
-          <w:tab w:val="left" w:pos="10076"/>
-          <w:tab w:val="left" w:pos="10992"/>
-          <w:tab w:val="left" w:pos="11908"/>
-          <w:tab w:val="left" w:pos="12824"/>
-          <w:tab w:val="left" w:pos="13740"/>
-          <w:tab w:val="left" w:pos="14656"/>
-        </w:tabs>
-        <w:spacing w:after="0" w:line="240" w:lineRule="auto"/>
-        <w:rPr>
-          <w:rFonts w:ascii="Courier New" w:eastAsia="Times New Roman" w:hAnsi="Courier New" w:cs="Courier New"/>
-          <w:sz w:val="20"/>
-          <w:szCs w:val="20"/>
-          <w:lang w:val="en-US" w:eastAsia="ru-RU"/>
-        </w:rPr>
-      </w:pPr>
-      <w:r>
-        <w:rPr>
-          <w:rFonts w:ascii="Courier New" w:eastAsia="Times New Roman" w:hAnsi="Courier New" w:cs="Courier New"/>
-          <w:sz w:val="20"/>
-          <w:szCs w:val="20"/>
-          <w:lang w:val="en-US" w:eastAsia="ru-RU"/>
-        </w:rPr>
+      <w:pPr/>
+      <w:r>
+        <w:t>Upload Photo</w:t>
+      </w:r>
+    </w:p>
+    <w:p>
+      <w:pPr/>
+      <w:r>
         <w:t>POST /api/v1/memories/{memoryId}/media</w:t>
       </w:r>
     </w:p>
     <w:p>
-      <w:pPr>
-        <w:spacing w:before="100" w:beforeAutospacing="1" w:after="100" w:afterAutospacing="1" w:line="240" w:lineRule="auto"/>
-        <w:rPr>
-          <w:rFonts w:ascii="Times New Roman" w:eastAsia="Times New Roman" w:hAnsi="Times New Roman" w:cs="Times New Roman"/>
-          <w:sz w:val="24"/>
-          <w:szCs w:val="24"/>
-          <w:lang w:val="en-US" w:eastAsia="ru-RU"/>
-        </w:rPr>
-      </w:pPr>
-      <w:r>
-        <w:rPr>
-          <w:rFonts w:ascii="Times New Roman" w:eastAsia="Times New Roman" w:hAnsi="Times New Roman" w:cs="Times New Roman"/>
-          <w:sz w:val="24"/>
-          <w:szCs w:val="24"/>
-          <w:lang w:val="en-US" w:eastAsia="ru-RU"/>
-        </w:rPr>
+      <w:pPr/>
+      <w:r>
         <w:t>Content-Type:</w:t>
       </w:r>
     </w:p>
     <w:p>
-      <w:pPr>
-        <w:tabs>
-          <w:tab w:val="left" w:pos="916"/>
-          <w:tab w:val="left" w:pos="1832"/>
-          <w:tab w:val="left" w:pos="2748"/>
-          <w:tab w:val="left" w:pos="3664"/>
-          <w:tab w:val="left" w:pos="4580"/>
-          <w:tab w:val="left" w:pos="5496"/>
-          <w:tab w:val="left" w:pos="6412"/>
-          <w:tab w:val="left" w:pos="7328"/>
-          <w:tab w:val="left" w:pos="8244"/>
-          <w:tab w:val="left" w:pos="9160"/>
-          <w:tab w:val="left" w:pos="10076"/>
-          <w:tab w:val="left" w:pos="10992"/>
-          <w:tab w:val="left" w:pos="11908"/>
-          <w:tab w:val="left" w:pos="12824"/>
-          <w:tab w:val="left" w:pos="13740"/>
-          <w:tab w:val="left" w:pos="14656"/>
-        </w:tabs>
-        <w:spacing w:after="0" w:line="240" w:lineRule="auto"/>
-        <w:rPr>
-          <w:rFonts w:ascii="Courier New" w:eastAsia="Times New Roman" w:hAnsi="Courier New" w:cs="Courier New"/>
-          <w:sz w:val="20"/>
-          <w:szCs w:val="20"/>
-          <w:lang w:val="en-US" w:eastAsia="ru-RU"/>
-        </w:rPr>
-      </w:pPr>
-      <w:r>
-        <w:rPr>
-          <w:rFonts w:ascii="Courier New" w:eastAsia="Times New Roman" w:hAnsi="Courier New" w:cs="Courier New"/>
-          <w:sz w:val="20"/>
-          <w:szCs w:val="20"/>
-          <w:lang w:val="en-US" w:eastAsia="ru-RU"/>
-        </w:rPr>
+      <w:pPr/>
+      <w:r>
         <w:t>multipart/form-data</w:t>
       </w:r>
     </w:p>
     <w:p>
-      <w:pPr>
-        <w:spacing w:before="100" w:beforeAutospacing="1" w:after="100" w:afterAutospacing="1" w:line="240" w:lineRule="auto"/>
-        <w:rPr>
-          <w:rFonts w:ascii="Times New Roman" w:eastAsia="Times New Roman" w:hAnsi="Times New Roman" w:cs="Times New Roman"/>
-          <w:sz w:val="24"/>
-          <w:szCs w:val="24"/>
-          <w:lang w:val="en-US" w:eastAsia="ru-RU"/>
-        </w:rPr>
-      </w:pPr>
-      <w:r>
-        <w:rPr>
-          <w:rFonts w:ascii="Times New Roman" w:eastAsia="Times New Roman" w:hAnsi="Times New Roman" w:cs="Times New Roman"/>
-          <w:sz w:val="24"/>
-          <w:szCs w:val="24"/>
-          <w:lang w:val="en-US" w:eastAsia="ru-RU"/>
-        </w:rPr>
+      <w:pPr/>
+      <w:r>
+        <w:t>Part:</w:t>
+      </w:r>
+    </w:p>
+    <w:p>
+      <w:pPr/>
+      <w:r>
+        <w:t>file</w:t>
+      </w:r>
+    </w:p>
+    <w:p>
+      <w:pPr/>
+      <w:r>
+        <w:t>Success:</w:t>
+      </w:r>
+    </w:p>
+    <w:p>
+      <w:pPr/>
+      <w:r>
+        <w:t>201 Created</w:t>
+      </w:r>
+    </w:p>
+    <w:p>
+      <w:pPr/>
+      <w:r>
         <w:t>Response:</w:t>
       </w:r>
     </w:p>
     <w:p>
-      <w:pPr>
-        <w:tabs>
-          <w:tab w:val="left" w:pos="916"/>
-          <w:tab w:val="left" w:pos="1832"/>
-          <w:tab w:val="left" w:pos="2748"/>
-          <w:tab w:val="left" w:pos="3664"/>
-          <w:tab w:val="left" w:pos="4580"/>
-          <w:tab w:val="left" w:pos="5496"/>
-          <w:tab w:val="left" w:pos="6412"/>
-          <w:tab w:val="left" w:pos="7328"/>
-          <w:tab w:val="left" w:pos="8244"/>
-          <w:tab w:val="left" w:pos="9160"/>
-          <w:tab w:val="left" w:pos="10076"/>
-          <w:tab w:val="left" w:pos="10992"/>
-          <w:tab w:val="left" w:pos="11908"/>
-          <w:tab w:val="left" w:pos="12824"/>
-          <w:tab w:val="left" w:pos="13740"/>
-          <w:tab w:val="left" w:pos="14656"/>
-        </w:tabs>
-        <w:spacing w:after="0" w:line="240" w:lineRule="auto"/>
-        <w:rPr>
-          <w:rFonts w:ascii="Courier New" w:eastAsia="Times New Roman" w:hAnsi="Courier New" w:cs="Courier New"/>
-          <w:sz w:val="20"/>
-          <w:szCs w:val="20"/>
-          <w:lang w:eastAsia="ru-RU"/>
-        </w:rPr>
-      </w:pPr>
-      <w:r>
-        <w:rPr>
-          <w:rFonts w:ascii="Courier New" w:eastAsia="Times New Roman" w:hAnsi="Courier New" w:cs="Courier New"/>
-          <w:sz w:val="20"/>
-          <w:szCs w:val="20"/>
-          <w:lang w:eastAsia="ru-RU"/>
-        </w:rPr>
+      <w:pPr/>
+      <w:r>
         <w:t>{</w:t>
       </w:r>
     </w:p>
     <w:p>
-      <w:pPr>
-        <w:tabs>
-          <w:tab w:val="left" w:pos="916"/>
-          <w:tab w:val="left" w:pos="1832"/>
-          <w:tab w:val="left" w:pos="2748"/>
-          <w:tab w:val="left" w:pos="3664"/>
-          <w:tab w:val="left" w:pos="4580"/>
-          <w:tab w:val="left" w:pos="5496"/>
-          <w:tab w:val="left" w:pos="6412"/>
-          <w:tab w:val="left" w:pos="7328"/>
-          <w:tab w:val="left" w:pos="8244"/>
-          <w:tab w:val="left" w:pos="9160"/>
-          <w:tab w:val="left" w:pos="10076"/>
-          <w:tab w:val="left" w:pos="10992"/>
-          <w:tab w:val="left" w:pos="11908"/>
-          <w:tab w:val="left" w:pos="12824"/>
-          <w:tab w:val="left" w:pos="13740"/>
-          <w:tab w:val="left" w:pos="14656"/>
-        </w:tabs>
-        <w:spacing w:after="0" w:line="240" w:lineRule="auto"/>
-        <w:rPr>
-          <w:rFonts w:ascii="Courier New" w:eastAsia="Times New Roman" w:hAnsi="Courier New" w:cs="Courier New"/>
-          <w:sz w:val="20"/>
-          <w:szCs w:val="20"/>
-          <w:lang w:eastAsia="ru-RU"/>
-        </w:rPr>
-      </w:pPr>
-      <w:r>
-        <w:rPr>
-          <w:rFonts w:ascii="Courier New" w:eastAsia="Times New Roman" w:hAnsi="Courier New" w:cs="Courier New"/>
-          <w:sz w:val="20"/>
-          <w:szCs w:val="20"/>
-          <w:lang w:eastAsia="ru-RU"/>
-        </w:rPr>
-        <w:t xml:space="preserve">  "mediaId": "uuid"</w:t>
-      </w:r>
-    </w:p>
-    <w:p>
-      <w:pPr>
-        <w:tabs>
-          <w:tab w:val="left" w:pos="916"/>
-          <w:tab w:val="left" w:pos="1832"/>
-          <w:tab w:val="left" w:pos="2748"/>
-          <w:tab w:val="left" w:pos="3664"/>
-          <w:tab w:val="left" w:pos="4580"/>
-          <w:tab w:val="left" w:pos="5496"/>
-          <w:tab w:val="left" w:pos="6412"/>
-          <w:tab w:val="left" w:pos="7328"/>
-          <w:tab w:val="left" w:pos="8244"/>
-          <w:tab w:val="left" w:pos="9160"/>
-          <w:tab w:val="left" w:pos="10076"/>
-          <w:tab w:val="left" w:pos="10992"/>
-          <w:tab w:val="left" w:pos="11908"/>
-          <w:tab w:val="left" w:pos="12824"/>
-          <w:tab w:val="left" w:pos="13740"/>
-          <w:tab w:val="left" w:pos="14656"/>
-        </w:tabs>
-        <w:spacing w:after="0" w:line="240" w:lineRule="auto"/>
-        <w:rPr>
-          <w:rFonts w:ascii="Courier New" w:eastAsia="Times New Roman" w:hAnsi="Courier New" w:cs="Courier New"/>
-          <w:sz w:val="20"/>
-          <w:szCs w:val="20"/>
-          <w:lang w:eastAsia="ru-RU"/>
-        </w:rPr>
-      </w:pPr>
-      <w:r>
-        <w:rPr>
-          <w:rFonts w:ascii="Courier New" w:eastAsia="Times New Roman" w:hAnsi="Courier New" w:cs="Courier New"/>
-          <w:sz w:val="20"/>
-          <w:szCs w:val="20"/>
-          <w:lang w:eastAsia="ru-RU"/>
-        </w:rPr>
+      <w:pPr/>
+      <w:r>
+        <w:t xml:space="preserve">  "id": "uuid",</w:t>
+      </w:r>
+    </w:p>
+    <w:p>
+      <w:pPr/>
+      <w:r>
+        <w:t xml:space="preserve">  "memoryId": "uuid",</w:t>
+      </w:r>
+    </w:p>
+    <w:p>
+      <w:pPr/>
+      <w:r>
+        <w:t xml:space="preserve">  "mediaType": "PHOTO",</w:t>
+      </w:r>
+    </w:p>
+    <w:p>
+      <w:pPr/>
+      <w:r>
+        <w:t xml:space="preserve">  "displayFileSize": 123456,</w:t>
+      </w:r>
+    </w:p>
+    <w:p>
+      <w:pPr/>
+      <w:r>
+        <w:t xml:space="preserve">  "thumbnailFileSize": 12345,</w:t>
+      </w:r>
+    </w:p>
+    <w:p>
+      <w:pPr/>
+      <w:r>
+        <w:t xml:space="preserve">  "mimeType": "image/jpeg",</w:t>
+      </w:r>
+    </w:p>
+    <w:p>
+      <w:pPr/>
+      <w:r>
+        <w:t xml:space="preserve">  "createdAt": "2026-08-13T12:00:00Z",</w:t>
+      </w:r>
+    </w:p>
+    <w:p>
+      <w:pPr/>
+      <w:r>
+        <w:t xml:space="preserve">  "thumbnailUrl": "/api/v1/media/{mediaId}/thumbnail",</w:t>
+      </w:r>
+    </w:p>
+    <w:p>
+      <w:pPr/>
+      <w:r>
+        <w:t xml:space="preserve">  "displayUrl": "/api/v1/media/{mediaId}/display"</w:t>
+      </w:r>
+    </w:p>
+    <w:p>
+      <w:pPr/>
+      <w:r>
         <w:t>}</w:t>
       </w:r>
     </w:p>
     <w:p>
-      <w:pPr>
-        <w:spacing w:after="0" w:line="240" w:lineRule="auto"/>
-        <w:rPr>
-          <w:rFonts w:ascii="Times New Roman" w:eastAsia="Times New Roman" w:hAnsi="Times New Roman" w:cs="Times New Roman"/>
-          <w:sz w:val="24"/>
-          <w:szCs w:val="24"/>
-          <w:lang w:eastAsia="ru-RU"/>
-        </w:rPr>
-      </w:pPr>
-      <w:r>
-        <w:rPr>
-          <w:rFonts w:ascii="Times New Roman" w:eastAsia="Times New Roman" w:hAnsi="Times New Roman" w:cs="Times New Roman"/>
-          <w:sz w:val="24"/>
-          <w:szCs w:val="24"/>
-          <w:lang w:eastAsia="ru-RU"/>
-        </w:rPr>
-        <w:pict w14:anchorId="655FF1DC">
-          <v:rect id="_x0000_i1047" style="width:0;height:1.5pt" o:hralign="center" o:hrstd="t" o:hr="t" fillcolor="#a0a0a0" stroked="f"/>
-        </w:pict>
-      </w:r>
-    </w:p>
-    <w:p>
-      <w:pPr>
-        <w:spacing w:before="100" w:beforeAutospacing="1" w:after="100" w:afterAutospacing="1" w:line="240" w:lineRule="auto"/>
-        <w:outlineLvl w:val="1"/>
-        <w:rPr>
-          <w:rFonts w:ascii="Times New Roman" w:eastAsia="Times New Roman" w:hAnsi="Times New Roman" w:cs="Times New Roman"/>
-          <w:b/>
-          <w:bCs/>
-          <w:sz w:val="36"/>
-          <w:szCs w:val="36"/>
-          <w:lang w:val="en-US" w:eastAsia="ru-RU"/>
-        </w:rPr>
-      </w:pPr>
-      <w:r>
-        <w:rPr>
-          <w:rFonts w:ascii="Times New Roman" w:eastAsia="Times New Roman" w:hAnsi="Times New Roman" w:cs="Times New Roman"/>
-          <w:b/>
-          <w:bCs/>
-          <w:sz w:val="36"/>
-          <w:szCs w:val="36"/>
-          <w:lang w:val="en-US" w:eastAsia="ru-RU"/>
-        </w:rPr>
-        <w:t>Download Media</w:t>
-      </w:r>
-    </w:p>
-    <w:p>
-      <w:pPr>
-        <w:tabs>
-          <w:tab w:val="left" w:pos="916"/>
-          <w:tab w:val="left" w:pos="1832"/>
-          <w:tab w:val="left" w:pos="2748"/>
-          <w:tab w:val="left" w:pos="3664"/>
-          <w:tab w:val="left" w:pos="4580"/>
-          <w:tab w:val="left" w:pos="5496"/>
-          <w:tab w:val="left" w:pos="6412"/>
-          <w:tab w:val="left" w:pos="7328"/>
-          <w:tab w:val="left" w:pos="8244"/>
-          <w:tab w:val="left" w:pos="9160"/>
-          <w:tab w:val="left" w:pos="10076"/>
-          <w:tab w:val="left" w:pos="10992"/>
-          <w:tab w:val="left" w:pos="11908"/>
-          <w:tab w:val="left" w:pos="12824"/>
-          <w:tab w:val="left" w:pos="13740"/>
-          <w:tab w:val="left" w:pos="14656"/>
-        </w:tabs>
-        <w:spacing w:after="0" w:line="240" w:lineRule="auto"/>
-        <w:rPr>
-          <w:rFonts w:ascii="Courier New" w:eastAsia="Times New Roman" w:hAnsi="Courier New" w:cs="Courier New"/>
-          <w:sz w:val="20"/>
-          <w:szCs w:val="20"/>
-          <w:lang w:val="en-US" w:eastAsia="ru-RU"/>
-        </w:rPr>
-      </w:pPr>
-      <w:r>
-        <w:rPr>
-          <w:rFonts w:ascii="Courier New" w:eastAsia="Times New Roman" w:hAnsi="Courier New" w:cs="Courier New"/>
-          <w:sz w:val="20"/>
-          <w:szCs w:val="20"/>
-          <w:lang w:val="en-US" w:eastAsia="ru-RU"/>
-        </w:rPr>
-        <w:t>GET /api/v1/media/{mediaId}</w:t>
-      </w:r>
-    </w:p>
-    <w:p>
-      <w:pPr>
-        <w:spacing w:before="100" w:beforeAutospacing="1" w:after="100" w:afterAutospacing="1" w:line="240" w:lineRule="auto"/>
-        <w:rPr>
-          <w:rFonts w:ascii="Times New Roman" w:eastAsia="Times New Roman" w:hAnsi="Times New Roman" w:cs="Times New Roman"/>
-          <w:sz w:val="24"/>
-          <w:szCs w:val="24"/>
-          <w:lang w:eastAsia="ru-RU"/>
-        </w:rPr>
-      </w:pPr>
-      <w:r>
-        <w:rPr>
-          <w:rFonts w:ascii="Times New Roman" w:eastAsia="Times New Roman" w:hAnsi="Times New Roman" w:cs="Times New Roman"/>
-          <w:sz w:val="24"/>
-          <w:szCs w:val="24"/>
-          <w:lang w:eastAsia="ru-RU"/>
-        </w:rPr>
-        <w:t>Returns file stream.</w:t>
-      </w:r>
-    </w:p>
-    <w:p>
-      <w:pPr>
-        <w:spacing w:after="0" w:line="240" w:lineRule="auto"/>
-        <w:rPr>
-          <w:rFonts w:ascii="Times New Roman" w:eastAsia="Times New Roman" w:hAnsi="Times New Roman" w:cs="Times New Roman"/>
-          <w:sz w:val="24"/>
-          <w:szCs w:val="24"/>
-          <w:lang w:eastAsia="ru-RU"/>
-        </w:rPr>
-      </w:pPr>
-      <w:r>
-        <w:rPr>
-          <w:rFonts w:ascii="Times New Roman" w:eastAsia="Times New Roman" w:hAnsi="Times New Roman" w:cs="Times New Roman"/>
-          <w:sz w:val="24"/>
-          <w:szCs w:val="24"/>
-          <w:lang w:eastAsia="ru-RU"/>
-        </w:rPr>
-        <w:pict w14:anchorId="2CCE6D4C">
-          <v:rect id="_x0000_i1048" style="width:0;height:1.5pt" o:hralign="center" o:hrstd="t" o:hr="t" fillcolor="#a0a0a0" stroked="f"/>
-        </w:pict>
-      </w:r>
-    </w:p>
-    <w:p>
-      <w:pPr>
-        <w:spacing w:before="100" w:beforeAutospacing="1" w:after="100" w:afterAutospacing="1" w:line="240" w:lineRule="auto"/>
-        <w:outlineLvl w:val="1"/>
-        <w:rPr>
-          <w:rFonts w:ascii="Times New Roman" w:eastAsia="Times New Roman" w:hAnsi="Times New Roman" w:cs="Times New Roman"/>
-          <w:b/>
-          <w:bCs/>
-          <w:sz w:val="36"/>
-          <w:szCs w:val="36"/>
-          <w:lang w:val="en-US" w:eastAsia="ru-RU"/>
-        </w:rPr>
-      </w:pPr>
-      <w:r>
-        <w:rPr>
-          <w:rFonts w:ascii="Times New Roman" w:eastAsia="Times New Roman" w:hAnsi="Times New Roman" w:cs="Times New Roman"/>
-          <w:b/>
-          <w:bCs/>
-          <w:sz w:val="36"/>
-          <w:szCs w:val="36"/>
-          <w:lang w:val="en-US" w:eastAsia="ru-RU"/>
-        </w:rPr>
-        <w:lastRenderedPageBreak/>
+      <w:pPr/>
+      <w:r>
+        <w:t>List Memory Media</w:t>
+      </w:r>
+    </w:p>
+    <w:p>
+      <w:pPr/>
+      <w:r>
+        <w:t>GET /api/v1/memories/{memoryId}/media</w:t>
+      </w:r>
+    </w:p>
+    <w:p>
+      <w:pPr/>
+      <w:r>
+        <w:t>Success: 200 OK</w:t>
+      </w:r>
+    </w:p>
+    <w:p>
+      <w:pPr/>
+      <w:r>
+        <w:t>Response: ordered MediaResponse array, canonical order createdAt ASC, id ASC.</w:t>
+      </w:r>
+    </w:p>
+    <w:p>
+      <w:pPr/>
+      <w:r>
+        <w:t>Download Thumbnail</w:t>
+      </w:r>
+    </w:p>
+    <w:p>
+      <w:pPr/>
+      <w:r>
+        <w:t>GET /api/v1/media/{mediaId}/thumbnail</w:t>
+      </w:r>
+    </w:p>
+    <w:p>
+      <w:pPr/>
+      <w:r>
+        <w:t>Returns authenticated binary THUMBNAIL representation.</w:t>
+      </w:r>
+    </w:p>
+    <w:p>
+      <w:pPr/>
+      <w:r>
+        <w:t>Download Display</w:t>
+      </w:r>
+    </w:p>
+    <w:p>
+      <w:pPr/>
+      <w:r>
+        <w:t>GET /api/v1/media/{mediaId}/display</w:t>
+      </w:r>
+    </w:p>
+    <w:p>
+      <w:pPr/>
+      <w:r>
+        <w:t>Returns authenticated binary DISPLAY representation.</w:t>
+      </w:r>
+    </w:p>
+    <w:p>
+      <w:pPr/>
+      <w:r>
         <w:t>Delete Media</w:t>
       </w:r>
     </w:p>
     <w:p>
-      <w:pPr>
-        <w:tabs>
-          <w:tab w:val="left" w:pos="916"/>
-          <w:tab w:val="left" w:pos="1832"/>
-          <w:tab w:val="left" w:pos="2748"/>
-          <w:tab w:val="left" w:pos="3664"/>
-          <w:tab w:val="left" w:pos="4580"/>
-          <w:tab w:val="left" w:pos="5496"/>
-          <w:tab w:val="left" w:pos="6412"/>
-          <w:tab w:val="left" w:pos="7328"/>
-          <w:tab w:val="left" w:pos="8244"/>
-          <w:tab w:val="left" w:pos="9160"/>
-          <w:tab w:val="left" w:pos="10076"/>
-          <w:tab w:val="left" w:pos="10992"/>
-          <w:tab w:val="left" w:pos="11908"/>
-          <w:tab w:val="left" w:pos="12824"/>
-          <w:tab w:val="left" w:pos="13740"/>
-          <w:tab w:val="left" w:pos="14656"/>
-        </w:tabs>
-        <w:spacing w:after="0" w:line="240" w:lineRule="auto"/>
-        <w:rPr>
-          <w:rFonts w:ascii="Courier New" w:eastAsia="Times New Roman" w:hAnsi="Courier New" w:cs="Courier New"/>
-          <w:sz w:val="20"/>
-          <w:szCs w:val="20"/>
-          <w:lang w:val="en-US" w:eastAsia="ru-RU"/>
-        </w:rPr>
-      </w:pPr>
-      <w:r>
-        <w:rPr>
-          <w:rFonts w:ascii="Courier New" w:eastAsia="Times New Roman" w:hAnsi="Courier New" w:cs="Courier New"/>
-          <w:sz w:val="20"/>
-          <w:szCs w:val="20"/>
-          <w:lang w:val="en-US" w:eastAsia="ru-RU"/>
-        </w:rPr>
+      <w:pPr/>
+      <w:r>
         <w:t>DELETE /api/v1/media/{mediaId}</w:t>
       </w:r>
     </w:p>
     <w:p>
-      <w:pPr>
-        <w:spacing w:before="100" w:beforeAutospacing="1" w:after="100" w:afterAutospacing="1" w:line="240" w:lineRule="auto"/>
-        <w:rPr>
-          <w:rFonts w:ascii="Times New Roman" w:eastAsia="Times New Roman" w:hAnsi="Times New Roman" w:cs="Times New Roman"/>
-          <w:sz w:val="24"/>
-          <w:szCs w:val="24"/>
-          <w:lang w:eastAsia="ru-RU"/>
-        </w:rPr>
-      </w:pPr>
-      <w:r>
-        <w:rPr>
-          <w:rFonts w:ascii="Times New Roman" w:eastAsia="Times New Roman" w:hAnsi="Times New Roman" w:cs="Times New Roman"/>
-          <w:sz w:val="24"/>
-          <w:szCs w:val="24"/>
-          <w:lang w:eastAsia="ru-RU"/>
-        </w:rPr>
-        <w:t>Response:</w:t>
-      </w:r>
-    </w:p>
-    <w:p>
-      <w:pPr>
-        <w:tabs>
-          <w:tab w:val="left" w:pos="916"/>
-          <w:tab w:val="left" w:pos="1832"/>
-          <w:tab w:val="left" w:pos="2748"/>
-          <w:tab w:val="left" w:pos="3664"/>
-          <w:tab w:val="left" w:pos="4580"/>
-          <w:tab w:val="left" w:pos="5496"/>
-          <w:tab w:val="left" w:pos="6412"/>
-          <w:tab w:val="left" w:pos="7328"/>
-          <w:tab w:val="left" w:pos="8244"/>
-          <w:tab w:val="left" w:pos="9160"/>
-          <w:tab w:val="left" w:pos="10076"/>
-          <w:tab w:val="left" w:pos="10992"/>
-          <w:tab w:val="left" w:pos="11908"/>
-          <w:tab w:val="left" w:pos="12824"/>
-          <w:tab w:val="left" w:pos="13740"/>
-          <w:tab w:val="left" w:pos="14656"/>
-        </w:tabs>
-        <w:spacing w:after="0" w:line="240" w:lineRule="auto"/>
-        <w:rPr>
-          <w:rFonts w:ascii="Courier New" w:eastAsia="Times New Roman" w:hAnsi="Courier New" w:cs="Courier New"/>
-          <w:sz w:val="20"/>
-          <w:szCs w:val="20"/>
-          <w:lang w:eastAsia="ru-RU"/>
-        </w:rPr>
-      </w:pPr>
-      <w:r>
-        <w:rPr>
-          <w:rFonts w:ascii="Courier New" w:eastAsia="Times New Roman" w:hAnsi="Courier New" w:cs="Courier New"/>
-          <w:sz w:val="20"/>
-          <w:szCs w:val="20"/>
-          <w:lang w:eastAsia="ru-RU"/>
-        </w:rPr>
-        <w:t>204 No Content</w:t>
+      <w:pPr/>
+      <w:r>
+        <w:t>Success: 204 No Content</w:t>
+      </w:r>
+    </w:p>
+    <w:p>
+      <w:pPr/>
+      <w:r>
+        <w:t>MediaResponse never exposes displayStorageKey, thumbnailStorageKey, bucket, MinIO endpoint or credentials. thumbnailUrl/displayUrl are backend-relative authenticated API paths, not MinIO URLs.</w:t>
       </w:r>
     </w:p>
     <w:p>

--- a/docs/07-rest-api-v1.docx
+++ b/docs/07-rest-api-v1.docx
@@ -109,7 +109,7 @@
           <w:szCs w:val="24"/>
           <w:lang w:eastAsia="ru-RU"/>
         </w:rPr>
-        <w:pict w14:anchorId="5401A51D">
+        <w:pict w14:anchorId="0DCA2E8F">
           <v:rect id="_x0000_i1025" style="width:0;height:1.5pt" o:hralign="center" o:hrstd="t" o:hr="t" fillcolor="#a0a0a0" stroked="f"/>
         </w:pict>
       </w:r>
@@ -726,7 +726,7 @@
           <w:szCs w:val="24"/>
           <w:lang w:eastAsia="ru-RU"/>
         </w:rPr>
-        <w:pict w14:anchorId="5E283D99">
+        <w:pict w14:anchorId="0DCA2E90">
           <v:rect id="_x0000_i1026" style="width:0;height:1.5pt" o:hralign="center" o:hrstd="t" o:hr="t" fillcolor="#a0a0a0" stroked="f"/>
         </w:pict>
       </w:r>
@@ -1117,7 +1117,7 @@
           <w:szCs w:val="24"/>
           <w:lang w:eastAsia="ru-RU"/>
         </w:rPr>
-        <w:pict w14:anchorId="48CFFE48">
+        <w:pict w14:anchorId="0DCA2E91">
           <v:rect id="_x0000_i1027" style="width:0;height:1.5pt" o:hralign="center" o:hrstd="t" o:hr="t" fillcolor="#a0a0a0" stroked="f"/>
         </w:pict>
       </w:r>
@@ -1395,7 +1395,7 @@
           <w:szCs w:val="24"/>
           <w:lang w:eastAsia="ru-RU"/>
         </w:rPr>
-        <w:pict w14:anchorId="6E5AF8FA">
+        <w:pict w14:anchorId="0DCA2E92">
           <v:rect id="_x0000_i1028" style="width:0;height:1.5pt" o:hralign="center" o:hrstd="t" o:hr="t" fillcolor="#a0a0a0" stroked="f"/>
         </w:pict>
       </w:r>
@@ -1726,7 +1726,7 @@
           <w:szCs w:val="24"/>
           <w:lang w:eastAsia="ru-RU"/>
         </w:rPr>
-        <w:pict w14:anchorId="330E9372">
+        <w:pict w14:anchorId="0DCA2E93">
           <v:rect id="_x0000_i1029" style="width:0;height:1.5pt" o:hralign="center" o:hrstd="t" o:hr="t" fillcolor="#a0a0a0" stroked="f"/>
         </w:pict>
       </w:r>
@@ -2346,7 +2346,7 @@
           <w:szCs w:val="24"/>
           <w:lang w:eastAsia="ru-RU"/>
         </w:rPr>
-        <w:pict w14:anchorId="513B435F">
+        <w:pict w14:anchorId="0DCA2E94">
           <v:rect id="_x0000_i1030" style="width:0;height:1.5pt" o:hralign="center" o:hrstd="t" o:hr="t" fillcolor="#a0a0a0" stroked="f"/>
         </w:pict>
       </w:r>
@@ -2828,7 +2828,7 @@
           <w:szCs w:val="24"/>
           <w:lang w:eastAsia="ru-RU"/>
         </w:rPr>
-        <w:pict w14:anchorId="69946DDF">
+        <w:pict w14:anchorId="0DCA2E95">
           <v:rect id="_x0000_i1031" style="width:0;height:1.5pt" o:hralign="center" o:hrstd="t" o:hr="t" fillcolor="#a0a0a0" stroked="f"/>
         </w:pict>
       </w:r>
@@ -2913,7 +2913,7 @@
           <w:szCs w:val="24"/>
           <w:lang w:eastAsia="ru-RU"/>
         </w:rPr>
-        <w:pict w14:anchorId="7E480675">
+        <w:pict w14:anchorId="0DCA2E96">
           <v:rect id="_x0000_i1032" style="width:0;height:1.5pt" o:hralign="center" o:hrstd="t" o:hr="t" fillcolor="#a0a0a0" stroked="f"/>
         </w:pict>
       </w:r>
@@ -3132,7 +3132,7 @@
           <w:szCs w:val="24"/>
           <w:lang w:eastAsia="ru-RU"/>
         </w:rPr>
-        <w:pict w14:anchorId="2C2CBFC6">
+        <w:pict w14:anchorId="0DCA2E97">
           <v:rect id="_x0000_i1033" style="width:0;height:1.5pt" o:hralign="center" o:hrstd="t" o:hr="t" fillcolor="#a0a0a0" stroked="f"/>
         </w:pict>
       </w:r>
@@ -3351,7 +3351,7 @@
           <w:szCs w:val="24"/>
           <w:lang w:eastAsia="ru-RU"/>
         </w:rPr>
-        <w:pict w14:anchorId="4BC5DFC7">
+        <w:pict w14:anchorId="0DCA2E98">
           <v:rect id="_x0000_i1034" style="width:0;height:1.5pt" o:hralign="center" o:hrstd="t" o:hr="t" fillcolor="#a0a0a0" stroked="f"/>
         </w:pict>
       </w:r>
@@ -3494,7 +3494,7 @@
           <w:szCs w:val="24"/>
           <w:lang w:eastAsia="ru-RU"/>
         </w:rPr>
-        <w:pict w14:anchorId="0126AEC3">
+        <w:pict w14:anchorId="0DCA2E99">
           <v:rect id="_x0000_i1035" style="width:0;height:1.5pt" o:hralign="center" o:hrstd="t" o:hr="t" fillcolor="#a0a0a0" stroked="f"/>
         </w:pict>
       </w:r>
@@ -3902,7 +3902,7 @@
           <w:szCs w:val="24"/>
           <w:lang w:eastAsia="ru-RU"/>
         </w:rPr>
-        <w:pict w14:anchorId="440B1DAC">
+        <w:pict w14:anchorId="0DCA2E9A">
           <v:rect id="_x0000_i1036" style="width:0;height:1.5pt" o:hralign="center" o:hrstd="t" o:hr="t" fillcolor="#a0a0a0" stroked="f"/>
         </w:pict>
       </w:r>
@@ -4045,7 +4045,7 @@
           <w:szCs w:val="24"/>
           <w:lang w:eastAsia="ru-RU"/>
         </w:rPr>
-        <w:pict w14:anchorId="797E171D">
+        <w:pict w14:anchorId="0DCA2E9B">
           <v:rect id="_x0000_i1037" style="width:0;height:1.5pt" o:hralign="center" o:hrstd="t" o:hr="t" fillcolor="#a0a0a0" stroked="f"/>
         </w:pict>
       </w:r>
@@ -4188,7 +4188,7 @@
           <w:szCs w:val="24"/>
           <w:lang w:eastAsia="ru-RU"/>
         </w:rPr>
-        <w:pict w14:anchorId="7549B1B6">
+        <w:pict w14:anchorId="0DCA2E9C">
           <v:rect id="_x0000_i1038" style="width:0;height:1.5pt" o:hralign="center" o:hrstd="t" o:hr="t" fillcolor="#a0a0a0" stroked="f"/>
         </w:pict>
       </w:r>
@@ -4427,7 +4427,7 @@
           <w:szCs w:val="24"/>
           <w:lang w:eastAsia="ru-RU"/>
         </w:rPr>
-        <w:pict w14:anchorId="27338ED3">
+        <w:pict w14:anchorId="0DCA2E9D">
           <v:rect id="_x0000_i1039" style="width:0;height:1.5pt" o:hralign="center" o:hrstd="t" o:hr="t" fillcolor="#a0a0a0" stroked="f"/>
         </w:pict>
       </w:r>
@@ -4674,7 +4674,7 @@
           <w:szCs w:val="24"/>
           <w:lang w:eastAsia="ru-RU"/>
         </w:rPr>
-        <w:pict w14:anchorId="7FFB0A4B">
+        <w:pict w14:anchorId="0DCA2E9E">
           <v:rect id="_x0000_i1040" style="width:0;height:1.5pt" o:hralign="center" o:hrstd="t" o:hr="t" fillcolor="#a0a0a0" stroked="f"/>
         </w:pict>
       </w:r>
@@ -4951,7 +4951,7 @@
           <w:szCs w:val="24"/>
           <w:lang w:eastAsia="ru-RU"/>
         </w:rPr>
-        <w:pict w14:anchorId="5CC6D0B0">
+        <w:pict w14:anchorId="0DCA2E9F">
           <v:rect id="_x0000_i1041" style="width:0;height:1.5pt" o:hralign="center" o:hrstd="t" o:hr="t" fillcolor="#a0a0a0" stroked="f"/>
         </w:pict>
       </w:r>
@@ -5638,7 +5638,7 @@
           <w:szCs w:val="24"/>
           <w:lang w:eastAsia="ru-RU"/>
         </w:rPr>
-        <w:pict w14:anchorId="5240CA13">
+        <w:pict w14:anchorId="0DCA2EA0">
           <v:rect id="_x0000_i1042" style="width:0;height:1.5pt" o:hralign="center" o:hrstd="t" o:hr="t" fillcolor="#a0a0a0" stroked="f"/>
         </w:pict>
       </w:r>
@@ -5782,7 +5782,7 @@
           <w:lang w:eastAsia="ru-RU"/>
         </w:rPr>
         <w:lastRenderedPageBreak/>
-        <w:pict w14:anchorId="1A952873">
+        <w:pict w14:anchorId="0DCA2EA1">
           <v:rect id="_x0000_i1043" style="width:0;height:1.5pt" o:hralign="center" o:hrstd="t" o:hr="t" fillcolor="#a0a0a0" stroked="f"/>
         </w:pict>
       </w:r>
@@ -5867,7 +5867,7 @@
           <w:szCs w:val="24"/>
           <w:lang w:eastAsia="ru-RU"/>
         </w:rPr>
-        <w:pict w14:anchorId="673D8CAE">
+        <w:pict w14:anchorId="0DCA2EA2">
           <v:rect id="_x0000_i1044" style="width:0;height:1.5pt" o:hralign="center" o:hrstd="t" o:hr="t" fillcolor="#a0a0a0" stroked="f"/>
         </w:pict>
       </w:r>
@@ -6086,7 +6086,7 @@
           <w:szCs w:val="24"/>
           <w:lang w:eastAsia="ru-RU"/>
         </w:rPr>
-        <w:pict w14:anchorId="3F4AE54C">
+        <w:pict w14:anchorId="0DCA2EA3">
           <v:rect id="_x0000_i1045" style="width:0;height:1.5pt" o:hralign="center" o:hrstd="t" o:hr="t" fillcolor="#a0a0a0" stroked="f"/>
         </w:pict>
       </w:r>
@@ -6229,240 +6229,8 @@
           <w:szCs w:val="24"/>
           <w:lang w:eastAsia="ru-RU"/>
         </w:rPr>
-        <w:pict w14:anchorId="374B78A4">
+        <w:pict w14:anchorId="0DCA2EA4">
           <v:rect id="_x0000_i1046" style="width:0;height:1.5pt" o:hralign="center" o:hrstd="t" o:hr="t" fillcolor="#a0a0a0" stroked="f"/>
-        </w:pict>
-      </w:r>
-    </w:p>
-    <w:p>
-      <w:pPr/>
-      <w:r>
-        <w:t>Media</w:t>
-      </w:r>
-    </w:p>
-    <w:p>
-      <w:pPr/>
-      <w:r>
-        <w:t>Upload Photo</w:t>
-      </w:r>
-    </w:p>
-    <w:p>
-      <w:pPr/>
-      <w:r>
-        <w:t>POST /api/v1/memories/{memoryId}/media</w:t>
-      </w:r>
-    </w:p>
-    <w:p>
-      <w:pPr/>
-      <w:r>
-        <w:t>Content-Type:</w:t>
-      </w:r>
-    </w:p>
-    <w:p>
-      <w:pPr/>
-      <w:r>
-        <w:t>multipart/form-data</w:t>
-      </w:r>
-    </w:p>
-    <w:p>
-      <w:pPr/>
-      <w:r>
-        <w:t>Part:</w:t>
-      </w:r>
-    </w:p>
-    <w:p>
-      <w:pPr/>
-      <w:r>
-        <w:t>file</w:t>
-      </w:r>
-    </w:p>
-    <w:p>
-      <w:pPr/>
-      <w:r>
-        <w:t>Success:</w:t>
-      </w:r>
-    </w:p>
-    <w:p>
-      <w:pPr/>
-      <w:r>
-        <w:t>201 Created</w:t>
-      </w:r>
-    </w:p>
-    <w:p>
-      <w:pPr/>
-      <w:r>
-        <w:t>Response:</w:t>
-      </w:r>
-    </w:p>
-    <w:p>
-      <w:pPr/>
-      <w:r>
-        <w:t>{</w:t>
-      </w:r>
-    </w:p>
-    <w:p>
-      <w:pPr/>
-      <w:r>
-        <w:t xml:space="preserve">  "id": "uuid",</w:t>
-      </w:r>
-    </w:p>
-    <w:p>
-      <w:pPr/>
-      <w:r>
-        <w:t xml:space="preserve">  "memoryId": "uuid",</w:t>
-      </w:r>
-    </w:p>
-    <w:p>
-      <w:pPr/>
-      <w:r>
-        <w:t xml:space="preserve">  "mediaType": "PHOTO",</w:t>
-      </w:r>
-    </w:p>
-    <w:p>
-      <w:pPr/>
-      <w:r>
-        <w:t xml:space="preserve">  "displayFileSize": 123456,</w:t>
-      </w:r>
-    </w:p>
-    <w:p>
-      <w:pPr/>
-      <w:r>
-        <w:t xml:space="preserve">  "thumbnailFileSize": 12345,</w:t>
-      </w:r>
-    </w:p>
-    <w:p>
-      <w:pPr/>
-      <w:r>
-        <w:t xml:space="preserve">  "mimeType": "image/jpeg",</w:t>
-      </w:r>
-    </w:p>
-    <w:p>
-      <w:pPr/>
-      <w:r>
-        <w:t xml:space="preserve">  "createdAt": "2026-08-13T12:00:00Z",</w:t>
-      </w:r>
-    </w:p>
-    <w:p>
-      <w:pPr/>
-      <w:r>
-        <w:t xml:space="preserve">  "thumbnailUrl": "/api/v1/media/{mediaId}/thumbnail",</w:t>
-      </w:r>
-    </w:p>
-    <w:p>
-      <w:pPr/>
-      <w:r>
-        <w:t xml:space="preserve">  "displayUrl": "/api/v1/media/{mediaId}/display"</w:t>
-      </w:r>
-    </w:p>
-    <w:p>
-      <w:pPr/>
-      <w:r>
-        <w:t>}</w:t>
-      </w:r>
-    </w:p>
-    <w:p>
-      <w:pPr/>
-      <w:r>
-        <w:t>List Memory Media</w:t>
-      </w:r>
-    </w:p>
-    <w:p>
-      <w:pPr/>
-      <w:r>
-        <w:t>GET /api/v1/memories/{memoryId}/media</w:t>
-      </w:r>
-    </w:p>
-    <w:p>
-      <w:pPr/>
-      <w:r>
-        <w:t>Success: 200 OK</w:t>
-      </w:r>
-    </w:p>
-    <w:p>
-      <w:pPr/>
-      <w:r>
-        <w:t>Response: ordered MediaResponse array, canonical order createdAt ASC, id ASC.</w:t>
-      </w:r>
-    </w:p>
-    <w:p>
-      <w:pPr/>
-      <w:r>
-        <w:t>Download Thumbnail</w:t>
-      </w:r>
-    </w:p>
-    <w:p>
-      <w:pPr/>
-      <w:r>
-        <w:t>GET /api/v1/media/{mediaId}/thumbnail</w:t>
-      </w:r>
-    </w:p>
-    <w:p>
-      <w:pPr/>
-      <w:r>
-        <w:t>Returns authenticated binary THUMBNAIL representation.</w:t>
-      </w:r>
-    </w:p>
-    <w:p>
-      <w:pPr/>
-      <w:r>
-        <w:t>Download Display</w:t>
-      </w:r>
-    </w:p>
-    <w:p>
-      <w:pPr/>
-      <w:r>
-        <w:t>GET /api/v1/media/{mediaId}/display</w:t>
-      </w:r>
-    </w:p>
-    <w:p>
-      <w:pPr/>
-      <w:r>
-        <w:t>Returns authenticated binary DISPLAY representation.</w:t>
-      </w:r>
-    </w:p>
-    <w:p>
-      <w:pPr/>
-      <w:r>
-        <w:t>Delete Media</w:t>
-      </w:r>
-    </w:p>
-    <w:p>
-      <w:pPr/>
-      <w:r>
-        <w:t>DELETE /api/v1/media/{mediaId}</w:t>
-      </w:r>
-    </w:p>
-    <w:p>
-      <w:pPr/>
-      <w:r>
-        <w:t>Success: 204 No Content</w:t>
-      </w:r>
-    </w:p>
-    <w:p>
-      <w:pPr/>
-      <w:r>
-        <w:t>MediaResponse never exposes displayStorageKey, thumbnailStorageKey, bucket, MinIO endpoint or credentials. thumbnailUrl/displayUrl are backend-relative authenticated API paths, not MinIO URLs.</w:t>
-      </w:r>
-    </w:p>
-    <w:p>
-      <w:pPr>
-        <w:spacing w:after="0" w:line="240" w:lineRule="auto"/>
-        <w:rPr>
-          <w:rFonts w:ascii="Times New Roman" w:eastAsia="Times New Roman" w:hAnsi="Times New Roman" w:cs="Times New Roman"/>
-          <w:sz w:val="24"/>
-          <w:szCs w:val="24"/>
-          <w:lang w:eastAsia="ru-RU"/>
-        </w:rPr>
-      </w:pPr>
-      <w:r>
-        <w:rPr>
-          <w:rFonts w:ascii="Times New Roman" w:eastAsia="Times New Roman" w:hAnsi="Times New Roman" w:cs="Times New Roman"/>
-          <w:sz w:val="24"/>
-          <w:szCs w:val="24"/>
-          <w:lang w:eastAsia="ru-RU"/>
-        </w:rPr>
-        <w:pict w14:anchorId="0643D76D">
-          <v:rect id="_x0000_i1049" style="width:0;height:1.5pt" o:hralign="center" o:hrstd="t" o:hr="t" fillcolor="#a0a0a0" stroked="f"/>
         </w:pict>
       </w:r>
     </w:p>
@@ -6490,7 +6258,7 @@
           <w:szCs w:val="48"/>
           <w:lang w:val="en-US" w:eastAsia="ru-RU"/>
         </w:rPr>
-        <w:t>Story Playback</w:t>
+        <w:t>Media</w:t>
       </w:r>
     </w:p>
     <w:p>
@@ -6515,6 +6283,559 @@
           <w:szCs w:val="36"/>
           <w:lang w:val="en-US" w:eastAsia="ru-RU"/>
         </w:rPr>
+        <w:t>Upload Media</w:t>
+      </w:r>
+    </w:p>
+    <w:p>
+      <w:pPr>
+        <w:tabs>
+          <w:tab w:val="left" w:pos="916"/>
+          <w:tab w:val="left" w:pos="1832"/>
+          <w:tab w:val="left" w:pos="2748"/>
+          <w:tab w:val="left" w:pos="3664"/>
+          <w:tab w:val="left" w:pos="4580"/>
+          <w:tab w:val="left" w:pos="5496"/>
+          <w:tab w:val="left" w:pos="6412"/>
+          <w:tab w:val="left" w:pos="7328"/>
+          <w:tab w:val="left" w:pos="8244"/>
+          <w:tab w:val="left" w:pos="9160"/>
+          <w:tab w:val="left" w:pos="10076"/>
+          <w:tab w:val="left" w:pos="10992"/>
+          <w:tab w:val="left" w:pos="11908"/>
+          <w:tab w:val="left" w:pos="12824"/>
+          <w:tab w:val="left" w:pos="13740"/>
+          <w:tab w:val="left" w:pos="14656"/>
+        </w:tabs>
+        <w:spacing w:after="0" w:line="240" w:lineRule="auto"/>
+        <w:rPr>
+          <w:rFonts w:ascii="Courier New" w:eastAsia="Times New Roman" w:hAnsi="Courier New" w:cs="Courier New"/>
+          <w:sz w:val="20"/>
+          <w:szCs w:val="20"/>
+          <w:lang w:val="en-US" w:eastAsia="ru-RU"/>
+        </w:rPr>
+      </w:pPr>
+      <w:r>
+        <w:rPr>
+          <w:rFonts w:ascii="Courier New" w:eastAsia="Times New Roman" w:hAnsi="Courier New" w:cs="Courier New"/>
+          <w:sz w:val="20"/>
+          <w:szCs w:val="20"/>
+          <w:lang w:val="en-US" w:eastAsia="ru-RU"/>
+        </w:rPr>
+        <w:t>POST /api/v1/memories/{memoryId}/media</w:t>
+      </w:r>
+    </w:p>
+    <w:p>
+      <w:pPr>
+        <w:spacing w:before="100" w:beforeAutospacing="1" w:after="100" w:afterAutospacing="1" w:line="240" w:lineRule="auto"/>
+        <w:rPr>
+          <w:rFonts w:ascii="Times New Roman" w:eastAsia="Times New Roman" w:hAnsi="Times New Roman" w:cs="Times New Roman"/>
+          <w:sz w:val="24"/>
+          <w:szCs w:val="24"/>
+          <w:lang w:val="en-US" w:eastAsia="ru-RU"/>
+        </w:rPr>
+      </w:pPr>
+      <w:r>
+        <w:rPr>
+          <w:rFonts w:ascii="Times New Roman" w:eastAsia="Times New Roman" w:hAnsi="Times New Roman" w:cs="Times New Roman"/>
+          <w:sz w:val="24"/>
+          <w:szCs w:val="24"/>
+          <w:lang w:val="en-US" w:eastAsia="ru-RU"/>
+        </w:rPr>
+        <w:t>Content-Type:</w:t>
+      </w:r>
+    </w:p>
+    <w:p>
+      <w:pPr>
+        <w:tabs>
+          <w:tab w:val="left" w:pos="916"/>
+          <w:tab w:val="left" w:pos="1832"/>
+          <w:tab w:val="left" w:pos="2748"/>
+          <w:tab w:val="left" w:pos="3664"/>
+          <w:tab w:val="left" w:pos="4580"/>
+          <w:tab w:val="left" w:pos="5496"/>
+          <w:tab w:val="left" w:pos="6412"/>
+          <w:tab w:val="left" w:pos="7328"/>
+          <w:tab w:val="left" w:pos="8244"/>
+          <w:tab w:val="left" w:pos="9160"/>
+          <w:tab w:val="left" w:pos="10076"/>
+          <w:tab w:val="left" w:pos="10992"/>
+          <w:tab w:val="left" w:pos="11908"/>
+          <w:tab w:val="left" w:pos="12824"/>
+          <w:tab w:val="left" w:pos="13740"/>
+          <w:tab w:val="left" w:pos="14656"/>
+        </w:tabs>
+        <w:spacing w:after="0" w:line="240" w:lineRule="auto"/>
+        <w:rPr>
+          <w:rFonts w:ascii="Courier New" w:eastAsia="Times New Roman" w:hAnsi="Courier New" w:cs="Courier New"/>
+          <w:sz w:val="20"/>
+          <w:szCs w:val="20"/>
+          <w:lang w:val="en-US" w:eastAsia="ru-RU"/>
+        </w:rPr>
+      </w:pPr>
+      <w:r>
+        <w:rPr>
+          <w:rFonts w:ascii="Courier New" w:eastAsia="Times New Roman" w:hAnsi="Courier New" w:cs="Courier New"/>
+          <w:sz w:val="20"/>
+          <w:szCs w:val="20"/>
+          <w:lang w:val="en-US" w:eastAsia="ru-RU"/>
+        </w:rPr>
+        <w:t>multipart/form-data</w:t>
+      </w:r>
+    </w:p>
+    <w:p>
+      <w:pPr>
+        <w:spacing w:before="100" w:beforeAutospacing="1" w:after="100" w:afterAutospacing="1" w:line="240" w:lineRule="auto"/>
+        <w:rPr>
+          <w:rFonts w:ascii="Times New Roman" w:eastAsia="Times New Roman" w:hAnsi="Times New Roman" w:cs="Times New Roman"/>
+          <w:sz w:val="24"/>
+          <w:szCs w:val="24"/>
+          <w:lang w:val="en-US" w:eastAsia="ru-RU"/>
+        </w:rPr>
+      </w:pPr>
+      <w:r>
+        <w:rPr>
+          <w:rFonts w:ascii="Times New Roman" w:eastAsia="Times New Roman" w:hAnsi="Times New Roman" w:cs="Times New Roman"/>
+          <w:sz w:val="24"/>
+          <w:szCs w:val="24"/>
+          <w:lang w:val="en-US" w:eastAsia="ru-RU"/>
+        </w:rPr>
+        <w:t>Response:</w:t>
+      </w:r>
+    </w:p>
+    <w:p>
+      <w:pPr>
+        <w:tabs>
+          <w:tab w:val="left" w:pos="916"/>
+          <w:tab w:val="left" w:pos="1832"/>
+          <w:tab w:val="left" w:pos="2748"/>
+          <w:tab w:val="left" w:pos="3664"/>
+          <w:tab w:val="left" w:pos="4580"/>
+          <w:tab w:val="left" w:pos="5496"/>
+          <w:tab w:val="left" w:pos="6412"/>
+          <w:tab w:val="left" w:pos="7328"/>
+          <w:tab w:val="left" w:pos="8244"/>
+          <w:tab w:val="left" w:pos="9160"/>
+          <w:tab w:val="left" w:pos="10076"/>
+          <w:tab w:val="left" w:pos="10992"/>
+          <w:tab w:val="left" w:pos="11908"/>
+          <w:tab w:val="left" w:pos="12824"/>
+          <w:tab w:val="left" w:pos="13740"/>
+          <w:tab w:val="left" w:pos="14656"/>
+        </w:tabs>
+        <w:spacing w:after="0" w:line="240" w:lineRule="auto"/>
+        <w:rPr>
+          <w:rFonts w:ascii="Courier New" w:eastAsia="Times New Roman" w:hAnsi="Courier New" w:cs="Courier New"/>
+          <w:sz w:val="20"/>
+          <w:szCs w:val="20"/>
+          <w:lang w:eastAsia="ru-RU"/>
+        </w:rPr>
+      </w:pPr>
+      <w:r>
+        <w:rPr>
+          <w:rFonts w:ascii="Courier New" w:eastAsia="Times New Roman" w:hAnsi="Courier New" w:cs="Courier New"/>
+          <w:sz w:val="20"/>
+          <w:szCs w:val="20"/>
+          <w:lang w:eastAsia="ru-RU"/>
+        </w:rPr>
+        <w:t>{</w:t>
+      </w:r>
+    </w:p>
+    <w:p>
+      <w:pPr>
+        <w:tabs>
+          <w:tab w:val="left" w:pos="916"/>
+          <w:tab w:val="left" w:pos="1832"/>
+          <w:tab w:val="left" w:pos="2748"/>
+          <w:tab w:val="left" w:pos="3664"/>
+          <w:tab w:val="left" w:pos="4580"/>
+          <w:tab w:val="left" w:pos="5496"/>
+          <w:tab w:val="left" w:pos="6412"/>
+          <w:tab w:val="left" w:pos="7328"/>
+          <w:tab w:val="left" w:pos="8244"/>
+          <w:tab w:val="left" w:pos="9160"/>
+          <w:tab w:val="left" w:pos="10076"/>
+          <w:tab w:val="left" w:pos="10992"/>
+          <w:tab w:val="left" w:pos="11908"/>
+          <w:tab w:val="left" w:pos="12824"/>
+          <w:tab w:val="left" w:pos="13740"/>
+          <w:tab w:val="left" w:pos="14656"/>
+        </w:tabs>
+        <w:spacing w:after="0" w:line="240" w:lineRule="auto"/>
+        <w:rPr>
+          <w:rFonts w:ascii="Courier New" w:eastAsia="Times New Roman" w:hAnsi="Courier New" w:cs="Courier New"/>
+          <w:sz w:val="20"/>
+          <w:szCs w:val="20"/>
+          <w:lang w:eastAsia="ru-RU"/>
+        </w:rPr>
+      </w:pPr>
+      <w:r>
+        <w:rPr>
+          <w:rFonts w:ascii="Courier New" w:eastAsia="Times New Roman" w:hAnsi="Courier New" w:cs="Courier New"/>
+          <w:sz w:val="20"/>
+          <w:szCs w:val="20"/>
+          <w:lang w:eastAsia="ru-RU"/>
+        </w:rPr>
+        <w:t xml:space="preserve">  "mediaId": "uuid"</w:t>
+      </w:r>
+    </w:p>
+    <w:p>
+      <w:pPr>
+        <w:tabs>
+          <w:tab w:val="left" w:pos="916"/>
+          <w:tab w:val="left" w:pos="1832"/>
+          <w:tab w:val="left" w:pos="2748"/>
+          <w:tab w:val="left" w:pos="3664"/>
+          <w:tab w:val="left" w:pos="4580"/>
+          <w:tab w:val="left" w:pos="5496"/>
+          <w:tab w:val="left" w:pos="6412"/>
+          <w:tab w:val="left" w:pos="7328"/>
+          <w:tab w:val="left" w:pos="8244"/>
+          <w:tab w:val="left" w:pos="9160"/>
+          <w:tab w:val="left" w:pos="10076"/>
+          <w:tab w:val="left" w:pos="10992"/>
+          <w:tab w:val="left" w:pos="11908"/>
+          <w:tab w:val="left" w:pos="12824"/>
+          <w:tab w:val="left" w:pos="13740"/>
+          <w:tab w:val="left" w:pos="14656"/>
+        </w:tabs>
+        <w:spacing w:after="0" w:line="240" w:lineRule="auto"/>
+        <w:rPr>
+          <w:rFonts w:ascii="Courier New" w:eastAsia="Times New Roman" w:hAnsi="Courier New" w:cs="Courier New"/>
+          <w:sz w:val="20"/>
+          <w:szCs w:val="20"/>
+          <w:lang w:eastAsia="ru-RU"/>
+        </w:rPr>
+      </w:pPr>
+      <w:r>
+        <w:rPr>
+          <w:rFonts w:ascii="Courier New" w:eastAsia="Times New Roman" w:hAnsi="Courier New" w:cs="Courier New"/>
+          <w:sz w:val="20"/>
+          <w:szCs w:val="20"/>
+          <w:lang w:eastAsia="ru-RU"/>
+        </w:rPr>
+        <w:t>}</w:t>
+      </w:r>
+    </w:p>
+    <w:p>
+      <w:pPr>
+        <w:spacing w:after="0" w:line="240" w:lineRule="auto"/>
+        <w:rPr>
+          <w:rFonts w:ascii="Times New Roman" w:eastAsia="Times New Roman" w:hAnsi="Times New Roman" w:cs="Times New Roman"/>
+          <w:sz w:val="24"/>
+          <w:szCs w:val="24"/>
+          <w:lang w:eastAsia="ru-RU"/>
+        </w:rPr>
+      </w:pPr>
+      <w:r>
+        <w:rPr>
+          <w:rFonts w:ascii="Times New Roman" w:eastAsia="Times New Roman" w:hAnsi="Times New Roman" w:cs="Times New Roman"/>
+          <w:sz w:val="24"/>
+          <w:szCs w:val="24"/>
+          <w:lang w:eastAsia="ru-RU"/>
+        </w:rPr>
+        <w:pict w14:anchorId="0DCA2EA5">
+          <v:rect id="_x0000_i1047" style="width:0;height:1.5pt" o:hralign="center" o:hrstd="t" o:hr="t" fillcolor="#a0a0a0" stroked="f"/>
+        </w:pict>
+      </w:r>
+    </w:p>
+    <w:p>
+      <w:pPr>
+        <w:spacing w:before="100" w:beforeAutospacing="1" w:after="100" w:afterAutospacing="1" w:line="240" w:lineRule="auto"/>
+        <w:outlineLvl w:val="1"/>
+        <w:rPr>
+          <w:rFonts w:ascii="Times New Roman" w:eastAsia="Times New Roman" w:hAnsi="Times New Roman" w:cs="Times New Roman"/>
+          <w:b/>
+          <w:bCs/>
+          <w:sz w:val="36"/>
+          <w:szCs w:val="36"/>
+          <w:lang w:val="en-US" w:eastAsia="ru-RU"/>
+        </w:rPr>
+      </w:pPr>
+      <w:r>
+        <w:rPr>
+          <w:rFonts w:ascii="Times New Roman" w:eastAsia="Times New Roman" w:hAnsi="Times New Roman" w:cs="Times New Roman"/>
+          <w:b/>
+          <w:bCs/>
+          <w:sz w:val="36"/>
+          <w:szCs w:val="36"/>
+          <w:lang w:val="en-US" w:eastAsia="ru-RU"/>
+        </w:rPr>
+        <w:t>Download Media</w:t>
+      </w:r>
+    </w:p>
+    <w:p>
+      <w:pPr>
+        <w:tabs>
+          <w:tab w:val="left" w:pos="916"/>
+          <w:tab w:val="left" w:pos="1832"/>
+          <w:tab w:val="left" w:pos="2748"/>
+          <w:tab w:val="left" w:pos="3664"/>
+          <w:tab w:val="left" w:pos="4580"/>
+          <w:tab w:val="left" w:pos="5496"/>
+          <w:tab w:val="left" w:pos="6412"/>
+          <w:tab w:val="left" w:pos="7328"/>
+          <w:tab w:val="left" w:pos="8244"/>
+          <w:tab w:val="left" w:pos="9160"/>
+          <w:tab w:val="left" w:pos="10076"/>
+          <w:tab w:val="left" w:pos="10992"/>
+          <w:tab w:val="left" w:pos="11908"/>
+          <w:tab w:val="left" w:pos="12824"/>
+          <w:tab w:val="left" w:pos="13740"/>
+          <w:tab w:val="left" w:pos="14656"/>
+        </w:tabs>
+        <w:spacing w:after="0" w:line="240" w:lineRule="auto"/>
+        <w:rPr>
+          <w:rFonts w:ascii="Courier New" w:eastAsia="Times New Roman" w:hAnsi="Courier New" w:cs="Courier New"/>
+          <w:sz w:val="20"/>
+          <w:szCs w:val="20"/>
+          <w:lang w:val="en-US" w:eastAsia="ru-RU"/>
+        </w:rPr>
+      </w:pPr>
+      <w:r>
+        <w:rPr>
+          <w:rFonts w:ascii="Courier New" w:eastAsia="Times New Roman" w:hAnsi="Courier New" w:cs="Courier New"/>
+          <w:sz w:val="20"/>
+          <w:szCs w:val="20"/>
+          <w:lang w:val="en-US" w:eastAsia="ru-RU"/>
+        </w:rPr>
+        <w:t>GET /api/v1/media/{mediaId}</w:t>
+      </w:r>
+    </w:p>
+    <w:p>
+      <w:pPr>
+        <w:spacing w:before="100" w:beforeAutospacing="1" w:after="100" w:afterAutospacing="1" w:line="240" w:lineRule="auto"/>
+        <w:rPr>
+          <w:rFonts w:ascii="Times New Roman" w:eastAsia="Times New Roman" w:hAnsi="Times New Roman" w:cs="Times New Roman"/>
+          <w:sz w:val="24"/>
+          <w:szCs w:val="24"/>
+          <w:lang w:eastAsia="ru-RU"/>
+        </w:rPr>
+      </w:pPr>
+      <w:r>
+        <w:rPr>
+          <w:rFonts w:ascii="Times New Roman" w:eastAsia="Times New Roman" w:hAnsi="Times New Roman" w:cs="Times New Roman"/>
+          <w:sz w:val="24"/>
+          <w:szCs w:val="24"/>
+          <w:lang w:eastAsia="ru-RU"/>
+        </w:rPr>
+        <w:t>Returns file stream.</w:t>
+      </w:r>
+    </w:p>
+    <w:p>
+      <w:pPr>
+        <w:spacing w:after="0" w:line="240" w:lineRule="auto"/>
+        <w:rPr>
+          <w:rFonts w:ascii="Times New Roman" w:eastAsia="Times New Roman" w:hAnsi="Times New Roman" w:cs="Times New Roman"/>
+          <w:sz w:val="24"/>
+          <w:szCs w:val="24"/>
+          <w:lang w:eastAsia="ru-RU"/>
+        </w:rPr>
+      </w:pPr>
+      <w:r>
+        <w:rPr>
+          <w:rFonts w:ascii="Times New Roman" w:eastAsia="Times New Roman" w:hAnsi="Times New Roman" w:cs="Times New Roman"/>
+          <w:sz w:val="24"/>
+          <w:szCs w:val="24"/>
+          <w:lang w:eastAsia="ru-RU"/>
+        </w:rPr>
+        <w:pict w14:anchorId="0DCA2EA6">
+          <v:rect id="_x0000_i1048" style="width:0;height:1.5pt" o:hralign="center" o:hrstd="t" o:hr="t" fillcolor="#a0a0a0" stroked="f"/>
+        </w:pict>
+      </w:r>
+    </w:p>
+    <w:p>
+      <w:pPr>
+        <w:spacing w:before="100" w:beforeAutospacing="1" w:after="100" w:afterAutospacing="1" w:line="240" w:lineRule="auto"/>
+        <w:outlineLvl w:val="1"/>
+        <w:rPr>
+          <w:rFonts w:ascii="Times New Roman" w:eastAsia="Times New Roman" w:hAnsi="Times New Roman" w:cs="Times New Roman"/>
+          <w:b/>
+          <w:bCs/>
+          <w:sz w:val="36"/>
+          <w:szCs w:val="36"/>
+          <w:lang w:val="en-US" w:eastAsia="ru-RU"/>
+        </w:rPr>
+      </w:pPr>
+      <w:r>
+        <w:rPr>
+          <w:rFonts w:ascii="Times New Roman" w:eastAsia="Times New Roman" w:hAnsi="Times New Roman" w:cs="Times New Roman"/>
+          <w:b/>
+          <w:bCs/>
+          <w:sz w:val="36"/>
+          <w:szCs w:val="36"/>
+          <w:lang w:val="en-US" w:eastAsia="ru-RU"/>
+        </w:rPr>
+        <w:lastRenderedPageBreak/>
+        <w:t>Delete Media</w:t>
+      </w:r>
+    </w:p>
+    <w:p>
+      <w:pPr>
+        <w:tabs>
+          <w:tab w:val="left" w:pos="916"/>
+          <w:tab w:val="left" w:pos="1832"/>
+          <w:tab w:val="left" w:pos="2748"/>
+          <w:tab w:val="left" w:pos="3664"/>
+          <w:tab w:val="left" w:pos="4580"/>
+          <w:tab w:val="left" w:pos="5496"/>
+          <w:tab w:val="left" w:pos="6412"/>
+          <w:tab w:val="left" w:pos="7328"/>
+          <w:tab w:val="left" w:pos="8244"/>
+          <w:tab w:val="left" w:pos="9160"/>
+          <w:tab w:val="left" w:pos="10076"/>
+          <w:tab w:val="left" w:pos="10992"/>
+          <w:tab w:val="left" w:pos="11908"/>
+          <w:tab w:val="left" w:pos="12824"/>
+          <w:tab w:val="left" w:pos="13740"/>
+          <w:tab w:val="left" w:pos="14656"/>
+        </w:tabs>
+        <w:spacing w:after="0" w:line="240" w:lineRule="auto"/>
+        <w:rPr>
+          <w:rFonts w:ascii="Courier New" w:eastAsia="Times New Roman" w:hAnsi="Courier New" w:cs="Courier New"/>
+          <w:sz w:val="20"/>
+          <w:szCs w:val="20"/>
+          <w:lang w:val="en-US" w:eastAsia="ru-RU"/>
+        </w:rPr>
+      </w:pPr>
+      <w:r>
+        <w:rPr>
+          <w:rFonts w:ascii="Courier New" w:eastAsia="Times New Roman" w:hAnsi="Courier New" w:cs="Courier New"/>
+          <w:sz w:val="20"/>
+          <w:szCs w:val="20"/>
+          <w:lang w:val="en-US" w:eastAsia="ru-RU"/>
+        </w:rPr>
+        <w:t>DELETE /api/v1/media/{mediaId}</w:t>
+      </w:r>
+    </w:p>
+    <w:p>
+      <w:pPr>
+        <w:spacing w:before="100" w:beforeAutospacing="1" w:after="100" w:afterAutospacing="1" w:line="240" w:lineRule="auto"/>
+        <w:rPr>
+          <w:rFonts w:ascii="Times New Roman" w:eastAsia="Times New Roman" w:hAnsi="Times New Roman" w:cs="Times New Roman"/>
+          <w:sz w:val="24"/>
+          <w:szCs w:val="24"/>
+          <w:lang w:eastAsia="ru-RU"/>
+        </w:rPr>
+      </w:pPr>
+      <w:r>
+        <w:rPr>
+          <w:rFonts w:ascii="Times New Roman" w:eastAsia="Times New Roman" w:hAnsi="Times New Roman" w:cs="Times New Roman"/>
+          <w:sz w:val="24"/>
+          <w:szCs w:val="24"/>
+          <w:lang w:eastAsia="ru-RU"/>
+        </w:rPr>
+        <w:t>Response:</w:t>
+      </w:r>
+    </w:p>
+    <w:p>
+      <w:pPr>
+        <w:tabs>
+          <w:tab w:val="left" w:pos="916"/>
+          <w:tab w:val="left" w:pos="1832"/>
+          <w:tab w:val="left" w:pos="2748"/>
+          <w:tab w:val="left" w:pos="3664"/>
+          <w:tab w:val="left" w:pos="4580"/>
+          <w:tab w:val="left" w:pos="5496"/>
+          <w:tab w:val="left" w:pos="6412"/>
+          <w:tab w:val="left" w:pos="7328"/>
+          <w:tab w:val="left" w:pos="8244"/>
+          <w:tab w:val="left" w:pos="9160"/>
+          <w:tab w:val="left" w:pos="10076"/>
+          <w:tab w:val="left" w:pos="10992"/>
+          <w:tab w:val="left" w:pos="11908"/>
+          <w:tab w:val="left" w:pos="12824"/>
+          <w:tab w:val="left" w:pos="13740"/>
+          <w:tab w:val="left" w:pos="14656"/>
+        </w:tabs>
+        <w:spacing w:after="0" w:line="240" w:lineRule="auto"/>
+        <w:rPr>
+          <w:rFonts w:ascii="Courier New" w:eastAsia="Times New Roman" w:hAnsi="Courier New" w:cs="Courier New"/>
+          <w:sz w:val="20"/>
+          <w:szCs w:val="20"/>
+          <w:lang w:eastAsia="ru-RU"/>
+        </w:rPr>
+      </w:pPr>
+      <w:r>
+        <w:rPr>
+          <w:rFonts w:ascii="Courier New" w:eastAsia="Times New Roman" w:hAnsi="Courier New" w:cs="Courier New"/>
+          <w:sz w:val="20"/>
+          <w:szCs w:val="20"/>
+          <w:lang w:eastAsia="ru-RU"/>
+        </w:rPr>
+        <w:t>204 No Content</w:t>
+      </w:r>
+    </w:p>
+    <w:p>
+      <w:pPr>
+        <w:spacing w:after="0" w:line="240" w:lineRule="auto"/>
+        <w:rPr>
+          <w:rFonts w:ascii="Times New Roman" w:eastAsia="Times New Roman" w:hAnsi="Times New Roman" w:cs="Times New Roman"/>
+          <w:sz w:val="24"/>
+          <w:szCs w:val="24"/>
+          <w:lang w:eastAsia="ru-RU"/>
+        </w:rPr>
+      </w:pPr>
+      <w:r>
+        <w:rPr>
+          <w:rFonts w:ascii="Times New Roman" w:eastAsia="Times New Roman" w:hAnsi="Times New Roman" w:cs="Times New Roman"/>
+          <w:sz w:val="24"/>
+          <w:szCs w:val="24"/>
+          <w:lang w:eastAsia="ru-RU"/>
+        </w:rPr>
+        <w:pict w14:anchorId="0DCA2EA7">
+          <v:rect id="_x0000_i1049" style="width:0;height:1.5pt" o:hralign="center" o:hrstd="t" o:hr="t" fillcolor="#a0a0a0" stroked="f"/>
+        </w:pict>
+      </w:r>
+    </w:p>
+    <w:p>
+      <w:pPr>
+        <w:spacing w:before="100" w:beforeAutospacing="1" w:after="100" w:afterAutospacing="1" w:line="240" w:lineRule="auto"/>
+        <w:outlineLvl w:val="0"/>
+        <w:rPr>
+          <w:rFonts w:ascii="Times New Roman" w:eastAsia="Times New Roman" w:hAnsi="Times New Roman" w:cs="Times New Roman"/>
+          <w:b/>
+          <w:bCs/>
+          <w:kern w:val="36"/>
+          <w:sz w:val="48"/>
+          <w:szCs w:val="48"/>
+          <w:lang w:val="en-US" w:eastAsia="ru-RU"/>
+        </w:rPr>
+      </w:pPr>
+      <w:r>
+        <w:rPr>
+          <w:rFonts w:ascii="Times New Roman" w:eastAsia="Times New Roman" w:hAnsi="Times New Roman" w:cs="Times New Roman"/>
+          <w:b/>
+          <w:bCs/>
+          <w:kern w:val="36"/>
+          <w:sz w:val="48"/>
+          <w:szCs w:val="48"/>
+          <w:lang w:val="en-US" w:eastAsia="ru-RU"/>
+        </w:rPr>
+        <w:t>Story Playback</w:t>
+      </w:r>
+    </w:p>
+    <w:p>
+      <w:pPr>
+        <w:spacing w:before="100" w:beforeAutospacing="1" w:after="100" w:afterAutospacing="1" w:line="240" w:lineRule="auto"/>
+        <w:outlineLvl w:val="1"/>
+        <w:rPr>
+          <w:rFonts w:ascii="Times New Roman" w:eastAsia="Times New Roman" w:hAnsi="Times New Roman" w:cs="Times New Roman"/>
+          <w:b/>
+          <w:bCs/>
+          <w:sz w:val="36"/>
+          <w:szCs w:val="36"/>
+          <w:lang w:val="en-US" w:eastAsia="ru-RU"/>
+        </w:rPr>
+      </w:pPr>
+      <w:r>
+        <w:rPr>
+          <w:rFonts w:ascii="Times New Roman" w:eastAsia="Times New Roman" w:hAnsi="Times New Roman" w:cs="Times New Roman"/>
+          <w:b/>
+          <w:bCs/>
+          <w:sz w:val="36"/>
+          <w:szCs w:val="36"/>
+          <w:lang w:val="en-US" w:eastAsia="ru-RU"/>
+        </w:rPr>
         <w:t>Get Playback</w:t>
       </w:r>
     </w:p>
@@ -7027,6 +7348,336 @@
           <w:lang w:val="en-US"/>
         </w:rPr>
       </w:pPr>
+    </w:p>
+    <w:p>
+      <w:pPr>
+        <w:rPr>
+          <w:lang w:val="en-US"/>
+        </w:rPr>
+      </w:pPr>
+      <w:r>
+        <w:rPr>
+          <w:lang w:val="en-US"/>
+        </w:rPr>
+        <w:t>"previewPhoto": {</w:t>
+      </w:r>
+    </w:p>
+    <w:p>
+      <w:pPr>
+        <w:rPr>
+          <w:lang w:val="en-US"/>
+        </w:rPr>
+      </w:pPr>
+      <w:r>
+        <w:rPr>
+          <w:lang w:val="en-US"/>
+        </w:rPr>
+        <w:t xml:space="preserve">  "mediaId": "uuid",</w:t>
+      </w:r>
+    </w:p>
+    <w:p>
+      <w:pPr>
+        <w:rPr>
+          <w:lang w:val="en-US"/>
+        </w:rPr>
+      </w:pPr>
+      <w:r>
+        <w:rPr>
+          <w:lang w:val="en-US"/>
+        </w:rPr>
+        <w:t xml:space="preserve">  "thumbnailUrl": "/api/v1/media/{mediaId}/thumbnail"</w:t>
+      </w:r>
+    </w:p>
+    <w:p>
+      <w:pPr>
+        <w:rPr>
+          <w:lang w:val="en-US"/>
+        </w:rPr>
+      </w:pPr>
+      <w:r>
+        <w:rPr>
+          <w:lang w:val="en-US"/>
+        </w:rPr>
+        <w:t>}</w:t>
+      </w:r>
+    </w:p>
+    <w:p>
+      <w:pPr>
+        <w:rPr>
+          <w:lang w:val="en-US"/>
+        </w:rPr>
+      </w:pPr>
+    </w:p>
+    <w:p>
+      <w:pPr>
+        <w:rPr>
+          <w:lang w:val="en-US"/>
+        </w:rPr>
+      </w:pPr>
+      <w:r>
+        <w:rPr>
+          <w:lang w:val="en-US"/>
+        </w:rPr>
+        <w:t>previewPhoto is returned by authorized Memory read endpoints:</w:t>
+      </w:r>
+    </w:p>
+    <w:p>
+      <w:pPr>
+        <w:rPr>
+          <w:lang w:val="en-US"/>
+        </w:rPr>
+      </w:pPr>
+    </w:p>
+    <w:p>
+      <w:pPr>
+        <w:rPr>
+          <w:lang w:val="en-US"/>
+        </w:rPr>
+      </w:pPr>
+      <w:r>
+        <w:rPr>
+          <w:lang w:val="en-US"/>
+        </w:rPr>
+        <w:t>GET /api/v1/stories/{storyId}/memories</w:t>
+      </w:r>
+    </w:p>
+    <w:p>
+      <w:pPr>
+        <w:rPr>
+          <w:lang w:val="en-US"/>
+        </w:rPr>
+      </w:pPr>
+      <w:r>
+        <w:rPr>
+          <w:lang w:val="en-US"/>
+        </w:rPr>
+        <w:t>GET /api/v1/memories/{memoryId}</w:t>
+      </w:r>
+    </w:p>
+    <w:p>
+      <w:pPr>
+        <w:rPr>
+          <w:lang w:val="en-US"/>
+        </w:rPr>
+      </w:pPr>
+    </w:p>
+    <w:p>
+      <w:pPr>
+        <w:rPr>
+          <w:lang w:val="en-US"/>
+        </w:rPr>
+      </w:pPr>
+      <w:r>
+        <w:rPr>
+          <w:lang w:val="en-US"/>
+        </w:rPr>
+        <w:t>thumbnailUrl is backend-relative.</w:t>
+      </w:r>
+    </w:p>
+    <w:p>
+      <w:pPr>
+        <w:rPr>
+          <w:lang w:val="en-US"/>
+        </w:rPr>
+      </w:pPr>
+    </w:p>
+    <w:p>
+      <w:pPr>
+        <w:rPr>
+          <w:lang w:val="en-US"/>
+        </w:rPr>
+      </w:pPr>
+      <w:r>
+        <w:rPr>
+          <w:lang w:val="en-US"/>
+        </w:rPr>
+        <w:lastRenderedPageBreak/>
+        <w:t>The response never exposes:</w:t>
+      </w:r>
+    </w:p>
+    <w:p>
+      <w:pPr>
+        <w:rPr>
+          <w:lang w:val="en-US"/>
+        </w:rPr>
+      </w:pPr>
+      <w:r>
+        <w:rPr>
+          <w:lang w:val="en-US"/>
+        </w:rPr>
+        <w:t>- storage key;</w:t>
+      </w:r>
+    </w:p>
+    <w:p>
+      <w:pPr>
+        <w:rPr>
+          <w:lang w:val="en-US"/>
+        </w:rPr>
+      </w:pPr>
+      <w:r>
+        <w:rPr>
+          <w:lang w:val="en-US"/>
+        </w:rPr>
+        <w:t>- bucket;</w:t>
+      </w:r>
+    </w:p>
+    <w:p>
+      <w:pPr>
+        <w:rPr>
+          <w:lang w:val="en-US"/>
+        </w:rPr>
+      </w:pPr>
+      <w:r>
+        <w:rPr>
+          <w:lang w:val="en-US"/>
+        </w:rPr>
+        <w:t>- MinIO endpoint;</w:t>
+      </w:r>
+    </w:p>
+    <w:p>
+      <w:pPr>
+        <w:rPr>
+          <w:lang w:val="en-US"/>
+        </w:rPr>
+      </w:pPr>
+      <w:r>
+        <w:rPr>
+          <w:lang w:val="en-US"/>
+        </w:rPr>
+        <w:t>- MinIO credentials;</w:t>
+      </w:r>
+    </w:p>
+    <w:p>
+      <w:pPr>
+        <w:rPr>
+          <w:lang w:val="en-US"/>
+        </w:rPr>
+      </w:pPr>
+      <w:r>
+        <w:rPr>
+          <w:lang w:val="en-US"/>
+        </w:rPr>
+        <w:t>- public object URL.</w:t>
+      </w:r>
+    </w:p>
+    <w:p>
+      <w:pPr>
+        <w:rPr>
+          <w:lang w:val="en-US"/>
+        </w:rPr>
+      </w:pPr>
+    </w:p>
+    <w:p>
+      <w:pPr>
+        <w:rPr>
+          <w:lang w:val="en-US"/>
+        </w:rPr>
+      </w:pPr>
+      <w:r>
+        <w:rPr>
+          <w:lang w:val="en-US"/>
+        </w:rPr>
+        <w:t>Preview selection:</w:t>
+      </w:r>
+    </w:p>
+    <w:p>
+      <w:pPr>
+        <w:rPr>
+          <w:lang w:val="en-US"/>
+        </w:rPr>
+      </w:pPr>
+      <w:r>
+        <w:rPr>
+          <w:lang w:val="en-US"/>
+        </w:rPr>
+        <w:t>first PHOTO ordered by created_at ASC, id ASC.</w:t>
+      </w:r>
+    </w:p>
+    <w:p>
+      <w:pPr>
+        <w:rPr>
+          <w:lang w:val="en-US"/>
+        </w:rPr>
+      </w:pPr>
+    </w:p>
+    <w:p>
+      <w:pPr>
+        <w:rPr>
+          <w:lang w:val="en-US"/>
+        </w:rPr>
+      </w:pPr>
+      <w:r>
+        <w:rPr>
+          <w:lang w:val="en-US"/>
+        </w:rPr>
+        <w:t>There is no dedicated Story Timeline REST endpoint in Phase 8.</w:t>
+      </w:r>
+    </w:p>
+    <w:p>
+      <w:pPr>
+        <w:rPr>
+          <w:lang w:val="en-US"/>
+        </w:rPr>
+      </w:pPr>
+    </w:p>
+    <w:p>
+      <w:pPr>
+        <w:rPr>
+          <w:lang w:val="en-US"/>
+        </w:rPr>
+      </w:pPr>
+      <w:r>
+        <w:rPr>
+          <w:lang w:val="en-US"/>
+        </w:rPr>
+        <w:t>Timeline consumes:</w:t>
+      </w:r>
+    </w:p>
+    <w:p>
+      <w:pPr>
+        <w:rPr>
+          <w:lang w:val="en-US"/>
+        </w:rPr>
+      </w:pPr>
+      <w:r>
+        <w:rPr>
+          <w:lang w:val="en-US"/>
+        </w:rPr>
+        <w:t>GET /api/v1/stories/{storyId}/memories</w:t>
+      </w:r>
+    </w:p>
+    <w:p>
+      <w:pPr>
+        <w:rPr>
+          <w:lang w:val="en-US"/>
+        </w:rPr>
+      </w:pPr>
+    </w:p>
+    <w:p>
+      <w:pPr>
+        <w:rPr>
+          <w:lang w:val="en-US"/>
+        </w:rPr>
+      </w:pPr>
+      <w:r>
+        <w:rPr>
+          <w:lang w:val="en-US"/>
+        </w:rPr>
+        <w:t>The Memory read projection already contains the lightweight preview</w:t>
+      </w:r>
+    </w:p>
+    <w:p>
+      <w:pPr>
+        <w:rPr>
+          <w:lang w:val="en-US"/>
+        </w:rPr>
+      </w:pPr>
+      <w:r>
+        <w:rPr>
+          <w:lang w:val="en-US"/>
+        </w:rPr>
+        <w:t>metadata required by Timeline.</w:t>
+      </w:r>
     </w:p>
     <w:sectPr>
       <w:pgSz w:w="11906" w:h="16838"/>

--- a/docs/07-rest-api-v1.docx
+++ b/docs/07-rest-api-v1.docx
@@ -7677,6 +7677,1465 @@
           <w:lang w:val="en-US"/>
         </w:rPr>
         <w:t>metadata required by Timeline.</w:t>
+      </w:r>
+    </w:p>
+    <w:p>
+      <w:pPr>
+        <w:rPr>
+          <w:lang w:val="en-US"/>
+        </w:rPr>
+      </w:pPr>
+    </w:p>
+    <w:p>
+      <w:pPr>
+        <w:rPr>
+          <w:lang w:val="en-US"/>
+        </w:rPr>
+      </w:pPr>
+      <w:r>
+        <w:rPr>
+          <w:lang w:val="en-US"/>
+        </w:rPr>
+        <w:t>MUSIC / STORY SOUNDTRACK API</w:t>
+      </w:r>
+    </w:p>
+    <w:p>
+      <w:pPr>
+        <w:rPr>
+          <w:lang w:val="en-US"/>
+        </w:rPr>
+      </w:pPr>
+    </w:p>
+    <w:p>
+      <w:pPr>
+        <w:rPr>
+          <w:lang w:val="en-US"/>
+        </w:rPr>
+      </w:pPr>
+      <w:r>
+        <w:rPr>
+          <w:lang w:val="en-US"/>
+        </w:rPr>
+        <w:t>Purpose</w:t>
+      </w:r>
+    </w:p>
+    <w:p>
+      <w:pPr>
+        <w:rPr>
+          <w:lang w:val="en-US"/>
+        </w:rPr>
+      </w:pPr>
+    </w:p>
+    <w:p>
+      <w:pPr>
+        <w:rPr>
+          <w:lang w:val="en-US"/>
+        </w:rPr>
+      </w:pPr>
+      <w:r>
+        <w:rPr>
+          <w:lang w:val="en-US"/>
+        </w:rPr>
+        <w:t>API должен поддерживать:</w:t>
+      </w:r>
+    </w:p>
+    <w:p>
+      <w:pPr>
+        <w:rPr>
+          <w:lang w:val="en-US"/>
+        </w:rPr>
+      </w:pPr>
+    </w:p>
+    <w:p>
+      <w:pPr>
+        <w:rPr>
+          <w:lang w:val="en-US"/>
+        </w:rPr>
+      </w:pPr>
+      <w:r>
+        <w:rPr>
+          <w:lang w:val="en-US"/>
+        </w:rPr>
+        <w:t>1. получение curated Music Catalog;</w:t>
+      </w:r>
+    </w:p>
+    <w:p>
+      <w:pPr>
+        <w:rPr>
+          <w:lang w:val="en-US"/>
+        </w:rPr>
+      </w:pPr>
+      <w:r>
+        <w:rPr>
+          <w:lang w:val="en-US"/>
+        </w:rPr>
+        <w:t>2. получение selected/effective Story soundtrack;</w:t>
+      </w:r>
+    </w:p>
+    <w:p>
+      <w:pPr>
+        <w:rPr>
+          <w:lang w:val="en-US"/>
+        </w:rPr>
+      </w:pPr>
+      <w:r>
+        <w:rPr>
+          <w:lang w:val="en-US"/>
+        </w:rPr>
+        <w:t>3. изменение Story soundtrack;</w:t>
+      </w:r>
+    </w:p>
+    <w:p>
+      <w:pPr>
+        <w:rPr>
+          <w:lang w:val="en-US"/>
+        </w:rPr>
+      </w:pPr>
+      <w:r>
+        <w:rPr>
+          <w:lang w:val="en-US"/>
+        </w:rPr>
+        <w:t>4. удаление Story soundtrack;</w:t>
+      </w:r>
+    </w:p>
+    <w:p>
+      <w:pPr>
+        <w:rPr>
+          <w:lang w:val="en-US"/>
+        </w:rPr>
+      </w:pPr>
+      <w:r>
+        <w:rPr>
+          <w:lang w:val="en-US"/>
+        </w:rPr>
+        <w:t>5. authenticated delivery audio content.</w:t>
+      </w:r>
+    </w:p>
+    <w:p>
+      <w:pPr>
+        <w:rPr>
+          <w:lang w:val="en-US"/>
+        </w:rPr>
+      </w:pPr>
+    </w:p>
+    <w:p>
+      <w:pPr>
+        <w:rPr>
+          <w:lang w:val="en-US"/>
+        </w:rPr>
+      </w:pPr>
+    </w:p>
+    <w:p>
+      <w:pPr>
+        <w:rPr>
+          <w:lang w:val="en-US"/>
+        </w:rPr>
+      </w:pPr>
+      <w:r>
+        <w:rPr>
+          <w:lang w:val="en-US"/>
+        </w:rPr>
+        <w:t>Music Catalog</w:t>
+      </w:r>
+    </w:p>
+    <w:p>
+      <w:pPr>
+        <w:rPr>
+          <w:lang w:val="en-US"/>
+        </w:rPr>
+      </w:pPr>
+    </w:p>
+    <w:p>
+      <w:r>
+        <w:rPr>
+          <w:lang w:val="en-US"/>
+        </w:rPr>
+        <w:t>Backend</w:t>
+      </w:r>
+      <w:r>
+        <w:t xml:space="preserve"> предоставляет список </w:t>
+      </w:r>
+      <w:r>
+        <w:rPr>
+          <w:lang w:val="en-US"/>
+        </w:rPr>
+        <w:t>MusicTrack</w:t>
+      </w:r>
+      <w:r>
+        <w:t>,</w:t>
+      </w:r>
+    </w:p>
+    <w:p>
+      <w:r>
+        <w:t xml:space="preserve">которые доступны для нового </w:t>
+      </w:r>
+      <w:r>
+        <w:rPr>
+          <w:lang w:val="en-US"/>
+        </w:rPr>
+        <w:t>Story</w:t>
+      </w:r>
+      <w:r>
+        <w:t xml:space="preserve"> </w:t>
+      </w:r>
+      <w:r>
+        <w:rPr>
+          <w:lang w:val="en-US"/>
+        </w:rPr>
+        <w:t>soundtrack</w:t>
+      </w:r>
+      <w:r>
+        <w:t xml:space="preserve"> </w:t>
+      </w:r>
+      <w:r>
+        <w:rPr>
+          <w:lang w:val="en-US"/>
+        </w:rPr>
+        <w:t>selection</w:t>
+      </w:r>
+      <w:r>
+        <w:t>.</w:t>
+      </w:r>
+    </w:p>
+    <w:p/>
+    <w:p>
+      <w:pPr>
+        <w:rPr>
+          <w:lang w:val="en-US"/>
+        </w:rPr>
+      </w:pPr>
+      <w:r>
+        <w:rPr>
+          <w:lang w:val="en-US"/>
+        </w:rPr>
+        <w:t>Catalog не должен возвращать DISABLED tracks как selectable items.</w:t>
+      </w:r>
+    </w:p>
+    <w:p>
+      <w:pPr>
+        <w:rPr>
+          <w:lang w:val="en-US"/>
+        </w:rPr>
+      </w:pPr>
+    </w:p>
+    <w:p>
+      <w:pPr>
+        <w:rPr>
+          <w:lang w:val="en-US"/>
+        </w:rPr>
+      </w:pPr>
+      <w:r>
+        <w:rPr>
+          <w:lang w:val="en-US"/>
+        </w:rPr>
+        <w:t>Минимальная client-visible информация:</w:t>
+      </w:r>
+    </w:p>
+    <w:p>
+      <w:pPr>
+        <w:rPr>
+          <w:lang w:val="en-US"/>
+        </w:rPr>
+      </w:pPr>
+    </w:p>
+    <w:p>
+      <w:pPr>
+        <w:rPr>
+          <w:lang w:val="en-US"/>
+        </w:rPr>
+      </w:pPr>
+      <w:r>
+        <w:rPr>
+          <w:lang w:val="en-US"/>
+        </w:rPr>
+        <w:t>track identifier;</w:t>
+      </w:r>
+    </w:p>
+    <w:p>
+      <w:pPr>
+        <w:rPr>
+          <w:lang w:val="en-US"/>
+        </w:rPr>
+      </w:pPr>
+      <w:r>
+        <w:rPr>
+          <w:lang w:val="en-US"/>
+        </w:rPr>
+        <w:t>title;</w:t>
+      </w:r>
+    </w:p>
+    <w:p>
+      <w:pPr>
+        <w:rPr>
+          <w:lang w:val="en-US"/>
+        </w:rPr>
+      </w:pPr>
+      <w:r>
+        <w:rPr>
+          <w:lang w:val="en-US"/>
+        </w:rPr>
+        <w:t>artist;</w:t>
+      </w:r>
+    </w:p>
+    <w:p>
+      <w:pPr>
+        <w:rPr>
+          <w:lang w:val="en-US"/>
+        </w:rPr>
+      </w:pPr>
+      <w:r>
+        <w:rPr>
+          <w:lang w:val="en-US"/>
+        </w:rPr>
+        <w:t>duration;</w:t>
+      </w:r>
+    </w:p>
+    <w:p>
+      <w:pPr>
+        <w:rPr>
+          <w:lang w:val="en-US"/>
+        </w:rPr>
+      </w:pPr>
+      <w:r>
+        <w:rPr>
+          <w:lang w:val="en-US"/>
+        </w:rPr>
+        <w:t>availability required for UI.</w:t>
+      </w:r>
+    </w:p>
+    <w:p>
+      <w:pPr>
+        <w:rPr>
+          <w:lang w:val="en-US"/>
+        </w:rPr>
+      </w:pPr>
+    </w:p>
+    <w:p>
+      <w:pPr>
+        <w:rPr>
+          <w:lang w:val="en-US"/>
+        </w:rPr>
+      </w:pPr>
+      <w:r>
+        <w:rPr>
+          <w:lang w:val="en-US"/>
+        </w:rPr>
+        <w:t>External provider infrastructure details не являются частью</w:t>
+      </w:r>
+    </w:p>
+    <w:p>
+      <w:pPr>
+        <w:rPr>
+          <w:lang w:val="en-US"/>
+        </w:rPr>
+      </w:pPr>
+      <w:r>
+        <w:rPr>
+          <w:lang w:val="en-US"/>
+        </w:rPr>
+        <w:t>Story Playback API contract.</w:t>
+      </w:r>
+    </w:p>
+    <w:p>
+      <w:pPr>
+        <w:rPr>
+          <w:lang w:val="en-US"/>
+        </w:rPr>
+      </w:pPr>
+    </w:p>
+    <w:p>
+      <w:pPr>
+        <w:rPr>
+          <w:lang w:val="en-US"/>
+        </w:rPr>
+      </w:pPr>
+      <w:r>
+        <w:rPr>
+          <w:lang w:val="en-US"/>
+        </w:rPr>
+        <w:t>Не возвращать клиенту:</w:t>
+      </w:r>
+    </w:p>
+    <w:p>
+      <w:pPr>
+        <w:rPr>
+          <w:lang w:val="en-US"/>
+        </w:rPr>
+      </w:pPr>
+    </w:p>
+    <w:p>
+      <w:pPr>
+        <w:rPr>
+          <w:lang w:val="en-US"/>
+        </w:rPr>
+      </w:pPr>
+      <w:r>
+        <w:rPr>
+          <w:lang w:val="en-US"/>
+        </w:rPr>
+        <w:t>storage key;</w:t>
+      </w:r>
+    </w:p>
+    <w:p>
+      <w:pPr>
+        <w:rPr>
+          <w:lang w:val="en-US"/>
+        </w:rPr>
+      </w:pPr>
+      <w:r>
+        <w:rPr>
+          <w:lang w:val="en-US"/>
+        </w:rPr>
+        <w:t>bucket;</w:t>
+      </w:r>
+    </w:p>
+    <w:p>
+      <w:pPr>
+        <w:rPr>
+          <w:lang w:val="en-US"/>
+        </w:rPr>
+      </w:pPr>
+      <w:r>
+        <w:rPr>
+          <w:lang w:val="en-US"/>
+        </w:rPr>
+        <w:t>MinIO URL;</w:t>
+      </w:r>
+    </w:p>
+    <w:p>
+      <w:pPr>
+        <w:rPr>
+          <w:lang w:val="en-US"/>
+        </w:rPr>
+      </w:pPr>
+      <w:r>
+        <w:rPr>
+          <w:lang w:val="en-US"/>
+        </w:rPr>
+        <w:t>storage credentials.</w:t>
+      </w:r>
+    </w:p>
+    <w:p>
+      <w:pPr>
+        <w:rPr>
+          <w:lang w:val="en-US"/>
+        </w:rPr>
+      </w:pPr>
+    </w:p>
+    <w:p>
+      <w:pPr>
+        <w:rPr>
+          <w:lang w:val="en-US"/>
+        </w:rPr>
+      </w:pPr>
+    </w:p>
+    <w:p>
+      <w:r>
+        <w:rPr>
+          <w:lang w:val="en-US"/>
+        </w:rPr>
+        <w:t>Story</w:t>
+      </w:r>
+      <w:r>
+        <w:t xml:space="preserve"> </w:t>
+      </w:r>
+      <w:r>
+        <w:rPr>
+          <w:lang w:val="en-US"/>
+        </w:rPr>
+        <w:t>Soundtrack</w:t>
+      </w:r>
+    </w:p>
+    <w:p/>
+    <w:p>
+      <w:r>
+        <w:rPr>
+          <w:lang w:val="en-US"/>
+        </w:rPr>
+        <w:t>Story</w:t>
+      </w:r>
+      <w:r>
+        <w:t xml:space="preserve"> </w:t>
+      </w:r>
+      <w:r>
+        <w:rPr>
+          <w:lang w:val="en-US"/>
+        </w:rPr>
+        <w:t>API</w:t>
+      </w:r>
+      <w:r>
+        <w:t xml:space="preserve"> должен позволять определить:</w:t>
+      </w:r>
+    </w:p>
+    <w:p/>
+    <w:p>
+      <w:pPr>
+        <w:rPr>
+          <w:lang w:val="en-US"/>
+        </w:rPr>
+      </w:pPr>
+      <w:r>
+        <w:rPr>
+          <w:lang w:val="en-US"/>
+        </w:rPr>
+        <w:t>selected soundtrack</w:t>
+      </w:r>
+    </w:p>
+    <w:p>
+      <w:pPr>
+        <w:rPr>
+          <w:lang w:val="en-US"/>
+        </w:rPr>
+      </w:pPr>
+    </w:p>
+    <w:p>
+      <w:pPr>
+        <w:rPr>
+          <w:lang w:val="en-US"/>
+        </w:rPr>
+      </w:pPr>
+      <w:r>
+        <w:rPr>
+          <w:lang w:val="en-US"/>
+        </w:rPr>
+        <w:t>и</w:t>
+      </w:r>
+    </w:p>
+    <w:p>
+      <w:pPr>
+        <w:rPr>
+          <w:lang w:val="en-US"/>
+        </w:rPr>
+      </w:pPr>
+    </w:p>
+    <w:p>
+      <w:pPr>
+        <w:rPr>
+          <w:lang w:val="en-US"/>
+        </w:rPr>
+      </w:pPr>
+      <w:r>
+        <w:rPr>
+          <w:lang w:val="en-US"/>
+        </w:rPr>
+        <w:t>effective soundtrack</w:t>
+      </w:r>
+    </w:p>
+    <w:p>
+      <w:pPr>
+        <w:rPr>
+          <w:lang w:val="en-US"/>
+        </w:rPr>
+      </w:pPr>
+    </w:p>
+    <w:p>
+      <w:pPr>
+        <w:rPr>
+          <w:lang w:val="en-US"/>
+        </w:rPr>
+      </w:pPr>
+      <w:r>
+        <w:rPr>
+          <w:lang w:val="en-US"/>
+        </w:rPr>
+        <w:t>без необходимости Flutter самостоятельно вычислять licensing/status</w:t>
+      </w:r>
+    </w:p>
+    <w:p>
+      <w:pPr>
+        <w:rPr>
+          <w:lang w:val="en-US"/>
+        </w:rPr>
+      </w:pPr>
+      <w:r>
+        <w:rPr>
+          <w:lang w:val="en-US"/>
+        </w:rPr>
+        <w:t>policy.</w:t>
+      </w:r>
+    </w:p>
+    <w:p>
+      <w:pPr>
+        <w:rPr>
+          <w:lang w:val="en-US"/>
+        </w:rPr>
+      </w:pPr>
+    </w:p>
+    <w:p>
+      <w:pPr>
+        <w:rPr>
+          <w:lang w:val="en-US"/>
+        </w:rPr>
+      </w:pPr>
+      <w:r>
+        <w:rPr>
+          <w:lang w:val="en-US"/>
+        </w:rPr>
+        <w:t>Story soundtrack является optional.</w:t>
+      </w:r>
+    </w:p>
+    <w:p>
+      <w:pPr>
+        <w:rPr>
+          <w:lang w:val="en-US"/>
+        </w:rPr>
+      </w:pPr>
+    </w:p>
+    <w:p>
+      <w:pPr>
+        <w:rPr>
+          <w:lang w:val="en-US"/>
+        </w:rPr>
+      </w:pPr>
+      <w:r>
+        <w:rPr>
+          <w:lang w:val="en-US"/>
+        </w:rPr>
+        <w:t>No music должен иметь явную API semantics.</w:t>
+      </w:r>
+    </w:p>
+    <w:p>
+      <w:pPr>
+        <w:rPr>
+          <w:lang w:val="en-US"/>
+        </w:rPr>
+      </w:pPr>
+    </w:p>
+    <w:p>
+      <w:pPr>
+        <w:rPr>
+          <w:lang w:val="en-US"/>
+        </w:rPr>
+      </w:pPr>
+    </w:p>
+    <w:p>
+      <w:pPr>
+        <w:rPr>
+          <w:lang w:val="en-US"/>
+        </w:rPr>
+      </w:pPr>
+      <w:r>
+        <w:rPr>
+          <w:lang w:val="en-US"/>
+        </w:rPr>
+        <w:t>Set Story Soundtrack</w:t>
+      </w:r>
+    </w:p>
+    <w:p>
+      <w:pPr>
+        <w:rPr>
+          <w:lang w:val="en-US"/>
+        </w:rPr>
+      </w:pPr>
+    </w:p>
+    <w:p>
+      <w:pPr>
+        <w:rPr>
+          <w:lang w:val="en-US"/>
+        </w:rPr>
+      </w:pPr>
+      <w:r>
+        <w:rPr>
+          <w:lang w:val="en-US"/>
+        </w:rPr>
+        <w:t>Allowed roles:</w:t>
+      </w:r>
+    </w:p>
+    <w:p>
+      <w:pPr>
+        <w:rPr>
+          <w:lang w:val="en-US"/>
+        </w:rPr>
+      </w:pPr>
+    </w:p>
+    <w:p>
+      <w:pPr>
+        <w:rPr>
+          <w:lang w:val="en-US"/>
+        </w:rPr>
+      </w:pPr>
+      <w:r>
+        <w:rPr>
+          <w:lang w:val="en-US"/>
+        </w:rPr>
+        <w:t>OWNER</w:t>
+      </w:r>
+    </w:p>
+    <w:p>
+      <w:pPr>
+        <w:rPr>
+          <w:lang w:val="en-US"/>
+        </w:rPr>
+      </w:pPr>
+      <w:r>
+        <w:rPr>
+          <w:lang w:val="en-US"/>
+        </w:rPr>
+        <w:t>CO_OWNER</w:t>
+      </w:r>
+    </w:p>
+    <w:p>
+      <w:pPr>
+        <w:rPr>
+          <w:lang w:val="en-US"/>
+        </w:rPr>
+      </w:pPr>
+    </w:p>
+    <w:p>
+      <w:pPr>
+        <w:rPr>
+          <w:lang w:val="en-US"/>
+        </w:rPr>
+      </w:pPr>
+      <w:r>
+        <w:rPr>
+          <w:lang w:val="en-US"/>
+        </w:rPr>
+        <w:t>Backend обязан повторно проверить:</w:t>
+      </w:r>
+    </w:p>
+    <w:p>
+      <w:pPr>
+        <w:rPr>
+          <w:lang w:val="en-US"/>
+        </w:rPr>
+      </w:pPr>
+    </w:p>
+    <w:p>
+      <w:pPr>
+        <w:rPr>
+          <w:lang w:val="en-US"/>
+        </w:rPr>
+      </w:pPr>
+      <w:r>
+        <w:rPr>
+          <w:lang w:val="en-US"/>
+        </w:rPr>
+        <w:t>authenticated user;</w:t>
+      </w:r>
+    </w:p>
+    <w:p>
+      <w:pPr>
+        <w:rPr>
+          <w:lang w:val="en-US"/>
+        </w:rPr>
+      </w:pPr>
+      <w:r>
+        <w:rPr>
+          <w:lang w:val="en-US"/>
+        </w:rPr>
+        <w:t>Story membership;</w:t>
+      </w:r>
+    </w:p>
+    <w:p>
+      <w:pPr>
+        <w:rPr>
+          <w:lang w:val="en-US"/>
+        </w:rPr>
+      </w:pPr>
+      <w:r>
+        <w:rPr>
+          <w:lang w:val="en-US"/>
+        </w:rPr>
+        <w:t>Story capability;</w:t>
+      </w:r>
+    </w:p>
+    <w:p>
+      <w:pPr>
+        <w:rPr>
+          <w:lang w:val="en-US"/>
+        </w:rPr>
+      </w:pPr>
+      <w:r>
+        <w:rPr>
+          <w:lang w:val="en-US"/>
+        </w:rPr>
+        <w:t>MusicTrack existence;</w:t>
+      </w:r>
+    </w:p>
+    <w:p>
+      <w:pPr>
+        <w:rPr>
+          <w:lang w:val="en-US"/>
+        </w:rPr>
+      </w:pPr>
+      <w:r>
+        <w:rPr>
+          <w:lang w:val="en-US"/>
+        </w:rPr>
+        <w:t>MusicTrack availability.</w:t>
+      </w:r>
+    </w:p>
+    <w:p>
+      <w:pPr>
+        <w:rPr>
+          <w:lang w:val="en-US"/>
+        </w:rPr>
+      </w:pPr>
+    </w:p>
+    <w:p>
+      <w:pPr>
+        <w:rPr>
+          <w:lang w:val="en-US"/>
+        </w:rPr>
+      </w:pPr>
+      <w:r>
+        <w:rPr>
+          <w:lang w:val="en-US"/>
+        </w:rPr>
+        <w:t>Client-provided musicTrackId не является доказательством доступа</w:t>
+      </w:r>
+    </w:p>
+    <w:p>
+      <w:r>
+        <w:t>или допустимости операции.</w:t>
+      </w:r>
+    </w:p>
+    <w:p/>
+    <w:p/>
+    <w:p>
+      <w:r>
+        <w:rPr>
+          <w:lang w:val="en-US"/>
+        </w:rPr>
+        <w:t>Remove</w:t>
+      </w:r>
+      <w:r>
+        <w:t xml:space="preserve"> </w:t>
+      </w:r>
+      <w:r>
+        <w:rPr>
+          <w:lang w:val="en-US"/>
+        </w:rPr>
+        <w:t>Story</w:t>
+      </w:r>
+      <w:r>
+        <w:t xml:space="preserve"> </w:t>
+      </w:r>
+      <w:r>
+        <w:rPr>
+          <w:lang w:val="en-US"/>
+        </w:rPr>
+        <w:t>Soundtrack</w:t>
+      </w:r>
+    </w:p>
+    <w:p/>
+    <w:p>
+      <w:pPr>
+        <w:rPr>
+          <w:lang w:val="en-US"/>
+        </w:rPr>
+      </w:pPr>
+      <w:r>
+        <w:rPr>
+          <w:lang w:val="en-US"/>
+        </w:rPr>
+        <w:lastRenderedPageBreak/>
+        <w:t>OWNER / CO_OWNER могут установить Story soundtrack в No music state.</w:t>
+      </w:r>
+    </w:p>
+    <w:p>
+      <w:pPr>
+        <w:rPr>
+          <w:lang w:val="en-US"/>
+        </w:rPr>
+      </w:pPr>
+    </w:p>
+    <w:p>
+      <w:pPr>
+        <w:rPr>
+          <w:lang w:val="en-US"/>
+        </w:rPr>
+      </w:pPr>
+    </w:p>
+    <w:p>
+      <w:pPr>
+        <w:rPr>
+          <w:lang w:val="en-US"/>
+        </w:rPr>
+      </w:pPr>
+      <w:r>
+        <w:rPr>
+          <w:lang w:val="en-US"/>
+        </w:rPr>
+        <w:t>Soundtrack Audio Delivery</w:t>
+      </w:r>
+    </w:p>
+    <w:p>
+      <w:pPr>
+        <w:rPr>
+          <w:lang w:val="en-US"/>
+        </w:rPr>
+      </w:pPr>
+    </w:p>
+    <w:p>
+      <w:pPr>
+        <w:rPr>
+          <w:lang w:val="en-US"/>
+        </w:rPr>
+      </w:pPr>
+      <w:r>
+        <w:rPr>
+          <w:lang w:val="en-US"/>
+        </w:rPr>
+        <w:t>Soundtrack audio не должен предоставляться через permanent public</w:t>
+      </w:r>
+    </w:p>
+    <w:p>
+      <w:pPr>
+        <w:rPr>
+          <w:lang w:val="en-US"/>
+        </w:rPr>
+      </w:pPr>
+      <w:r>
+        <w:rPr>
+          <w:lang w:val="en-US"/>
+        </w:rPr>
+        <w:t>object-storage URL.</w:t>
+      </w:r>
+    </w:p>
+    <w:p>
+      <w:pPr>
+        <w:rPr>
+          <w:lang w:val="en-US"/>
+        </w:rPr>
+      </w:pPr>
+    </w:p>
+    <w:p>
+      <w:pPr>
+        <w:rPr>
+          <w:lang w:val="en-US"/>
+        </w:rPr>
+      </w:pPr>
+      <w:r>
+        <w:rPr>
+          <w:lang w:val="en-US"/>
+        </w:rPr>
+        <w:t>Audio delivery должна быть authenticated и backend-authorized.</w:t>
+      </w:r>
+    </w:p>
+    <w:p>
+      <w:pPr>
+        <w:rPr>
+          <w:lang w:val="en-US"/>
+        </w:rPr>
+      </w:pPr>
+    </w:p>
+    <w:p>
+      <w:r>
+        <w:rPr>
+          <w:lang w:val="en-US"/>
+        </w:rPr>
+        <w:t>Flutter</w:t>
+      </w:r>
+      <w:r>
+        <w:t xml:space="preserve"> не должен получать:</w:t>
+      </w:r>
+    </w:p>
+    <w:p/>
+    <w:p>
+      <w:r>
+        <w:rPr>
+          <w:lang w:val="en-US"/>
+        </w:rPr>
+        <w:t>bucket</w:t>
+      </w:r>
+      <w:r>
+        <w:t xml:space="preserve"> </w:t>
+      </w:r>
+      <w:r>
+        <w:rPr>
+          <w:lang w:val="en-US"/>
+        </w:rPr>
+        <w:t>name</w:t>
+      </w:r>
+      <w:r>
+        <w:t>;</w:t>
+      </w:r>
+    </w:p>
+    <w:p>
+      <w:pPr>
+        <w:rPr>
+          <w:lang w:val="en-US"/>
+        </w:rPr>
+      </w:pPr>
+      <w:r>
+        <w:rPr>
+          <w:lang w:val="en-US"/>
+        </w:rPr>
+        <w:t>storage key;</w:t>
+      </w:r>
+    </w:p>
+    <w:p>
+      <w:pPr>
+        <w:rPr>
+          <w:lang w:val="en-US"/>
+        </w:rPr>
+      </w:pPr>
+      <w:r>
+        <w:rPr>
+          <w:lang w:val="en-US"/>
+        </w:rPr>
+        <w:t>MinIO endpoint;</w:t>
+      </w:r>
+    </w:p>
+    <w:p>
+      <w:pPr>
+        <w:rPr>
+          <w:lang w:val="en-US"/>
+        </w:rPr>
+      </w:pPr>
+      <w:r>
+        <w:rPr>
+          <w:lang w:val="en-US"/>
+        </w:rPr>
+        <w:t>credentials.</w:t>
+      </w:r>
+    </w:p>
+    <w:p>
+      <w:pPr>
+        <w:rPr>
+          <w:lang w:val="en-US"/>
+        </w:rPr>
+      </w:pPr>
+    </w:p>
+    <w:p>
+      <w:r>
+        <w:t xml:space="preserve">Точный </w:t>
+      </w:r>
+      <w:r>
+        <w:rPr>
+          <w:lang w:val="en-US"/>
+        </w:rPr>
+        <w:t>audio</w:t>
+      </w:r>
+      <w:r>
+        <w:t xml:space="preserve"> </w:t>
+      </w:r>
+      <w:r>
+        <w:rPr>
+          <w:lang w:val="en-US"/>
+        </w:rPr>
+        <w:t>delivery</w:t>
+      </w:r>
+      <w:r>
+        <w:t xml:space="preserve"> </w:t>
+      </w:r>
+      <w:r>
+        <w:rPr>
+          <w:lang w:val="en-US"/>
+        </w:rPr>
+        <w:t>contract</w:t>
+      </w:r>
+      <w:r>
+        <w:t xml:space="preserve">, включая возможную поддержку </w:t>
+      </w:r>
+      <w:r>
+        <w:rPr>
+          <w:lang w:val="en-US"/>
+        </w:rPr>
+        <w:t>Range</w:t>
+      </w:r>
+    </w:p>
+    <w:p>
+      <w:pPr>
+        <w:rPr>
+          <w:lang w:val="en-US"/>
+        </w:rPr>
+      </w:pPr>
+      <w:r>
+        <w:rPr>
+          <w:lang w:val="en-US"/>
+        </w:rPr>
+        <w:t>requests/streaming, будет определён отдельным API design pass.</w:t>
+      </w:r>
+    </w:p>
+    <w:p>
+      <w:pPr>
+        <w:rPr>
+          <w:lang w:val="en-US"/>
+        </w:rPr>
+      </w:pPr>
+    </w:p>
+    <w:p>
+      <w:pPr>
+        <w:rPr>
+          <w:lang w:val="en-US"/>
+        </w:rPr>
+      </w:pPr>
+    </w:p>
+    <w:p>
+      <w:pPr>
+        <w:rPr>
+          <w:lang w:val="en-US"/>
+        </w:rPr>
+      </w:pPr>
+      <w:r>
+        <w:rPr>
+          <w:lang w:val="en-US"/>
+        </w:rPr>
+        <w:t>Playback API</w:t>
+      </w:r>
+    </w:p>
+    <w:p>
+      <w:pPr>
+        <w:rPr>
+          <w:lang w:val="en-US"/>
+        </w:rPr>
+      </w:pPr>
+    </w:p>
+    <w:p>
+      <w:pPr>
+        <w:rPr>
+          <w:lang w:val="en-US"/>
+        </w:rPr>
+      </w:pPr>
+      <w:r>
+        <w:rPr>
+          <w:lang w:val="en-US"/>
+        </w:rPr>
+        <w:t>Story Playback получает effective soundtrack через internal Story /</w:t>
+      </w:r>
+    </w:p>
+    <w:p>
+      <w:pPr>
+        <w:rPr>
+          <w:lang w:val="en-US"/>
+        </w:rPr>
+      </w:pPr>
+      <w:r>
+        <w:rPr>
+          <w:lang w:val="en-US"/>
+        </w:rPr>
+        <w:t>Music contracts.</w:t>
+      </w:r>
+    </w:p>
+    <w:p>
+      <w:pPr>
+        <w:rPr>
+          <w:lang w:val="en-US"/>
+        </w:rPr>
+      </w:pPr>
+    </w:p>
+    <w:p>
+      <w:pPr>
+        <w:rPr>
+          <w:lang w:val="en-US"/>
+        </w:rPr>
+      </w:pPr>
+      <w:r>
+        <w:rPr>
+          <w:lang w:val="en-US"/>
+        </w:rPr>
+        <w:t>Playback не обращается напрямую к Pixabay, FreeMusicLab или другим</w:t>
+      </w:r>
+    </w:p>
+    <w:p>
+      <w:pPr>
+        <w:rPr>
+          <w:lang w:val="en-US"/>
+        </w:rPr>
+      </w:pPr>
+      <w:r>
+        <w:rPr>
+          <w:lang w:val="en-US"/>
+        </w:rPr>
+        <w:t>external soundtrack providers.</w:t>
+      </w:r>
+    </w:p>
+    <w:p>
+      <w:pPr>
+        <w:rPr>
+          <w:lang w:val="en-US"/>
+        </w:rPr>
+      </w:pPr>
+    </w:p>
+    <w:p>
+      <w:pPr>
+        <w:rPr>
+          <w:lang w:val="en-US"/>
+        </w:rPr>
+      </w:pPr>
+    </w:p>
+    <w:p>
+      <w:pPr>
+        <w:rPr>
+          <w:lang w:val="en-US"/>
+        </w:rPr>
+      </w:pPr>
+      <w:r>
+        <w:rPr>
+          <w:lang w:val="en-US"/>
+        </w:rPr>
+        <w:t>Video Export</w:t>
+      </w:r>
+    </w:p>
+    <w:p>
+      <w:pPr>
+        <w:rPr>
+          <w:lang w:val="en-US"/>
+        </w:rPr>
+      </w:pPr>
+    </w:p>
+    <w:p>
+      <w:pPr>
+        <w:rPr>
+          <w:lang w:val="en-US"/>
+        </w:rPr>
+      </w:pPr>
+      <w:r>
+        <w:rPr>
+          <w:lang w:val="en-US"/>
+        </w:rPr>
+        <w:lastRenderedPageBreak/>
+        <w:t>Текущий Music API не гарантирует право Video Export.</w:t>
+      </w:r>
+    </w:p>
+    <w:p>
+      <w:pPr>
+        <w:rPr>
+          <w:lang w:val="en-US"/>
+        </w:rPr>
+      </w:pPr>
+    </w:p>
+    <w:p>
+      <w:r>
+        <w:t xml:space="preserve">Будущий </w:t>
+      </w:r>
+      <w:r>
+        <w:rPr>
+          <w:lang w:val="en-US"/>
+        </w:rPr>
+        <w:t>export</w:t>
+      </w:r>
+      <w:r>
+        <w:t xml:space="preserve"> </w:t>
+      </w:r>
+      <w:r>
+        <w:rPr>
+          <w:lang w:val="en-US"/>
+        </w:rPr>
+        <w:t>flow</w:t>
+      </w:r>
+      <w:r>
+        <w:t xml:space="preserve"> обязан отдельно проверять </w:t>
+      </w:r>
+      <w:r>
+        <w:rPr>
+          <w:lang w:val="en-US"/>
+        </w:rPr>
+        <w:t>capability</w:t>
+      </w:r>
+    </w:p>
+    <w:p>
+      <w:pPr>
+        <w:rPr>
+          <w:lang w:val="en-US"/>
+        </w:rPr>
+      </w:pPr>
+      <w:r>
+        <w:rPr>
+          <w:lang w:val="en-US"/>
+        </w:rPr>
+        <w:t>использования MusicTrack для video export.</w:t>
+      </w:r>
+    </w:p>
+    <w:p>
+      <w:pPr>
+        <w:rPr>
+          <w:lang w:val="en-US"/>
+        </w:rPr>
+      </w:pPr>
+    </w:p>
+    <w:p>
+      <w:pPr>
+        <w:rPr>
+          <w:lang w:val="en-US"/>
+        </w:rPr>
+      </w:pPr>
+    </w:p>
+    <w:p>
+      <w:pPr>
+        <w:rPr>
+          <w:lang w:val="en-US"/>
+        </w:rPr>
+      </w:pPr>
+      <w:r>
+        <w:rPr>
+          <w:lang w:val="en-US"/>
+        </w:rPr>
+        <w:t>Not Yet Specified</w:t>
+      </w:r>
+    </w:p>
+    <w:p>
+      <w:pPr>
+        <w:rPr>
+          <w:lang w:val="en-US"/>
+        </w:rPr>
+      </w:pPr>
+    </w:p>
+    <w:p>
+      <w:r>
+        <w:t xml:space="preserve">Следующие детали пока не являются утверждённым </w:t>
+      </w:r>
+      <w:r>
+        <w:rPr>
+          <w:lang w:val="en-US"/>
+        </w:rPr>
+        <w:t>REST</w:t>
+      </w:r>
+      <w:r>
+        <w:t xml:space="preserve"> </w:t>
+      </w:r>
+      <w:r>
+        <w:rPr>
+          <w:lang w:val="en-US"/>
+        </w:rPr>
+        <w:t>v</w:t>
+      </w:r>
+      <w:r>
+        <w:t xml:space="preserve">1 </w:t>
+      </w:r>
+      <w:r>
+        <w:rPr>
+          <w:lang w:val="en-US"/>
+        </w:rPr>
+        <w:t>contract</w:t>
+      </w:r>
+      <w:r>
+        <w:t>:</w:t>
+      </w:r>
+    </w:p>
+    <w:p/>
+    <w:p>
+      <w:pPr>
+        <w:rPr>
+          <w:lang w:val="en-US"/>
+        </w:rPr>
+      </w:pPr>
+      <w:r>
+        <w:rPr>
+          <w:lang w:val="en-US"/>
+        </w:rPr>
+        <w:t>exact URI;</w:t>
+      </w:r>
+    </w:p>
+    <w:p>
+      <w:pPr>
+        <w:rPr>
+          <w:lang w:val="en-US"/>
+        </w:rPr>
+      </w:pPr>
+      <w:r>
+        <w:rPr>
+          <w:lang w:val="en-US"/>
+        </w:rPr>
+        <w:t>exact JSON schema;</w:t>
+      </w:r>
+    </w:p>
+    <w:p>
+      <w:pPr>
+        <w:rPr>
+          <w:lang w:val="en-US"/>
+        </w:rPr>
+      </w:pPr>
+      <w:r>
+        <w:rPr>
+          <w:lang w:val="en-US"/>
+        </w:rPr>
+        <w:t>HTTP Range behavior;</w:t>
+      </w:r>
+    </w:p>
+    <w:p>
+      <w:pPr>
+        <w:rPr>
+          <w:lang w:val="en-US"/>
+        </w:rPr>
+      </w:pPr>
+      <w:r>
+        <w:rPr>
+          <w:lang w:val="en-US"/>
+        </w:rPr>
+        <w:t>cache headers;</w:t>
+      </w:r>
+    </w:p>
+    <w:p>
+      <w:pPr>
+        <w:rPr>
+          <w:lang w:val="en-US"/>
+        </w:rPr>
+      </w:pPr>
+      <w:r>
+        <w:rPr>
+          <w:lang w:val="en-US"/>
+        </w:rPr>
+        <w:t>CDN behavior;</w:t>
+      </w:r>
+    </w:p>
+    <w:p>
+      <w:pPr>
+        <w:rPr>
+          <w:lang w:val="en-US"/>
+        </w:rPr>
+      </w:pPr>
+      <w:r>
+        <w:rPr>
+          <w:lang w:val="en-US"/>
+        </w:rPr>
+        <w:t>signed URL behavior;</w:t>
+      </w:r>
+    </w:p>
+    <w:p>
+      <w:r>
+        <w:rPr>
+          <w:lang w:val="en-US"/>
+        </w:rPr>
+        <w:t>audio</w:t>
+      </w:r>
+      <w:r>
+        <w:t xml:space="preserve"> </w:t>
+      </w:r>
+      <w:r>
+        <w:rPr>
+          <w:lang w:val="en-US"/>
+        </w:rPr>
+        <w:t>format</w:t>
+      </w:r>
+      <w:r>
+        <w:t xml:space="preserve"> </w:t>
+      </w:r>
+      <w:r>
+        <w:rPr>
+          <w:lang w:val="en-US"/>
+        </w:rPr>
+        <w:t>negotiation</w:t>
+      </w:r>
+      <w:r>
+        <w:t>.</w:t>
+      </w:r>
+    </w:p>
+    <w:p/>
+    <w:p>
+      <w:r>
+        <w:t xml:space="preserve">Они будут определены до реализации </w:t>
+      </w:r>
+      <w:r>
+        <w:rPr>
+          <w:lang w:val="en-US"/>
+        </w:rPr>
+        <w:t>Music</w:t>
+      </w:r>
+      <w:r>
+        <w:t xml:space="preserve"> </w:t>
+      </w:r>
+      <w:r>
+        <w:rPr>
+          <w:lang w:val="en-US"/>
+        </w:rPr>
+        <w:t>API</w:t>
+      </w:r>
+      <w:r>
+        <w:t>.</w:t>
       </w:r>
     </w:p>
     <w:sectPr>

--- a/docs/07-rest-api-v1.docx
+++ b/docs/07-rest-api-v1.docx
@@ -7716,125 +7716,6 @@
         <w:rPr>
           <w:lang w:val="en-US"/>
         </w:rPr>
-        <w:t>Purpose</w:t>
-      </w:r>
-    </w:p>
-    <w:p>
-      <w:pPr>
-        <w:rPr>
-          <w:lang w:val="en-US"/>
-        </w:rPr>
-      </w:pPr>
-    </w:p>
-    <w:p>
-      <w:pPr>
-        <w:rPr>
-          <w:lang w:val="en-US"/>
-        </w:rPr>
-      </w:pPr>
-      <w:r>
-        <w:rPr>
-          <w:lang w:val="en-US"/>
-        </w:rPr>
-        <w:t>API должен поддерживать:</w:t>
-      </w:r>
-    </w:p>
-    <w:p>
-      <w:pPr>
-        <w:rPr>
-          <w:lang w:val="en-US"/>
-        </w:rPr>
-      </w:pPr>
-    </w:p>
-    <w:p>
-      <w:pPr>
-        <w:rPr>
-          <w:lang w:val="en-US"/>
-        </w:rPr>
-      </w:pPr>
-      <w:r>
-        <w:rPr>
-          <w:lang w:val="en-US"/>
-        </w:rPr>
-        <w:t>1. получение curated Music Catalog;</w:t>
-      </w:r>
-    </w:p>
-    <w:p>
-      <w:pPr>
-        <w:rPr>
-          <w:lang w:val="en-US"/>
-        </w:rPr>
-      </w:pPr>
-      <w:r>
-        <w:rPr>
-          <w:lang w:val="en-US"/>
-        </w:rPr>
-        <w:t>2. получение selected/effective Story soundtrack;</w:t>
-      </w:r>
-    </w:p>
-    <w:p>
-      <w:pPr>
-        <w:rPr>
-          <w:lang w:val="en-US"/>
-        </w:rPr>
-      </w:pPr>
-      <w:r>
-        <w:rPr>
-          <w:lang w:val="en-US"/>
-        </w:rPr>
-        <w:t>3. изменение Story soundtrack;</w:t>
-      </w:r>
-    </w:p>
-    <w:p>
-      <w:pPr>
-        <w:rPr>
-          <w:lang w:val="en-US"/>
-        </w:rPr>
-      </w:pPr>
-      <w:r>
-        <w:rPr>
-          <w:lang w:val="en-US"/>
-        </w:rPr>
-        <w:t>4. удаление Story soundtrack;</w:t>
-      </w:r>
-    </w:p>
-    <w:p>
-      <w:pPr>
-        <w:rPr>
-          <w:lang w:val="en-US"/>
-        </w:rPr>
-      </w:pPr>
-      <w:r>
-        <w:rPr>
-          <w:lang w:val="en-US"/>
-        </w:rPr>
-        <w:t>5. authenticated delivery audio content.</w:t>
-      </w:r>
-    </w:p>
-    <w:p>
-      <w:pPr>
-        <w:rPr>
-          <w:lang w:val="en-US"/>
-        </w:rPr>
-      </w:pPr>
-    </w:p>
-    <w:p>
-      <w:pPr>
-        <w:rPr>
-          <w:lang w:val="en-US"/>
-        </w:rPr>
-      </w:pPr>
-    </w:p>
-    <w:p>
-      <w:pPr>
-        <w:rPr>
-          <w:lang w:val="en-US"/>
-        </w:rPr>
-      </w:pPr>
-      <w:r>
-        <w:rPr>
-          <w:lang w:val="en-US"/>
-        </w:rPr>
         <w:t>Music Catalog</w:t>
       </w:r>
     </w:p>
@@ -7846,1296 +7727,2955 @@
       </w:pPr>
     </w:p>
     <w:p>
-      <w:r>
-        <w:rPr>
-          <w:lang w:val="en-US"/>
-        </w:rPr>
-        <w:t>Backend</w:t>
-      </w:r>
-      <w:r>
-        <w:t xml:space="preserve"> предоставляет список </w:t>
-      </w:r>
-      <w:r>
-        <w:rPr>
-          <w:lang w:val="en-US"/>
-        </w:rPr>
-        <w:t>MusicTrack</w:t>
-      </w:r>
-      <w:r>
-        <w:t>,</w:t>
-      </w:r>
-    </w:p>
-    <w:p>
-      <w:r>
-        <w:t xml:space="preserve">которые доступны для нового </w:t>
-      </w:r>
-      <w:r>
-        <w:rPr>
-          <w:lang w:val="en-US"/>
-        </w:rPr>
-        <w:t>Story</w:t>
-      </w:r>
-      <w:r>
+      <w:pPr>
+        <w:rPr>
+          <w:lang w:val="en-US"/>
+        </w:rPr>
+      </w:pPr>
+      <w:r>
+        <w:rPr>
+          <w:lang w:val="en-US"/>
+        </w:rPr>
+        <w:t>GET /api/v1/music/tracks</w:t>
+      </w:r>
+    </w:p>
+    <w:p>
+      <w:pPr>
+        <w:rPr>
+          <w:lang w:val="en-US"/>
+        </w:rPr>
+      </w:pPr>
+    </w:p>
+    <w:p>
+      <w:pPr>
+        <w:rPr>
+          <w:lang w:val="en-US"/>
+        </w:rPr>
+      </w:pPr>
+      <w:r>
+        <w:rPr>
+          <w:lang w:val="en-US"/>
+        </w:rPr>
+        <w:t>Authentication:</w:t>
+      </w:r>
+    </w:p>
+    <w:p>
+      <w:pPr>
+        <w:rPr>
+          <w:lang w:val="en-US"/>
+        </w:rPr>
+      </w:pPr>
+      <w:r>
+        <w:rPr>
+          <w:lang w:val="en-US"/>
+        </w:rPr>
+        <w:t>required</w:t>
+      </w:r>
+    </w:p>
+    <w:p>
+      <w:pPr>
+        <w:rPr>
+          <w:lang w:val="en-US"/>
+        </w:rPr>
+      </w:pPr>
+    </w:p>
+    <w:p>
+      <w:pPr>
+        <w:rPr>
+          <w:lang w:val="en-US"/>
+        </w:rPr>
+      </w:pPr>
+      <w:r>
+        <w:rPr>
+          <w:lang w:val="en-US"/>
+        </w:rPr>
+        <w:t>Story membership:</w:t>
+      </w:r>
+    </w:p>
+    <w:p>
+      <w:pPr>
+        <w:rPr>
+          <w:lang w:val="en-US"/>
+        </w:rPr>
+      </w:pPr>
+      <w:r>
+        <w:rPr>
+          <w:lang w:val="en-US"/>
+        </w:rPr>
+        <w:t>not required</w:t>
+      </w:r>
+    </w:p>
+    <w:p>
+      <w:pPr>
+        <w:rPr>
+          <w:lang w:val="en-US"/>
+        </w:rPr>
+      </w:pPr>
+    </w:p>
+    <w:p>
+      <w:pPr>
+        <w:rPr>
+          <w:lang w:val="en-US"/>
+        </w:rPr>
+      </w:pPr>
+      <w:r>
+        <w:rPr>
+          <w:lang w:val="en-US"/>
+        </w:rPr>
+        <w:t>Response:</w:t>
+      </w:r>
+    </w:p>
+    <w:p>
+      <w:pPr>
+        <w:rPr>
+          <w:lang w:val="en-US"/>
+        </w:rPr>
+      </w:pPr>
+    </w:p>
+    <w:p>
+      <w:pPr>
+        <w:rPr>
+          <w:lang w:val="en-US"/>
+        </w:rPr>
+      </w:pPr>
+      <w:r>
+        <w:rPr>
+          <w:lang w:val="en-US"/>
+        </w:rPr>
+        <w:lastRenderedPageBreak/>
+        <w:t>[</w:t>
+      </w:r>
+    </w:p>
+    <w:p>
+      <w:pPr>
+        <w:rPr>
+          <w:lang w:val="en-US"/>
+        </w:rPr>
+      </w:pPr>
+      <w:r>
+        <w:rPr>
+          <w:lang w:val="en-US"/>
+        </w:rPr>
+        <w:t xml:space="preserve">  {</w:t>
+      </w:r>
+    </w:p>
+    <w:p>
+      <w:pPr>
+        <w:rPr>
+          <w:lang w:val="en-US"/>
+        </w:rPr>
+      </w:pPr>
+      <w:r>
+        <w:rPr>
+          <w:lang w:val="en-US"/>
+        </w:rPr>
+        <w:t xml:space="preserve">    "id": "uuid",</w:t>
+      </w:r>
+    </w:p>
+    <w:p>
+      <w:pPr>
+        <w:rPr>
+          <w:lang w:val="en-US"/>
+        </w:rPr>
+      </w:pPr>
+      <w:r>
+        <w:rPr>
+          <w:lang w:val="en-US"/>
+        </w:rPr>
+        <w:t xml:space="preserve">    "title": "Autumn Leaves",</w:t>
+      </w:r>
+    </w:p>
+    <w:p>
+      <w:pPr>
+        <w:rPr>
+          <w:lang w:val="en-US"/>
+        </w:rPr>
+      </w:pPr>
+      <w:r>
+        <w:rPr>
+          <w:lang w:val="en-US"/>
+        </w:rPr>
+        <w:t xml:space="preserve">    "artist": "Artist Name",</w:t>
+      </w:r>
+    </w:p>
+    <w:p>
+      <w:pPr>
+        <w:rPr>
+          <w:lang w:val="en-US"/>
+        </w:rPr>
+      </w:pPr>
+      <w:r>
+        <w:rPr>
+          <w:lang w:val="en-US"/>
+        </w:rPr>
+        <w:t xml:space="preserve">    "durationSeconds": 270</w:t>
+      </w:r>
+    </w:p>
+    <w:p>
+      <w:pPr>
+        <w:rPr>
+          <w:lang w:val="en-US"/>
+        </w:rPr>
+      </w:pPr>
+      <w:r>
+        <w:rPr>
+          <w:lang w:val="en-US"/>
+        </w:rPr>
+        <w:t xml:space="preserve">  }</w:t>
+      </w:r>
+    </w:p>
+    <w:p>
+      <w:pPr>
+        <w:rPr>
+          <w:lang w:val="en-US"/>
+        </w:rPr>
+      </w:pPr>
+      <w:r>
+        <w:rPr>
+          <w:lang w:val="en-US"/>
+        </w:rPr>
+        <w:t>]</w:t>
+      </w:r>
+    </w:p>
+    <w:p>
+      <w:pPr>
+        <w:rPr>
+          <w:lang w:val="en-US"/>
+        </w:rPr>
+      </w:pPr>
+    </w:p>
+    <w:p>
+      <w:pPr>
+        <w:rPr>
+          <w:lang w:val="en-US"/>
+        </w:rPr>
+      </w:pPr>
+      <w:r>
+        <w:rPr>
+          <w:lang w:val="en-US"/>
+        </w:rPr>
+        <w:t>Rules:</w:t>
+      </w:r>
+    </w:p>
+    <w:p>
+      <w:pPr>
+        <w:rPr>
+          <w:lang w:val="en-US"/>
+        </w:rPr>
+      </w:pPr>
+    </w:p>
+    <w:p>
+      <w:r>
+        <w:t>• возвращаются только ACTIVE MusicTrack;</w:t>
+      </w:r>
+    </w:p>
+    <w:p>
+      <w:r>
+        <w:t>• порядок определяется backend:</w:t>
+      </w:r>
+    </w:p>
+    <w:p>
+      <w:pPr>
+        <w:rPr>
+          <w:lang w:val="en-US"/>
+        </w:rPr>
+      </w:pPr>
+      <w:r>
+        <w:t xml:space="preserve">  </w:t>
+      </w:r>
+      <w:r>
+        <w:rPr>
+          <w:lang w:val="en-US"/>
+        </w:rPr>
+        <w:t>sortOrder ASC,</w:t>
+      </w:r>
+    </w:p>
+    <w:p>
+      <w:pPr>
+        <w:rPr>
+          <w:lang w:val="en-US"/>
+        </w:rPr>
+      </w:pPr>
+      <w:r>
+        <w:rPr>
+          <w:lang w:val="en-US"/>
+        </w:rPr>
+        <w:t xml:space="preserve">  id ASC;</w:t>
+      </w:r>
+    </w:p>
+    <w:p>
+      <w:pPr>
+        <w:rPr>
+          <w:lang w:val="en-US"/>
+        </w:rPr>
+      </w:pPr>
+      <w:r>
+        <w:rPr>
+          <w:lang w:val="en-US"/>
+        </w:rPr>
+        <w:t xml:space="preserve">• sortOrder </w:t>
+      </w:r>
+      <w:r>
+        <w:t>не</w:t>
+      </w:r>
+      <w:r>
+        <w:rPr>
+          <w:lang w:val="en-US"/>
+        </w:rPr>
         <w:t xml:space="preserve"> </w:t>
       </w:r>
       <w:r>
-        <w:rPr>
-          <w:lang w:val="en-US"/>
-        </w:rPr>
-        <w:t>soundtrack</w:t>
-      </w:r>
-      <w:r>
+        <w:t>передаётся</w:t>
+      </w:r>
+      <w:r>
+        <w:rPr>
+          <w:lang w:val="en-US"/>
+        </w:rPr>
         <w:t xml:space="preserve"> </w:t>
       </w:r>
       <w:r>
-        <w:rPr>
-          <w:lang w:val="en-US"/>
-        </w:rPr>
-        <w:t>selection</w:t>
-      </w:r>
-      <w:r>
+        <w:t>клиенту</w:t>
+      </w:r>
+      <w:r>
+        <w:rPr>
+          <w:lang w:val="en-US"/>
+        </w:rPr>
+        <w:t>;</w:t>
+      </w:r>
+    </w:p>
+    <w:p>
+      <w:r>
+        <w:t>• status не передаётся клиенту;</w:t>
+      </w:r>
+    </w:p>
+    <w:p>
+      <w:r>
+        <w:t>• storageKey не передаётся клиенту;</w:t>
+      </w:r>
+    </w:p>
+    <w:p>
+      <w:r>
+        <w:t>• mimeType и fileSize не передаются клиенту;</w:t>
+      </w:r>
+    </w:p>
+    <w:p>
+      <w:pPr>
+        <w:rPr>
+          <w:lang w:val="en-US"/>
+        </w:rPr>
+      </w:pPr>
+      <w:r>
+        <w:rPr>
+          <w:lang w:val="en-US"/>
+        </w:rPr>
+        <w:t xml:space="preserve">• provider/storage metadata </w:t>
+      </w:r>
+      <w:r>
+        <w:t>не</w:t>
+      </w:r>
+      <w:r>
+        <w:rPr>
+          <w:lang w:val="en-US"/>
+        </w:rPr>
+        <w:t xml:space="preserve"> </w:t>
+      </w:r>
+      <w:r>
+        <w:t>передаются</w:t>
+      </w:r>
+      <w:r>
+        <w:rPr>
+          <w:lang w:val="en-US"/>
+        </w:rPr>
+        <w:t xml:space="preserve"> </w:t>
+      </w:r>
+      <w:r>
+        <w:t>клиенту</w:t>
+      </w:r>
+      <w:r>
+        <w:rPr>
+          <w:lang w:val="en-US"/>
+        </w:rPr>
+        <w:t>;</w:t>
+      </w:r>
+    </w:p>
+    <w:p>
+      <w:pPr>
+        <w:rPr>
+          <w:lang w:val="en-US"/>
+        </w:rPr>
+      </w:pPr>
+      <w:r>
+        <w:rPr>
+          <w:lang w:val="en-US"/>
+        </w:rPr>
+        <w:t xml:space="preserve">• pagination/search/filtering </w:t>
+      </w:r>
+      <w:r>
+        <w:t>не</w:t>
+      </w:r>
+      <w:r>
+        <w:rPr>
+          <w:lang w:val="en-US"/>
+        </w:rPr>
+        <w:t xml:space="preserve"> </w:t>
+      </w:r>
+      <w:r>
+        <w:t>входят</w:t>
+      </w:r>
+      <w:r>
+        <w:rPr>
+          <w:lang w:val="en-US"/>
+        </w:rPr>
+        <w:t xml:space="preserve"> </w:t>
+      </w:r>
+      <w:r>
+        <w:t>в</w:t>
+      </w:r>
+      <w:r>
+        <w:rPr>
+          <w:lang w:val="en-US"/>
+        </w:rPr>
+        <w:t xml:space="preserve"> </w:t>
+      </w:r>
+      <w:r>
+        <w:t>первую</w:t>
+      </w:r>
+      <w:r>
+        <w:rPr>
+          <w:lang w:val="en-US"/>
+        </w:rPr>
+        <w:t xml:space="preserve"> </w:t>
+      </w:r>
+      <w:r>
+        <w:t>версию</w:t>
+      </w:r>
+      <w:r>
+        <w:rPr>
+          <w:lang w:val="en-US"/>
+        </w:rPr>
         <w:t>.</w:t>
       </w:r>
     </w:p>
+    <w:p>
+      <w:pPr>
+        <w:rPr>
+          <w:lang w:val="en-US"/>
+        </w:rPr>
+      </w:pPr>
+    </w:p>
+    <w:p>
+      <w:pPr>
+        <w:rPr>
+          <w:lang w:val="en-US"/>
+        </w:rPr>
+      </w:pPr>
+    </w:p>
+    <w:p>
+      <w:pPr>
+        <w:rPr>
+          <w:lang w:val="en-US"/>
+        </w:rPr>
+      </w:pPr>
+      <w:r>
+        <w:rPr>
+          <w:lang w:val="en-US"/>
+        </w:rPr>
+        <w:t>Get Story Soundtrack</w:t>
+      </w:r>
+    </w:p>
+    <w:p>
+      <w:pPr>
+        <w:rPr>
+          <w:lang w:val="en-US"/>
+        </w:rPr>
+      </w:pPr>
+    </w:p>
+    <w:p>
+      <w:pPr>
+        <w:rPr>
+          <w:lang w:val="en-US"/>
+        </w:rPr>
+      </w:pPr>
+      <w:r>
+        <w:rPr>
+          <w:lang w:val="en-US"/>
+        </w:rPr>
+        <w:t>GET /api/v1/stories/{storyId}/soundtrack</w:t>
+      </w:r>
+    </w:p>
+    <w:p>
+      <w:pPr>
+        <w:rPr>
+          <w:lang w:val="en-US"/>
+        </w:rPr>
+      </w:pPr>
+    </w:p>
+    <w:p>
+      <w:pPr>
+        <w:rPr>
+          <w:lang w:val="en-US"/>
+        </w:rPr>
+      </w:pPr>
+      <w:r>
+        <w:rPr>
+          <w:lang w:val="en-US"/>
+        </w:rPr>
+        <w:t>Authentication:</w:t>
+      </w:r>
+    </w:p>
+    <w:p>
+      <w:pPr>
+        <w:rPr>
+          <w:lang w:val="en-US"/>
+        </w:rPr>
+      </w:pPr>
+      <w:r>
+        <w:rPr>
+          <w:lang w:val="en-US"/>
+        </w:rPr>
+        <w:t>required</w:t>
+      </w:r>
+    </w:p>
+    <w:p>
+      <w:pPr>
+        <w:rPr>
+          <w:lang w:val="en-US"/>
+        </w:rPr>
+      </w:pPr>
+    </w:p>
+    <w:p>
+      <w:pPr>
+        <w:rPr>
+          <w:lang w:val="en-US"/>
+        </w:rPr>
+      </w:pPr>
+      <w:r>
+        <w:rPr>
+          <w:lang w:val="en-US"/>
+        </w:rPr>
+        <w:t>Authorization:</w:t>
+      </w:r>
+    </w:p>
+    <w:p>
+      <w:pPr>
+        <w:rPr>
+          <w:lang w:val="en-US"/>
+        </w:rPr>
+      </w:pPr>
+      <w:r>
+        <w:rPr>
+          <w:lang w:val="en-US"/>
+        </w:rPr>
+        <w:t>user must have read access to Story.</w:t>
+      </w:r>
+    </w:p>
+    <w:p>
+      <w:pPr>
+        <w:rPr>
+          <w:lang w:val="en-US"/>
+        </w:rPr>
+      </w:pPr>
+    </w:p>
+    <w:p>
+      <w:pPr>
+        <w:rPr>
+          <w:lang w:val="en-US"/>
+        </w:rPr>
+      </w:pPr>
+      <w:r>
+        <w:rPr>
+          <w:lang w:val="en-US"/>
+        </w:rPr>
+        <w:t>Response:</w:t>
+      </w:r>
+    </w:p>
+    <w:p>
+      <w:pPr>
+        <w:rPr>
+          <w:lang w:val="en-US"/>
+        </w:rPr>
+      </w:pPr>
+    </w:p>
+    <w:p>
+      <w:pPr>
+        <w:rPr>
+          <w:lang w:val="en-US"/>
+        </w:rPr>
+      </w:pPr>
+      <w:r>
+        <w:rPr>
+          <w:lang w:val="en-US"/>
+        </w:rPr>
+        <w:t>{</w:t>
+      </w:r>
+    </w:p>
+    <w:p>
+      <w:pPr>
+        <w:rPr>
+          <w:lang w:val="en-US"/>
+        </w:rPr>
+      </w:pPr>
+      <w:r>
+        <w:rPr>
+          <w:lang w:val="en-US"/>
+        </w:rPr>
+        <w:t xml:space="preserve">  "selectedSoundtrack": {</w:t>
+      </w:r>
+    </w:p>
+    <w:p>
+      <w:pPr>
+        <w:rPr>
+          <w:lang w:val="en-US"/>
+        </w:rPr>
+      </w:pPr>
+      <w:r>
+        <w:rPr>
+          <w:lang w:val="en-US"/>
+        </w:rPr>
+        <w:t xml:space="preserve">    "id": "uuid",</w:t>
+      </w:r>
+    </w:p>
+    <w:p>
+      <w:pPr>
+        <w:rPr>
+          <w:lang w:val="en-US"/>
+        </w:rPr>
+      </w:pPr>
+      <w:r>
+        <w:rPr>
+          <w:lang w:val="en-US"/>
+        </w:rPr>
+        <w:t xml:space="preserve">    "title": "Autumn Leaves",</w:t>
+      </w:r>
+    </w:p>
+    <w:p>
+      <w:pPr>
+        <w:rPr>
+          <w:lang w:val="en-US"/>
+        </w:rPr>
+      </w:pPr>
+      <w:r>
+        <w:rPr>
+          <w:lang w:val="en-US"/>
+        </w:rPr>
+        <w:t xml:space="preserve">    "artist": "Artist Name",</w:t>
+      </w:r>
+    </w:p>
+    <w:p>
+      <w:pPr>
+        <w:rPr>
+          <w:lang w:val="en-US"/>
+        </w:rPr>
+      </w:pPr>
+      <w:r>
+        <w:rPr>
+          <w:lang w:val="en-US"/>
+        </w:rPr>
+        <w:t xml:space="preserve">    "durationSeconds": 270</w:t>
+      </w:r>
+    </w:p>
+    <w:p>
+      <w:pPr>
+        <w:rPr>
+          <w:lang w:val="en-US"/>
+        </w:rPr>
+      </w:pPr>
+      <w:r>
+        <w:rPr>
+          <w:lang w:val="en-US"/>
+        </w:rPr>
+        <w:t xml:space="preserve">  },</w:t>
+      </w:r>
+    </w:p>
+    <w:p>
+      <w:pPr>
+        <w:rPr>
+          <w:lang w:val="en-US"/>
+        </w:rPr>
+      </w:pPr>
+      <w:r>
+        <w:rPr>
+          <w:lang w:val="en-US"/>
+        </w:rPr>
+        <w:t xml:space="preserve">  "effectiveSoundtrack": {</w:t>
+      </w:r>
+    </w:p>
+    <w:p>
+      <w:pPr>
+        <w:rPr>
+          <w:lang w:val="en-US"/>
+        </w:rPr>
+      </w:pPr>
+      <w:r>
+        <w:rPr>
+          <w:lang w:val="en-US"/>
+        </w:rPr>
+        <w:t xml:space="preserve">    "id": "uuid",</w:t>
+      </w:r>
+    </w:p>
+    <w:p>
+      <w:pPr>
+        <w:rPr>
+          <w:lang w:val="en-US"/>
+        </w:rPr>
+      </w:pPr>
+      <w:r>
+        <w:rPr>
+          <w:lang w:val="en-US"/>
+        </w:rPr>
+        <w:t xml:space="preserve">    "title": "Autumn Leaves",</w:t>
+      </w:r>
+    </w:p>
+    <w:p>
+      <w:pPr>
+        <w:rPr>
+          <w:lang w:val="en-US"/>
+        </w:rPr>
+      </w:pPr>
+      <w:r>
+        <w:rPr>
+          <w:lang w:val="en-US"/>
+        </w:rPr>
+        <w:t xml:space="preserve">    "artist": "Artist Name",</w:t>
+      </w:r>
+    </w:p>
+    <w:p>
+      <w:pPr>
+        <w:rPr>
+          <w:lang w:val="en-US"/>
+        </w:rPr>
+      </w:pPr>
+      <w:r>
+        <w:rPr>
+          <w:lang w:val="en-US"/>
+        </w:rPr>
+        <w:t xml:space="preserve">    "durationSeconds": 270</w:t>
+      </w:r>
+    </w:p>
+    <w:p>
+      <w:pPr>
+        <w:rPr>
+          <w:lang w:val="en-US"/>
+        </w:rPr>
+      </w:pPr>
+      <w:r>
+        <w:rPr>
+          <w:lang w:val="en-US"/>
+        </w:rPr>
+        <w:t xml:space="preserve">  }</w:t>
+      </w:r>
+    </w:p>
+    <w:p>
+      <w:pPr>
+        <w:rPr>
+          <w:lang w:val="en-US"/>
+        </w:rPr>
+      </w:pPr>
+      <w:r>
+        <w:rPr>
+          <w:lang w:val="en-US"/>
+        </w:rPr>
+        <w:t>}</w:t>
+      </w:r>
+    </w:p>
+    <w:p>
+      <w:pPr>
+        <w:rPr>
+          <w:lang w:val="en-US"/>
+        </w:rPr>
+      </w:pPr>
+    </w:p>
+    <w:p>
+      <w:pPr>
+        <w:rPr>
+          <w:lang w:val="en-US"/>
+        </w:rPr>
+      </w:pPr>
+      <w:r>
+        <w:rPr>
+          <w:lang w:val="en-US"/>
+        </w:rPr>
+        <w:t>No music:</w:t>
+      </w:r>
+    </w:p>
+    <w:p>
+      <w:pPr>
+        <w:rPr>
+          <w:lang w:val="en-US"/>
+        </w:rPr>
+      </w:pPr>
+    </w:p>
+    <w:p>
+      <w:pPr>
+        <w:rPr>
+          <w:lang w:val="en-US"/>
+        </w:rPr>
+      </w:pPr>
+      <w:r>
+        <w:rPr>
+          <w:lang w:val="en-US"/>
+        </w:rPr>
+        <w:t>{</w:t>
+      </w:r>
+    </w:p>
+    <w:p>
+      <w:pPr>
+        <w:rPr>
+          <w:lang w:val="en-US"/>
+        </w:rPr>
+      </w:pPr>
+      <w:r>
+        <w:rPr>
+          <w:lang w:val="en-US"/>
+        </w:rPr>
+        <w:t xml:space="preserve">  "selectedSoundtrack": null,</w:t>
+      </w:r>
+    </w:p>
+    <w:p>
+      <w:pPr>
+        <w:rPr>
+          <w:lang w:val="en-US"/>
+        </w:rPr>
+      </w:pPr>
+      <w:r>
+        <w:rPr>
+          <w:lang w:val="en-US"/>
+        </w:rPr>
+        <w:t xml:space="preserve">  "effectiveSoundtrack": null</w:t>
+      </w:r>
+    </w:p>
+    <w:p>
+      <w:pPr>
+        <w:rPr>
+          <w:lang w:val="en-US"/>
+        </w:rPr>
+      </w:pPr>
+      <w:r>
+        <w:rPr>
+          <w:lang w:val="en-US"/>
+        </w:rPr>
+        <w:t>}</w:t>
+      </w:r>
+    </w:p>
+    <w:p>
+      <w:pPr>
+        <w:rPr>
+          <w:lang w:val="en-US"/>
+        </w:rPr>
+      </w:pPr>
+    </w:p>
+    <w:p>
+      <w:pPr>
+        <w:rPr>
+          <w:lang w:val="en-US"/>
+        </w:rPr>
+      </w:pPr>
+      <w:r>
+        <w:rPr>
+          <w:lang w:val="en-US"/>
+        </w:rPr>
+        <w:t>Selected but DISABLED:</w:t>
+      </w:r>
+    </w:p>
+    <w:p>
+      <w:pPr>
+        <w:rPr>
+          <w:lang w:val="en-US"/>
+        </w:rPr>
+      </w:pPr>
+    </w:p>
+    <w:p>
+      <w:pPr>
+        <w:rPr>
+          <w:lang w:val="en-US"/>
+        </w:rPr>
+      </w:pPr>
+      <w:r>
+        <w:rPr>
+          <w:lang w:val="en-US"/>
+        </w:rPr>
+        <w:t>{</w:t>
+      </w:r>
+    </w:p>
+    <w:p>
+      <w:pPr>
+        <w:rPr>
+          <w:lang w:val="en-US"/>
+        </w:rPr>
+      </w:pPr>
+      <w:r>
+        <w:rPr>
+          <w:lang w:val="en-US"/>
+        </w:rPr>
+        <w:t xml:space="preserve">  "selectedSoundtrack": {</w:t>
+      </w:r>
+    </w:p>
+    <w:p>
+      <w:pPr>
+        <w:rPr>
+          <w:lang w:val="en-US"/>
+        </w:rPr>
+      </w:pPr>
+      <w:r>
+        <w:rPr>
+          <w:lang w:val="en-US"/>
+        </w:rPr>
+        <w:t xml:space="preserve">    "id": "uuid",</w:t>
+      </w:r>
+    </w:p>
+    <w:p>
+      <w:pPr>
+        <w:rPr>
+          <w:lang w:val="en-US"/>
+        </w:rPr>
+      </w:pPr>
+      <w:r>
+        <w:rPr>
+          <w:lang w:val="en-US"/>
+        </w:rPr>
+        <w:t xml:space="preserve">    "title": "Autumn Leaves",</w:t>
+      </w:r>
+    </w:p>
+    <w:p>
+      <w:pPr>
+        <w:rPr>
+          <w:lang w:val="en-US"/>
+        </w:rPr>
+      </w:pPr>
+      <w:r>
+        <w:rPr>
+          <w:lang w:val="en-US"/>
+        </w:rPr>
+        <w:t xml:space="preserve">    "artist": "Artist Name",</w:t>
+      </w:r>
+    </w:p>
+    <w:p>
+      <w:pPr>
+        <w:rPr>
+          <w:lang w:val="en-US"/>
+        </w:rPr>
+      </w:pPr>
+      <w:r>
+        <w:rPr>
+          <w:lang w:val="en-US"/>
+        </w:rPr>
+        <w:lastRenderedPageBreak/>
+        <w:t xml:space="preserve">    "durationSeconds": 270</w:t>
+      </w:r>
+    </w:p>
+    <w:p>
+      <w:pPr>
+        <w:rPr>
+          <w:lang w:val="en-US"/>
+        </w:rPr>
+      </w:pPr>
+      <w:r>
+        <w:rPr>
+          <w:lang w:val="en-US"/>
+        </w:rPr>
+        <w:t xml:space="preserve">  },</w:t>
+      </w:r>
+    </w:p>
+    <w:p>
+      <w:pPr>
+        <w:rPr>
+          <w:lang w:val="en-US"/>
+        </w:rPr>
+      </w:pPr>
+      <w:r>
+        <w:rPr>
+          <w:lang w:val="en-US"/>
+        </w:rPr>
+        <w:t xml:space="preserve">  "effectiveSoundtrack": null</w:t>
+      </w:r>
+    </w:p>
+    <w:p>
+      <w:pPr>
+        <w:rPr>
+          <w:lang w:val="en-US"/>
+        </w:rPr>
+      </w:pPr>
+      <w:r>
+        <w:rPr>
+          <w:lang w:val="en-US"/>
+        </w:rPr>
+        <w:t>}</w:t>
+      </w:r>
+    </w:p>
+    <w:p>
+      <w:pPr>
+        <w:rPr>
+          <w:lang w:val="en-US"/>
+        </w:rPr>
+      </w:pPr>
+    </w:p>
+    <w:p>
+      <w:pPr>
+        <w:rPr>
+          <w:lang w:val="en-US"/>
+        </w:rPr>
+      </w:pPr>
+      <w:r>
+        <w:rPr>
+          <w:lang w:val="en-US"/>
+        </w:rPr>
+        <w:t>MusicTrack.status intentionally is not exposed.</w:t>
+      </w:r>
+    </w:p>
+    <w:p>
+      <w:pPr>
+        <w:rPr>
+          <w:lang w:val="en-US"/>
+        </w:rPr>
+      </w:pPr>
+    </w:p>
+    <w:p>
+      <w:pPr>
+        <w:rPr>
+          <w:lang w:val="en-US"/>
+        </w:rPr>
+      </w:pPr>
+      <w:r>
+        <w:rPr>
+          <w:lang w:val="en-US"/>
+        </w:rPr>
+        <w:t>selectedSoundtrack represents persisted Story selection.</w:t>
+      </w:r>
+    </w:p>
+    <w:p>
+      <w:pPr>
+        <w:rPr>
+          <w:lang w:val="en-US"/>
+        </w:rPr>
+      </w:pPr>
+    </w:p>
+    <w:p>
+      <w:pPr>
+        <w:rPr>
+          <w:lang w:val="en-US"/>
+        </w:rPr>
+      </w:pPr>
+      <w:r>
+        <w:rPr>
+          <w:lang w:val="en-US"/>
+        </w:rPr>
+        <w:t>effectiveSoundtrack represents the soundtrack currently allowed</w:t>
+      </w:r>
+    </w:p>
+    <w:p>
+      <w:pPr>
+        <w:rPr>
+          <w:lang w:val="en-US"/>
+        </w:rPr>
+      </w:pPr>
+      <w:r>
+        <w:rPr>
+          <w:lang w:val="en-US"/>
+        </w:rPr>
+        <w:t>for a new Story Playback session.</w:t>
+      </w:r>
+    </w:p>
+    <w:p>
+      <w:pPr>
+        <w:rPr>
+          <w:lang w:val="en-US"/>
+        </w:rPr>
+      </w:pPr>
+    </w:p>
+    <w:p>
+      <w:pPr>
+        <w:rPr>
+          <w:lang w:val="en-US"/>
+        </w:rPr>
+      </w:pPr>
+    </w:p>
+    <w:p>
+      <w:pPr>
+        <w:rPr>
+          <w:lang w:val="en-US"/>
+        </w:rPr>
+      </w:pPr>
+      <w:r>
+        <w:rPr>
+          <w:lang w:val="en-US"/>
+        </w:rPr>
+        <w:t>Set Story Soundtrack</w:t>
+      </w:r>
+    </w:p>
+    <w:p>
+      <w:pPr>
+        <w:rPr>
+          <w:lang w:val="en-US"/>
+        </w:rPr>
+      </w:pPr>
+    </w:p>
+    <w:p>
+      <w:pPr>
+        <w:rPr>
+          <w:lang w:val="en-US"/>
+        </w:rPr>
+      </w:pPr>
+      <w:r>
+        <w:rPr>
+          <w:lang w:val="en-US"/>
+        </w:rPr>
+        <w:t>PUT /api/v1/stories/{storyId}/soundtrack</w:t>
+      </w:r>
+    </w:p>
+    <w:p>
+      <w:pPr>
+        <w:rPr>
+          <w:lang w:val="en-US"/>
+        </w:rPr>
+      </w:pPr>
+    </w:p>
+    <w:p>
+      <w:pPr>
+        <w:rPr>
+          <w:lang w:val="en-US"/>
+        </w:rPr>
+      </w:pPr>
+      <w:r>
+        <w:rPr>
+          <w:lang w:val="en-US"/>
+        </w:rPr>
+        <w:t>Authentication:</w:t>
+      </w:r>
+    </w:p>
+    <w:p>
+      <w:pPr>
+        <w:rPr>
+          <w:lang w:val="en-US"/>
+        </w:rPr>
+      </w:pPr>
+      <w:r>
+        <w:rPr>
+          <w:lang w:val="en-US"/>
+        </w:rPr>
+        <w:t>required</w:t>
+      </w:r>
+    </w:p>
+    <w:p>
+      <w:pPr>
+        <w:rPr>
+          <w:lang w:val="en-US"/>
+        </w:rPr>
+      </w:pPr>
+    </w:p>
+    <w:p>
+      <w:pPr>
+        <w:rPr>
+          <w:lang w:val="en-US"/>
+        </w:rPr>
+      </w:pPr>
+      <w:r>
+        <w:rPr>
+          <w:lang w:val="en-US"/>
+        </w:rPr>
+        <w:t>Allowed roles:</w:t>
+      </w:r>
+    </w:p>
+    <w:p>
+      <w:pPr>
+        <w:rPr>
+          <w:lang w:val="en-US"/>
+        </w:rPr>
+      </w:pPr>
+    </w:p>
+    <w:p>
+      <w:pPr>
+        <w:rPr>
+          <w:lang w:val="en-US"/>
+        </w:rPr>
+      </w:pPr>
+      <w:r>
+        <w:rPr>
+          <w:lang w:val="en-US"/>
+        </w:rPr>
+        <w:t>OWNER</w:t>
+      </w:r>
+    </w:p>
+    <w:p>
+      <w:pPr>
+        <w:rPr>
+          <w:lang w:val="en-US"/>
+        </w:rPr>
+      </w:pPr>
+      <w:r>
+        <w:rPr>
+          <w:lang w:val="en-US"/>
+        </w:rPr>
+        <w:t>CO_OWNER</w:t>
+      </w:r>
+    </w:p>
+    <w:p>
+      <w:pPr>
+        <w:rPr>
+          <w:lang w:val="en-US"/>
+        </w:rPr>
+      </w:pPr>
+    </w:p>
+    <w:p>
+      <w:pPr>
+        <w:rPr>
+          <w:lang w:val="en-US"/>
+        </w:rPr>
+      </w:pPr>
+      <w:r>
+        <w:rPr>
+          <w:lang w:val="en-US"/>
+        </w:rPr>
+        <w:t>Request:</w:t>
+      </w:r>
+    </w:p>
+    <w:p>
+      <w:pPr>
+        <w:rPr>
+          <w:lang w:val="en-US"/>
+        </w:rPr>
+      </w:pPr>
+    </w:p>
+    <w:p>
+      <w:pPr>
+        <w:rPr>
+          <w:lang w:val="en-US"/>
+        </w:rPr>
+      </w:pPr>
+      <w:r>
+        <w:rPr>
+          <w:lang w:val="en-US"/>
+        </w:rPr>
+        <w:t>{</w:t>
+      </w:r>
+    </w:p>
+    <w:p>
+      <w:pPr>
+        <w:rPr>
+          <w:lang w:val="en-US"/>
+        </w:rPr>
+      </w:pPr>
+      <w:r>
+        <w:rPr>
+          <w:lang w:val="en-US"/>
+        </w:rPr>
+        <w:t xml:space="preserve">  "musicTrackId": "uuid"</w:t>
+      </w:r>
+    </w:p>
+    <w:p>
+      <w:pPr>
+        <w:rPr>
+          <w:lang w:val="en-US"/>
+        </w:rPr>
+      </w:pPr>
+      <w:r>
+        <w:rPr>
+          <w:lang w:val="en-US"/>
+        </w:rPr>
+        <w:t>}</w:t>
+      </w:r>
+    </w:p>
+    <w:p>
+      <w:pPr>
+        <w:rPr>
+          <w:lang w:val="en-US"/>
+        </w:rPr>
+      </w:pPr>
+    </w:p>
+    <w:p>
+      <w:pPr>
+        <w:rPr>
+          <w:lang w:val="en-US"/>
+        </w:rPr>
+      </w:pPr>
+      <w:r>
+        <w:rPr>
+          <w:lang w:val="en-US"/>
+        </w:rPr>
+        <w:t>Rules:</w:t>
+      </w:r>
+    </w:p>
+    <w:p>
+      <w:pPr>
+        <w:rPr>
+          <w:lang w:val="en-US"/>
+        </w:rPr>
+      </w:pPr>
+    </w:p>
+    <w:p>
+      <w:pPr>
+        <w:rPr>
+          <w:lang w:val="en-US"/>
+        </w:rPr>
+      </w:pPr>
+      <w:r>
+        <w:rPr>
+          <w:lang w:val="en-US"/>
+        </w:rPr>
+        <w:t>• MusicTrack must exist;</w:t>
+      </w:r>
+    </w:p>
+    <w:p>
+      <w:pPr>
+        <w:rPr>
+          <w:lang w:val="en-US"/>
+        </w:rPr>
+      </w:pPr>
+      <w:r>
+        <w:rPr>
+          <w:lang w:val="en-US"/>
+        </w:rPr>
+        <w:t>• MusicTrack must be ACTIVE;</w:t>
+      </w:r>
+    </w:p>
+    <w:p>
+      <w:pPr>
+        <w:rPr>
+          <w:lang w:val="en-US"/>
+        </w:rPr>
+      </w:pPr>
+      <w:r>
+        <w:rPr>
+          <w:lang w:val="en-US"/>
+        </w:rPr>
+        <w:t>• EDITOR / VIEWER / non-participant cannot change soundtrack;</w:t>
+      </w:r>
+    </w:p>
+    <w:p>
+      <w:pPr>
+        <w:rPr>
+          <w:lang w:val="en-US"/>
+        </w:rPr>
+      </w:pPr>
+      <w:r>
+        <w:rPr>
+          <w:lang w:val="en-US"/>
+        </w:rPr>
+        <w:t>• setting the already selected ACTIVE track is an idempotent success;</w:t>
+      </w:r>
+    </w:p>
+    <w:p>
+      <w:pPr>
+        <w:rPr>
+          <w:lang w:val="en-US"/>
+        </w:rPr>
+      </w:pPr>
+      <w:r>
+        <w:rPr>
+          <w:lang w:val="en-US"/>
+        </w:rPr>
+        <w:t>• idempotent no-op does not change Story.updatedAt.</w:t>
+      </w:r>
+    </w:p>
+    <w:p>
+      <w:pPr>
+        <w:rPr>
+          <w:lang w:val="en-US"/>
+        </w:rPr>
+      </w:pPr>
+    </w:p>
+    <w:p>
+      <w:pPr>
+        <w:rPr>
+          <w:lang w:val="en-US"/>
+        </w:rPr>
+      </w:pPr>
+      <w:r>
+        <w:rPr>
+          <w:lang w:val="en-US"/>
+        </w:rPr>
+        <w:t>Response:</w:t>
+      </w:r>
+    </w:p>
+    <w:p>
+      <w:pPr>
+        <w:rPr>
+          <w:lang w:val="en-US"/>
+        </w:rPr>
+      </w:pPr>
+    </w:p>
+    <w:p>
+      <w:pPr>
+        <w:rPr>
+          <w:lang w:val="en-US"/>
+        </w:rPr>
+      </w:pPr>
+      <w:r>
+        <w:rPr>
+          <w:lang w:val="en-US"/>
+        </w:rPr>
+        <w:t>200 OK</w:t>
+      </w:r>
+    </w:p>
+    <w:p>
+      <w:pPr>
+        <w:rPr>
+          <w:lang w:val="en-US"/>
+        </w:rPr>
+      </w:pPr>
+    </w:p>
+    <w:p>
+      <w:pPr>
+        <w:rPr>
+          <w:lang w:val="en-US"/>
+        </w:rPr>
+      </w:pPr>
+      <w:r>
+        <w:rPr>
+          <w:lang w:val="en-US"/>
+        </w:rPr>
+        <w:t>{</w:t>
+      </w:r>
+    </w:p>
+    <w:p>
+      <w:pPr>
+        <w:rPr>
+          <w:lang w:val="en-US"/>
+        </w:rPr>
+      </w:pPr>
+      <w:r>
+        <w:rPr>
+          <w:lang w:val="en-US"/>
+        </w:rPr>
+        <w:t xml:space="preserve">  "selectedSoundtrack": {</w:t>
+      </w:r>
+    </w:p>
+    <w:p>
+      <w:pPr>
+        <w:rPr>
+          <w:lang w:val="en-US"/>
+        </w:rPr>
+      </w:pPr>
+      <w:r>
+        <w:rPr>
+          <w:lang w:val="en-US"/>
+        </w:rPr>
+        <w:t xml:space="preserve">    "id": "uuid",</w:t>
+      </w:r>
+    </w:p>
+    <w:p>
+      <w:pPr>
+        <w:rPr>
+          <w:lang w:val="en-US"/>
+        </w:rPr>
+      </w:pPr>
+      <w:r>
+        <w:rPr>
+          <w:lang w:val="en-US"/>
+        </w:rPr>
+        <w:t xml:space="preserve">    "title": "Autumn Leaves",</w:t>
+      </w:r>
+    </w:p>
+    <w:p>
+      <w:pPr>
+        <w:rPr>
+          <w:lang w:val="en-US"/>
+        </w:rPr>
+      </w:pPr>
+      <w:r>
+        <w:rPr>
+          <w:lang w:val="en-US"/>
+        </w:rPr>
+        <w:t xml:space="preserve">    "artist": "Artist Name",</w:t>
+      </w:r>
+    </w:p>
+    <w:p>
+      <w:pPr>
+        <w:rPr>
+          <w:lang w:val="en-US"/>
+        </w:rPr>
+      </w:pPr>
+      <w:r>
+        <w:rPr>
+          <w:lang w:val="en-US"/>
+        </w:rPr>
+        <w:t xml:space="preserve">    "durationSeconds": 270</w:t>
+      </w:r>
+    </w:p>
+    <w:p>
+      <w:pPr>
+        <w:rPr>
+          <w:lang w:val="en-US"/>
+        </w:rPr>
+      </w:pPr>
+      <w:r>
+        <w:rPr>
+          <w:lang w:val="en-US"/>
+        </w:rPr>
+        <w:t xml:space="preserve">  },</w:t>
+      </w:r>
+    </w:p>
+    <w:p>
+      <w:pPr>
+        <w:rPr>
+          <w:lang w:val="en-US"/>
+        </w:rPr>
+      </w:pPr>
+      <w:r>
+        <w:rPr>
+          <w:lang w:val="en-US"/>
+        </w:rPr>
+        <w:t xml:space="preserve">  "effectiveSoundtrack": {</w:t>
+      </w:r>
+    </w:p>
+    <w:p>
+      <w:pPr>
+        <w:rPr>
+          <w:lang w:val="en-US"/>
+        </w:rPr>
+      </w:pPr>
+      <w:r>
+        <w:rPr>
+          <w:lang w:val="en-US"/>
+        </w:rPr>
+        <w:t xml:space="preserve">    "id": "uuid",</w:t>
+      </w:r>
+    </w:p>
+    <w:p>
+      <w:pPr>
+        <w:rPr>
+          <w:lang w:val="en-US"/>
+        </w:rPr>
+      </w:pPr>
+      <w:r>
+        <w:rPr>
+          <w:lang w:val="en-US"/>
+        </w:rPr>
+        <w:t xml:space="preserve">    "title": "Autumn Leaves",</w:t>
+      </w:r>
+    </w:p>
+    <w:p>
+      <w:pPr>
+        <w:rPr>
+          <w:lang w:val="en-US"/>
+        </w:rPr>
+      </w:pPr>
+      <w:r>
+        <w:rPr>
+          <w:lang w:val="en-US"/>
+        </w:rPr>
+        <w:t xml:space="preserve">    "artist": "Artist Name",</w:t>
+      </w:r>
+    </w:p>
+    <w:p>
+      <w:pPr>
+        <w:rPr>
+          <w:lang w:val="en-US"/>
+        </w:rPr>
+      </w:pPr>
+      <w:r>
+        <w:rPr>
+          <w:lang w:val="en-US"/>
+        </w:rPr>
+        <w:t xml:space="preserve">    "durationSeconds": 270</w:t>
+      </w:r>
+    </w:p>
+    <w:p>
+      <w:pPr>
+        <w:rPr>
+          <w:lang w:val="en-US"/>
+        </w:rPr>
+      </w:pPr>
+      <w:r>
+        <w:rPr>
+          <w:lang w:val="en-US"/>
+        </w:rPr>
+        <w:t xml:space="preserve">  }</w:t>
+      </w:r>
+    </w:p>
+    <w:p>
+      <w:pPr>
+        <w:rPr>
+          <w:lang w:val="en-US"/>
+        </w:rPr>
+      </w:pPr>
+      <w:r>
+        <w:rPr>
+          <w:lang w:val="en-US"/>
+        </w:rPr>
+        <w:t>}</w:t>
+      </w:r>
+    </w:p>
+    <w:p>
+      <w:pPr>
+        <w:rPr>
+          <w:lang w:val="en-US"/>
+        </w:rPr>
+      </w:pPr>
+    </w:p>
+    <w:p>
+      <w:pPr>
+        <w:rPr>
+          <w:lang w:val="en-US"/>
+        </w:rPr>
+      </w:pPr>
+    </w:p>
+    <w:p>
+      <w:pPr>
+        <w:rPr>
+          <w:lang w:val="en-US"/>
+        </w:rPr>
+      </w:pPr>
+      <w:r>
+        <w:rPr>
+          <w:lang w:val="en-US"/>
+        </w:rPr>
+        <w:t>Remove Story Soundtrack</w:t>
+      </w:r>
+    </w:p>
+    <w:p>
+      <w:pPr>
+        <w:rPr>
+          <w:lang w:val="en-US"/>
+        </w:rPr>
+      </w:pPr>
+    </w:p>
+    <w:p>
+      <w:pPr>
+        <w:rPr>
+          <w:lang w:val="en-US"/>
+        </w:rPr>
+      </w:pPr>
+      <w:r>
+        <w:rPr>
+          <w:lang w:val="en-US"/>
+        </w:rPr>
+        <w:t>DELETE /api/v1/stories/{storyId}/soundtrack</w:t>
+      </w:r>
+    </w:p>
+    <w:p>
+      <w:pPr>
+        <w:rPr>
+          <w:lang w:val="en-US"/>
+        </w:rPr>
+      </w:pPr>
+    </w:p>
+    <w:p>
+      <w:pPr>
+        <w:rPr>
+          <w:lang w:val="en-US"/>
+        </w:rPr>
+      </w:pPr>
+      <w:r>
+        <w:rPr>
+          <w:lang w:val="en-US"/>
+        </w:rPr>
+        <w:t>Authentication:</w:t>
+      </w:r>
+    </w:p>
+    <w:p>
+      <w:pPr>
+        <w:rPr>
+          <w:lang w:val="en-US"/>
+        </w:rPr>
+      </w:pPr>
+      <w:r>
+        <w:rPr>
+          <w:lang w:val="en-US"/>
+        </w:rPr>
+        <w:lastRenderedPageBreak/>
+        <w:t>required</w:t>
+      </w:r>
+    </w:p>
+    <w:p>
+      <w:pPr>
+        <w:rPr>
+          <w:lang w:val="en-US"/>
+        </w:rPr>
+      </w:pPr>
+    </w:p>
+    <w:p>
+      <w:pPr>
+        <w:rPr>
+          <w:lang w:val="en-US"/>
+        </w:rPr>
+      </w:pPr>
+      <w:r>
+        <w:rPr>
+          <w:lang w:val="en-US"/>
+        </w:rPr>
+        <w:t>Allowed roles:</w:t>
+      </w:r>
+    </w:p>
+    <w:p>
+      <w:pPr>
+        <w:rPr>
+          <w:lang w:val="en-US"/>
+        </w:rPr>
+      </w:pPr>
+    </w:p>
+    <w:p>
+      <w:pPr>
+        <w:rPr>
+          <w:lang w:val="en-US"/>
+        </w:rPr>
+      </w:pPr>
+      <w:r>
+        <w:rPr>
+          <w:lang w:val="en-US"/>
+        </w:rPr>
+        <w:t>OWNER</w:t>
+      </w:r>
+    </w:p>
+    <w:p>
+      <w:pPr>
+        <w:rPr>
+          <w:lang w:val="en-US"/>
+        </w:rPr>
+      </w:pPr>
+      <w:r>
+        <w:rPr>
+          <w:lang w:val="en-US"/>
+        </w:rPr>
+        <w:t>CO_OWNER</w:t>
+      </w:r>
+    </w:p>
+    <w:p>
+      <w:pPr>
+        <w:rPr>
+          <w:lang w:val="en-US"/>
+        </w:rPr>
+      </w:pPr>
+    </w:p>
+    <w:p>
+      <w:pPr>
+        <w:rPr>
+          <w:lang w:val="en-US"/>
+        </w:rPr>
+      </w:pPr>
+      <w:r>
+        <w:rPr>
+          <w:lang w:val="en-US"/>
+        </w:rPr>
+        <w:t>Rules:</w:t>
+      </w:r>
+    </w:p>
+    <w:p>
+      <w:pPr>
+        <w:rPr>
+          <w:lang w:val="en-US"/>
+        </w:rPr>
+      </w:pPr>
+    </w:p>
+    <w:p>
+      <w:pPr>
+        <w:rPr>
+          <w:lang w:val="en-US"/>
+        </w:rPr>
+      </w:pPr>
+      <w:r>
+        <w:rPr>
+          <w:lang w:val="en-US"/>
+        </w:rPr>
+        <w:t>• sets Story soundtrack to No music;</w:t>
+      </w:r>
+    </w:p>
+    <w:p>
+      <w:pPr>
+        <w:rPr>
+          <w:lang w:val="en-US"/>
+        </w:rPr>
+      </w:pPr>
+      <w:r>
+        <w:rPr>
+          <w:lang w:val="en-US"/>
+        </w:rPr>
+        <w:t>• removing when soundtrack is already absent is an idempotent success;</w:t>
+      </w:r>
+    </w:p>
+    <w:p>
+      <w:pPr>
+        <w:rPr>
+          <w:lang w:val="en-US"/>
+        </w:rPr>
+      </w:pPr>
+      <w:r>
+        <w:rPr>
+          <w:lang w:val="en-US"/>
+        </w:rPr>
+        <w:t>• idempotent no-op does not change Story.updatedAt;</w:t>
+      </w:r>
+    </w:p>
+    <w:p>
+      <w:pPr>
+        <w:rPr>
+          <w:lang w:val="en-US"/>
+        </w:rPr>
+      </w:pPr>
+      <w:r>
+        <w:rPr>
+          <w:lang w:val="en-US"/>
+        </w:rPr>
+        <w:t>• selected DISABLED track may always be removed.</w:t>
+      </w:r>
+    </w:p>
+    <w:p>
+      <w:pPr>
+        <w:rPr>
+          <w:lang w:val="en-US"/>
+        </w:rPr>
+      </w:pPr>
+    </w:p>
+    <w:p>
+      <w:pPr>
+        <w:rPr>
+          <w:lang w:val="en-US"/>
+        </w:rPr>
+      </w:pPr>
+      <w:r>
+        <w:rPr>
+          <w:lang w:val="en-US"/>
+        </w:rPr>
+        <w:t>Response:</w:t>
+      </w:r>
+    </w:p>
+    <w:p>
+      <w:pPr>
+        <w:rPr>
+          <w:lang w:val="en-US"/>
+        </w:rPr>
+      </w:pPr>
+    </w:p>
+    <w:p>
+      <w:pPr>
+        <w:rPr>
+          <w:lang w:val="en-US"/>
+        </w:rPr>
+      </w:pPr>
+      <w:r>
+        <w:rPr>
+          <w:lang w:val="en-US"/>
+        </w:rPr>
+        <w:t>200 OK</w:t>
+      </w:r>
+    </w:p>
+    <w:p>
+      <w:pPr>
+        <w:rPr>
+          <w:lang w:val="en-US"/>
+        </w:rPr>
+      </w:pPr>
+    </w:p>
+    <w:p>
+      <w:pPr>
+        <w:rPr>
+          <w:lang w:val="en-US"/>
+        </w:rPr>
+      </w:pPr>
+      <w:r>
+        <w:rPr>
+          <w:lang w:val="en-US"/>
+        </w:rPr>
+        <w:t>{</w:t>
+      </w:r>
+    </w:p>
+    <w:p>
+      <w:pPr>
+        <w:rPr>
+          <w:lang w:val="en-US"/>
+        </w:rPr>
+      </w:pPr>
+      <w:r>
+        <w:rPr>
+          <w:lang w:val="en-US"/>
+        </w:rPr>
+        <w:t xml:space="preserve">  "selectedSoundtrack": null,</w:t>
+      </w:r>
+    </w:p>
+    <w:p>
+      <w:pPr>
+        <w:rPr>
+          <w:lang w:val="en-US"/>
+        </w:rPr>
+      </w:pPr>
+      <w:r>
+        <w:rPr>
+          <w:lang w:val="en-US"/>
+        </w:rPr>
+        <w:t xml:space="preserve">  "effectiveSoundtrack": null</w:t>
+      </w:r>
+    </w:p>
+    <w:p>
+      <w:pPr>
+        <w:rPr>
+          <w:lang w:val="en-US"/>
+        </w:rPr>
+      </w:pPr>
+      <w:r>
+        <w:rPr>
+          <w:lang w:val="en-US"/>
+        </w:rPr>
+        <w:t>}</w:t>
+      </w:r>
+    </w:p>
+    <w:p>
+      <w:pPr>
+        <w:rPr>
+          <w:lang w:val="en-US"/>
+        </w:rPr>
+      </w:pPr>
+    </w:p>
+    <w:p>
+      <w:pPr>
+        <w:rPr>
+          <w:lang w:val="en-US"/>
+        </w:rPr>
+      </w:pPr>
+    </w:p>
+    <w:p>
+      <w:pPr>
+        <w:rPr>
+          <w:lang w:val="en-US"/>
+        </w:rPr>
+      </w:pPr>
+      <w:r>
+        <w:rPr>
+          <w:lang w:val="en-US"/>
+        </w:rPr>
+        <w:t>Safe Error Semantics</w:t>
+      </w:r>
+    </w:p>
+    <w:p>
+      <w:pPr>
+        <w:rPr>
+          <w:lang w:val="en-US"/>
+        </w:rPr>
+      </w:pPr>
+    </w:p>
+    <w:p>
+      <w:pPr>
+        <w:rPr>
+          <w:lang w:val="en-US"/>
+        </w:rPr>
+      </w:pPr>
+      <w:r>
+        <w:rPr>
+          <w:lang w:val="en-US"/>
+        </w:rPr>
+        <w:t>Protected Story resources preserve existing safe access semantics.</w:t>
+      </w:r>
+    </w:p>
+    <w:p>
+      <w:pPr>
+        <w:rPr>
+          <w:lang w:val="en-US"/>
+        </w:rPr>
+      </w:pPr>
+    </w:p>
+    <w:p>
+      <w:pPr>
+        <w:rPr>
+          <w:lang w:val="en-US"/>
+        </w:rPr>
+      </w:pPr>
+      <w:r>
+        <w:rPr>
+          <w:lang w:val="en-US"/>
+        </w:rPr>
+        <w:t>Unavailable or non-selectable MusicTrack must not expose</w:t>
+      </w:r>
+    </w:p>
+    <w:p>
+      <w:pPr>
+        <w:rPr>
+          <w:lang w:val="en-US"/>
+        </w:rPr>
+      </w:pPr>
+      <w:r>
+        <w:rPr>
+          <w:lang w:val="en-US"/>
+        </w:rPr>
+        <w:t>internal catalog state.</w:t>
+      </w:r>
+    </w:p>
+    <w:p>
+      <w:pPr>
+        <w:rPr>
+          <w:lang w:val="en-US"/>
+        </w:rPr>
+      </w:pPr>
+    </w:p>
+    <w:p>
+      <w:pPr>
+        <w:rPr>
+          <w:lang w:val="en-US"/>
+        </w:rPr>
+      </w:pPr>
+      <w:r>
+        <w:rPr>
+          <w:lang w:val="en-US"/>
+        </w:rPr>
+        <w:t>A missing or DISABLED track supplied to the Set operation</w:t>
+      </w:r>
+    </w:p>
+    <w:p>
+      <w:pPr>
+        <w:rPr>
+          <w:lang w:val="en-US"/>
+        </w:rPr>
+      </w:pPr>
+      <w:r>
+        <w:rPr>
+          <w:lang w:val="en-US"/>
+        </w:rPr>
+        <w:lastRenderedPageBreak/>
+        <w:t>uses the project's safe unavailable/not-found error semantics.</w:t>
+      </w:r>
+    </w:p>
+    <w:p>
+      <w:pPr>
+        <w:rPr>
+          <w:lang w:val="en-US"/>
+        </w:rPr>
+      </w:pPr>
+    </w:p>
+    <w:p>
+      <w:pPr>
+        <w:rPr>
+          <w:lang w:val="en-US"/>
+        </w:rPr>
+      </w:pPr>
+      <w:r>
+        <w:rPr>
+          <w:lang w:val="en-US"/>
+        </w:rPr>
+        <w:t>Raw storage or infrastructure errors are never exposed.</w:t>
+      </w:r>
+    </w:p>
+    <w:p>
+      <w:pPr>
+        <w:rPr>
+          <w:lang w:val="en-US"/>
+        </w:rPr>
+      </w:pPr>
+    </w:p>
+    <w:p>
+      <w:pPr>
+        <w:rPr>
+          <w:lang w:val="en-US"/>
+        </w:rPr>
+      </w:pPr>
+    </w:p>
+    <w:p>
+      <w:pPr>
+        <w:rPr>
+          <w:lang w:val="en-US"/>
+        </w:rPr>
+      </w:pPr>
+      <w:r>
+        <w:rPr>
+          <w:lang w:val="en-US"/>
+        </w:rPr>
+        <w:t>Soundtrack Audio Delivery</w:t>
+      </w:r>
+    </w:p>
     <w:p/>
     <w:p>
-      <w:pPr>
-        <w:rPr>
-          <w:lang w:val="en-US"/>
-        </w:rPr>
-      </w:pPr>
-      <w:r>
-        <w:rPr>
-          <w:lang w:val="en-US"/>
-        </w:rPr>
-        <w:t>Catalog не должен возвращать DISABLED tracks как selectable items.</w:t>
-      </w:r>
-    </w:p>
-    <w:p>
-      <w:pPr>
-        <w:rPr>
-          <w:lang w:val="en-US"/>
-        </w:rPr>
-      </w:pPr>
-    </w:p>
-    <w:p>
-      <w:pPr>
-        <w:rPr>
-          <w:lang w:val="en-US"/>
-        </w:rPr>
-      </w:pPr>
-      <w:r>
-        <w:rPr>
-          <w:lang w:val="en-US"/>
-        </w:rPr>
-        <w:t>Минимальная client-visible информация:</w:t>
-      </w:r>
-    </w:p>
-    <w:p>
-      <w:pPr>
-        <w:rPr>
-          <w:lang w:val="en-US"/>
-        </w:rPr>
-      </w:pPr>
-    </w:p>
-    <w:p>
-      <w:pPr>
-        <w:rPr>
-          <w:lang w:val="en-US"/>
-        </w:rPr>
-      </w:pPr>
-      <w:r>
-        <w:rPr>
-          <w:lang w:val="en-US"/>
-        </w:rPr>
-        <w:t>track identifier;</w:t>
-      </w:r>
-    </w:p>
-    <w:p>
-      <w:pPr>
-        <w:rPr>
-          <w:lang w:val="en-US"/>
-        </w:rPr>
-      </w:pPr>
-      <w:r>
-        <w:rPr>
-          <w:lang w:val="en-US"/>
-        </w:rPr>
-        <w:t>title;</w:t>
-      </w:r>
-    </w:p>
-    <w:p>
-      <w:pPr>
-        <w:rPr>
-          <w:lang w:val="en-US"/>
-        </w:rPr>
-      </w:pPr>
-      <w:r>
-        <w:rPr>
-          <w:lang w:val="en-US"/>
-        </w:rPr>
-        <w:t>artist;</w:t>
-      </w:r>
-    </w:p>
-    <w:p>
-      <w:pPr>
-        <w:rPr>
-          <w:lang w:val="en-US"/>
-        </w:rPr>
-      </w:pPr>
-      <w:r>
-        <w:rPr>
-          <w:lang w:val="en-US"/>
-        </w:rPr>
-        <w:t>duration;</w:t>
-      </w:r>
-    </w:p>
-    <w:p>
-      <w:pPr>
-        <w:rPr>
-          <w:lang w:val="en-US"/>
-        </w:rPr>
-      </w:pPr>
-      <w:r>
-        <w:rPr>
-          <w:lang w:val="en-US"/>
-        </w:rPr>
-        <w:t>availability required for UI.</w:t>
-      </w:r>
-    </w:p>
-    <w:p>
-      <w:pPr>
-        <w:rPr>
-          <w:lang w:val="en-US"/>
-        </w:rPr>
-      </w:pPr>
-    </w:p>
-    <w:p>
-      <w:pPr>
-        <w:rPr>
-          <w:lang w:val="en-US"/>
-        </w:rPr>
-      </w:pPr>
-      <w:r>
-        <w:rPr>
-          <w:lang w:val="en-US"/>
-        </w:rPr>
-        <w:t>External provider infrastructure details не являются частью</w:t>
-      </w:r>
-    </w:p>
-    <w:p>
-      <w:pPr>
-        <w:rPr>
-          <w:lang w:val="en-US"/>
-        </w:rPr>
-      </w:pPr>
-      <w:r>
-        <w:rPr>
-          <w:lang w:val="en-US"/>
-        </w:rPr>
-        <w:t>Story Playback API contract.</w:t>
-      </w:r>
-    </w:p>
-    <w:p>
-      <w:pPr>
-        <w:rPr>
-          <w:lang w:val="en-US"/>
-        </w:rPr>
-      </w:pPr>
-    </w:p>
-    <w:p>
-      <w:pPr>
-        <w:rPr>
-          <w:lang w:val="en-US"/>
-        </w:rPr>
-      </w:pPr>
-      <w:r>
-        <w:rPr>
-          <w:lang w:val="en-US"/>
-        </w:rPr>
-        <w:t>Не возвращать клиенту:</w:t>
-      </w:r>
-    </w:p>
-    <w:p>
-      <w:pPr>
-        <w:rPr>
-          <w:lang w:val="en-US"/>
-        </w:rPr>
-      </w:pPr>
-    </w:p>
-    <w:p>
-      <w:pPr>
-        <w:rPr>
-          <w:lang w:val="en-US"/>
-        </w:rPr>
-      </w:pPr>
-      <w:r>
-        <w:rPr>
-          <w:lang w:val="en-US"/>
-        </w:rPr>
-        <w:t>storage key;</w:t>
-      </w:r>
-    </w:p>
-    <w:p>
-      <w:pPr>
-        <w:rPr>
-          <w:lang w:val="en-US"/>
-        </w:rPr>
-      </w:pPr>
-      <w:r>
-        <w:rPr>
-          <w:lang w:val="en-US"/>
-        </w:rPr>
-        <w:t>bucket;</w:t>
-      </w:r>
-    </w:p>
-    <w:p>
-      <w:pPr>
-        <w:rPr>
-          <w:lang w:val="en-US"/>
-        </w:rPr>
-      </w:pPr>
-      <w:r>
-        <w:rPr>
-          <w:lang w:val="en-US"/>
-        </w:rPr>
-        <w:t>MinIO URL;</w:t>
-      </w:r>
-    </w:p>
-    <w:p>
-      <w:pPr>
-        <w:rPr>
-          <w:lang w:val="en-US"/>
-        </w:rPr>
-      </w:pPr>
-      <w:r>
-        <w:rPr>
-          <w:lang w:val="en-US"/>
-        </w:rPr>
-        <w:t>storage credentials.</w:t>
-      </w:r>
-    </w:p>
-    <w:p>
-      <w:pPr>
-        <w:rPr>
-          <w:lang w:val="en-US"/>
-        </w:rPr>
-      </w:pPr>
-    </w:p>
-    <w:p>
-      <w:pPr>
-        <w:rPr>
-          <w:lang w:val="en-US"/>
-        </w:rPr>
-      </w:pPr>
-    </w:p>
-    <w:p>
-      <w:r>
-        <w:rPr>
-          <w:lang w:val="en-US"/>
-        </w:rPr>
-        <w:t>Story</w:t>
-      </w:r>
-      <w:r>
-        <w:t xml:space="preserve"> </w:t>
-      </w:r>
-      <w:r>
-        <w:rPr>
-          <w:lang w:val="en-US"/>
-        </w:rPr>
-        <w:t>Soundtrack</w:t>
+      <w:r>
+        <w:t>GET /api/v1/stories/{storyId}/soundtrack/audio</w:t>
       </w:r>
     </w:p>
     <w:p/>
     <w:p>
       <w:r>
-        <w:rPr>
-          <w:lang w:val="en-US"/>
-        </w:rPr>
-        <w:t>Story</w:t>
-      </w:r>
-      <w:r>
-        <w:t xml:space="preserve"> </w:t>
-      </w:r>
-      <w:r>
-        <w:rPr>
-          <w:lang w:val="en-US"/>
-        </w:rPr>
-        <w:t>API</w:t>
-      </w:r>
-      <w:r>
-        <w:t xml:space="preserve"> должен позволять определить:</w:t>
+        <w:t>Purpose:</w:t>
+      </w:r>
+    </w:p>
+    <w:p>
+      <w:r>
+        <w:t>Stream the Story's currently effective soundtrack to an authenticated Story participant.</w:t>
       </w:r>
     </w:p>
     <w:p/>
     <w:p>
-      <w:pPr>
-        <w:rPr>
-          <w:lang w:val="en-US"/>
-        </w:rPr>
-      </w:pPr>
-      <w:r>
-        <w:rPr>
-          <w:lang w:val="en-US"/>
-        </w:rPr>
-        <w:t>selected soundtrack</w:t>
-      </w:r>
-    </w:p>
-    <w:p>
-      <w:pPr>
-        <w:rPr>
-          <w:lang w:val="en-US"/>
-        </w:rPr>
-      </w:pPr>
-    </w:p>
-    <w:p>
-      <w:pPr>
-        <w:rPr>
-          <w:lang w:val="en-US"/>
-        </w:rPr>
-      </w:pPr>
-      <w:r>
-        <w:rPr>
-          <w:lang w:val="en-US"/>
-        </w:rPr>
-        <w:t>и</w:t>
-      </w:r>
-    </w:p>
-    <w:p>
-      <w:pPr>
-        <w:rPr>
-          <w:lang w:val="en-US"/>
-        </w:rPr>
-      </w:pPr>
-    </w:p>
-    <w:p>
-      <w:pPr>
-        <w:rPr>
-          <w:lang w:val="en-US"/>
-        </w:rPr>
-      </w:pPr>
-      <w:r>
-        <w:rPr>
-          <w:lang w:val="en-US"/>
-        </w:rPr>
-        <w:t>effective soundtrack</w:t>
-      </w:r>
-    </w:p>
-    <w:p>
-      <w:pPr>
-        <w:rPr>
-          <w:lang w:val="en-US"/>
-        </w:rPr>
-      </w:pPr>
-    </w:p>
-    <w:p>
-      <w:pPr>
-        <w:rPr>
-          <w:lang w:val="en-US"/>
-        </w:rPr>
-      </w:pPr>
-      <w:r>
-        <w:rPr>
-          <w:lang w:val="en-US"/>
-        </w:rPr>
-        <w:t>без необходимости Flutter самостоятельно вычислять licensing/status</w:t>
-      </w:r>
-    </w:p>
-    <w:p>
-      <w:pPr>
-        <w:rPr>
-          <w:lang w:val="en-US"/>
-        </w:rPr>
-      </w:pPr>
-      <w:r>
-        <w:rPr>
-          <w:lang w:val="en-US"/>
-        </w:rPr>
-        <w:t>policy.</w:t>
-      </w:r>
-    </w:p>
-    <w:p>
-      <w:pPr>
-        <w:rPr>
-          <w:lang w:val="en-US"/>
-        </w:rPr>
-      </w:pPr>
-    </w:p>
-    <w:p>
-      <w:pPr>
-        <w:rPr>
-          <w:lang w:val="en-US"/>
-        </w:rPr>
-      </w:pPr>
-      <w:r>
-        <w:rPr>
-          <w:lang w:val="en-US"/>
-        </w:rPr>
-        <w:t>Story soundtrack является optional.</w:t>
-      </w:r>
-    </w:p>
-    <w:p>
-      <w:pPr>
-        <w:rPr>
-          <w:lang w:val="en-US"/>
-        </w:rPr>
-      </w:pPr>
-    </w:p>
-    <w:p>
-      <w:pPr>
-        <w:rPr>
-          <w:lang w:val="en-US"/>
-        </w:rPr>
-      </w:pPr>
-      <w:r>
-        <w:rPr>
-          <w:lang w:val="en-US"/>
-        </w:rPr>
-        <w:t>No music должен иметь явную API semantics.</w:t>
-      </w:r>
-    </w:p>
-    <w:p>
-      <w:pPr>
-        <w:rPr>
-          <w:lang w:val="en-US"/>
-        </w:rPr>
-      </w:pPr>
-    </w:p>
-    <w:p>
-      <w:pPr>
-        <w:rPr>
-          <w:lang w:val="en-US"/>
-        </w:rPr>
-      </w:pPr>
-    </w:p>
-    <w:p>
-      <w:pPr>
-        <w:rPr>
-          <w:lang w:val="en-US"/>
-        </w:rPr>
-      </w:pPr>
-      <w:r>
-        <w:rPr>
-          <w:lang w:val="en-US"/>
-        </w:rPr>
-        <w:t>Set Story Soundtrack</w:t>
-      </w:r>
-    </w:p>
-    <w:p>
-      <w:pPr>
-        <w:rPr>
-          <w:lang w:val="en-US"/>
-        </w:rPr>
-      </w:pPr>
-    </w:p>
-    <w:p>
-      <w:pPr>
-        <w:rPr>
-          <w:lang w:val="en-US"/>
-        </w:rPr>
-      </w:pPr>
-      <w:r>
-        <w:rPr>
-          <w:lang w:val="en-US"/>
-        </w:rPr>
+      <w:r>
+        <w:t>This endpoint is intentionally Story-scoped. Raw audio is not available through MusicTrack ID alone.</w:t>
+      </w:r>
+    </w:p>
+    <w:p/>
+    <w:p>
+      <w:r>
+        <w:t>Authentication:</w:t>
+      </w:r>
+    </w:p>
+    <w:p>
+      <w:r>
+        <w:t>required</w:t>
+      </w:r>
+    </w:p>
+    <w:p/>
+    <w:p>
+      <w:r>
+        <w:t>Authorization:</w:t>
+      </w:r>
+    </w:p>
+    <w:p>
+      <w:r>
+        <w:t>user must have read access to Story.</w:t>
+      </w:r>
+    </w:p>
+    <w:p/>
+    <w:p>
+      <w:r>
         <w:t>Allowed roles:</w:t>
       </w:r>
     </w:p>
     <w:p>
-      <w:pPr>
-        <w:rPr>
-          <w:lang w:val="en-US"/>
-        </w:rPr>
-      </w:pPr>
-    </w:p>
-    <w:p>
-      <w:pPr>
-        <w:rPr>
-          <w:lang w:val="en-US"/>
-        </w:rPr>
-      </w:pPr>
-      <w:r>
-        <w:rPr>
-          <w:lang w:val="en-US"/>
-        </w:rPr>
+      <w:r>
         <w:t>OWNER</w:t>
       </w:r>
     </w:p>
     <w:p>
-      <w:pPr>
-        <w:rPr>
-          <w:lang w:val="en-US"/>
-        </w:rPr>
-      </w:pPr>
-      <w:r>
-        <w:rPr>
-          <w:lang w:val="en-US"/>
-        </w:rPr>
+      <w:r>
         <w:t>CO_OWNER</w:t>
       </w:r>
     </w:p>
     <w:p>
-      <w:pPr>
-        <w:rPr>
-          <w:lang w:val="en-US"/>
-        </w:rPr>
-      </w:pPr>
-    </w:p>
-    <w:p>
-      <w:pPr>
-        <w:rPr>
-          <w:lang w:val="en-US"/>
-        </w:rPr>
-      </w:pPr>
-      <w:r>
-        <w:rPr>
-          <w:lang w:val="en-US"/>
-        </w:rPr>
-        <w:t>Backend обязан повторно проверить:</w:t>
-      </w:r>
-    </w:p>
-    <w:p>
-      <w:pPr>
-        <w:rPr>
-          <w:lang w:val="en-US"/>
-        </w:rPr>
-      </w:pPr>
-    </w:p>
-    <w:p>
-      <w:pPr>
-        <w:rPr>
-          <w:lang w:val="en-US"/>
-        </w:rPr>
-      </w:pPr>
-      <w:r>
-        <w:rPr>
-          <w:lang w:val="en-US"/>
-        </w:rPr>
-        <w:t>authenticated user;</w:t>
-      </w:r>
-    </w:p>
-    <w:p>
-      <w:pPr>
-        <w:rPr>
-          <w:lang w:val="en-US"/>
-        </w:rPr>
-      </w:pPr>
-      <w:r>
-        <w:rPr>
-          <w:lang w:val="en-US"/>
-        </w:rPr>
-        <w:t>Story membership;</w:t>
-      </w:r>
-    </w:p>
-    <w:p>
-      <w:pPr>
-        <w:rPr>
-          <w:lang w:val="en-US"/>
-        </w:rPr>
-      </w:pPr>
-      <w:r>
-        <w:rPr>
-          <w:lang w:val="en-US"/>
-        </w:rPr>
-        <w:t>Story capability;</w:t>
-      </w:r>
-    </w:p>
-    <w:p>
-      <w:pPr>
-        <w:rPr>
-          <w:lang w:val="en-US"/>
-        </w:rPr>
-      </w:pPr>
-      <w:r>
-        <w:rPr>
-          <w:lang w:val="en-US"/>
-        </w:rPr>
-        <w:t>MusicTrack existence;</w:t>
-      </w:r>
-    </w:p>
-    <w:p>
-      <w:pPr>
-        <w:rPr>
-          <w:lang w:val="en-US"/>
-        </w:rPr>
-      </w:pPr>
-      <w:r>
-        <w:rPr>
-          <w:lang w:val="en-US"/>
-        </w:rPr>
-        <w:t>MusicTrack availability.</w:t>
-      </w:r>
-    </w:p>
-    <w:p>
-      <w:pPr>
-        <w:rPr>
-          <w:lang w:val="en-US"/>
-        </w:rPr>
-      </w:pPr>
-    </w:p>
-    <w:p>
-      <w:pPr>
-        <w:rPr>
-          <w:lang w:val="en-US"/>
-        </w:rPr>
-      </w:pPr>
-      <w:r>
-        <w:rPr>
-          <w:lang w:val="en-US"/>
-        </w:rPr>
-        <w:t>Client-provided musicTrackId не является доказательством доступа</w:t>
-      </w:r>
-    </w:p>
-    <w:p>
-      <w:r>
-        <w:t>или допустимости операции.</w:t>
+      <w:r>
+        <w:t>EDITOR</w:t>
+      </w:r>
+    </w:p>
+    <w:p>
+      <w:r>
+        <w:t>VIEWER</w:t>
       </w:r>
     </w:p>
     <w:p/>
+    <w:p>
+      <w:r>
+        <w:t>The client does not supply userId. Authenticated user identity comes from the existing authentication context.</w:t>
+      </w:r>
+    </w:p>
     <w:p/>
     <w:p>
       <w:r>
-        <w:rPr>
-          <w:lang w:val="en-US"/>
-        </w:rPr>
-        <w:t>Remove</w:t>
-      </w:r>
-      <w:r>
-        <w:t xml:space="preserve"> </w:t>
-      </w:r>
-      <w:r>
-        <w:rPr>
-          <w:lang w:val="en-US"/>
-        </w:rPr>
-        <w:t>Story</w:t>
-      </w:r>
-      <w:r>
-        <w:t xml:space="preserve"> </w:t>
-      </w:r>
-      <w:r>
-        <w:rPr>
-          <w:lang w:val="en-US"/>
-        </w:rPr>
-        <w:t>Soundtrack</w:t>
+        <w:t>Knowing storyId, musicTrackId, catalog contents, or storage key must not independently grant access to soundtrack bytes.</w:t>
       </w:r>
     </w:p>
     <w:p/>
     <w:p>
-      <w:pPr>
-        <w:rPr>
-          <w:lang w:val="en-US"/>
-        </w:rPr>
-      </w:pPr>
-      <w:r>
-        <w:rPr>
-          <w:lang w:val="en-US"/>
-        </w:rPr>
-        <w:lastRenderedPageBreak/>
-        <w:t>OWNER / CO_OWNER могут установить Story soundtrack в No music state.</w:t>
-      </w:r>
-    </w:p>
-    <w:p>
-      <w:pPr>
-        <w:rPr>
-          <w:lang w:val="en-US"/>
-        </w:rPr>
-      </w:pPr>
-    </w:p>
-    <w:p>
-      <w:pPr>
-        <w:rPr>
-          <w:lang w:val="en-US"/>
-        </w:rPr>
-      </w:pPr>
-    </w:p>
-    <w:p>
-      <w:pPr>
-        <w:rPr>
-          <w:lang w:val="en-US"/>
-        </w:rPr>
-      </w:pPr>
-      <w:r>
-        <w:rPr>
-          <w:lang w:val="en-US"/>
-        </w:rPr>
-        <w:t>Soundtrack Audio Delivery</w:t>
-      </w:r>
-    </w:p>
-    <w:p>
-      <w:pPr>
-        <w:rPr>
-          <w:lang w:val="en-US"/>
-        </w:rPr>
-      </w:pPr>
-    </w:p>
-    <w:p>
-      <w:pPr>
-        <w:rPr>
-          <w:lang w:val="en-US"/>
-        </w:rPr>
-      </w:pPr>
-      <w:r>
-        <w:rPr>
-          <w:lang w:val="en-US"/>
-        </w:rPr>
-        <w:t>Soundtrack audio не должен предоставляться через permanent public</w:t>
-      </w:r>
-    </w:p>
-    <w:p>
-      <w:pPr>
-        <w:rPr>
-          <w:lang w:val="en-US"/>
-        </w:rPr>
-      </w:pPr>
-      <w:r>
-        <w:rPr>
-          <w:lang w:val="en-US"/>
-        </w:rPr>
-        <w:t>object-storage URL.</w:t>
-      </w:r>
-    </w:p>
-    <w:p>
-      <w:pPr>
-        <w:rPr>
-          <w:lang w:val="en-US"/>
-        </w:rPr>
-      </w:pPr>
-    </w:p>
-    <w:p>
-      <w:pPr>
-        <w:rPr>
-          <w:lang w:val="en-US"/>
-        </w:rPr>
-      </w:pPr>
-      <w:r>
-        <w:rPr>
-          <w:lang w:val="en-US"/>
-        </w:rPr>
-        <w:t>Audio delivery должна быть authenticated и backend-authorized.</w:t>
-      </w:r>
-    </w:p>
-    <w:p>
-      <w:pPr>
-        <w:rPr>
-          <w:lang w:val="en-US"/>
-        </w:rPr>
-      </w:pPr>
-    </w:p>
-    <w:p>
-      <w:r>
-        <w:rPr>
-          <w:lang w:val="en-US"/>
-        </w:rPr>
-        <w:t>Flutter</w:t>
-      </w:r>
-      <w:r>
-        <w:t xml:space="preserve"> не должен получать:</w:t>
+      <w:r>
+        <w:t>Authorization chain:</w:t>
+      </w:r>
+    </w:p>
+    <w:p>
+      <w:r>
+        <w:t>Authenticated User</w:t>
+      </w:r>
+    </w:p>
+    <w:p>
+      <w:r>
+        <w:t>-&gt; readable Story membership</w:t>
+      </w:r>
+    </w:p>
+    <w:p>
+      <w:r>
+        <w:t>-&gt; effective Story soundtrack</w:t>
+      </w:r>
+    </w:p>
+    <w:p>
+      <w:r>
+        <w:t>-&gt; private audio stream</w:t>
       </w:r>
     </w:p>
     <w:p/>
     <w:p>
       <w:r>
-        <w:rPr>
-          <w:lang w:val="en-US"/>
-        </w:rPr>
-        <w:t>bucket</w:t>
-      </w:r>
-      <w:r>
-        <w:t xml:space="preserve"> </w:t>
-      </w:r>
-      <w:r>
-        <w:rPr>
-          <w:lang w:val="en-US"/>
-        </w:rPr>
-        <w:t>name</w:t>
-      </w:r>
-      <w:r>
-        <w:t>;</w:t>
-      </w:r>
-    </w:p>
-    <w:p>
-      <w:pPr>
-        <w:rPr>
-          <w:lang w:val="en-US"/>
-        </w:rPr>
-      </w:pPr>
-      <w:r>
-        <w:rPr>
-          <w:lang w:val="en-US"/>
-        </w:rPr>
-        <w:t>storage key;</w:t>
-      </w:r>
-    </w:p>
-    <w:p>
-      <w:pPr>
-        <w:rPr>
-          <w:lang w:val="en-US"/>
-        </w:rPr>
-      </w:pPr>
-      <w:r>
-        <w:rPr>
-          <w:lang w:val="en-US"/>
-        </w:rPr>
-        <w:t>MinIO endpoint;</w:t>
-      </w:r>
-    </w:p>
-    <w:p>
-      <w:pPr>
-        <w:rPr>
-          <w:lang w:val="en-US"/>
-        </w:rPr>
-      </w:pPr>
-      <w:r>
-        <w:rPr>
-          <w:lang w:val="en-US"/>
-        </w:rPr>
-        <w:t>credentials.</w:t>
-      </w:r>
-    </w:p>
-    <w:p>
-      <w:pPr>
-        <w:rPr>
-          <w:lang w:val="en-US"/>
-        </w:rPr>
-      </w:pPr>
-    </w:p>
-    <w:p>
-      <w:r>
-        <w:t xml:space="preserve">Точный </w:t>
-      </w:r>
-      <w:r>
-        <w:rPr>
-          <w:lang w:val="en-US"/>
-        </w:rPr>
-        <w:t>audio</w:t>
-      </w:r>
-      <w:r>
-        <w:t xml:space="preserve"> </w:t>
-      </w:r>
-      <w:r>
-        <w:rPr>
-          <w:lang w:val="en-US"/>
-        </w:rPr>
-        <w:t>delivery</w:t>
-      </w:r>
-      <w:r>
-        <w:t xml:space="preserve"> </w:t>
-      </w:r>
-      <w:r>
-        <w:rPr>
-          <w:lang w:val="en-US"/>
-        </w:rPr>
-        <w:t>contract</w:t>
-      </w:r>
-      <w:r>
-        <w:t xml:space="preserve">, включая возможную поддержку </w:t>
-      </w:r>
-      <w:r>
-        <w:rPr>
-          <w:lang w:val="en-US"/>
-        </w:rPr>
-        <w:t>Range</w:t>
-      </w:r>
-    </w:p>
-    <w:p>
-      <w:pPr>
-        <w:rPr>
-          <w:lang w:val="en-US"/>
-        </w:rPr>
-      </w:pPr>
-      <w:r>
-        <w:rPr>
-          <w:lang w:val="en-US"/>
-        </w:rPr>
-        <w:t>requests/streaming, будет определён отдельным API design pass.</w:t>
-      </w:r>
-    </w:p>
-    <w:p>
-      <w:pPr>
-        <w:rPr>
-          <w:lang w:val="en-US"/>
-        </w:rPr>
-      </w:pPr>
-    </w:p>
-    <w:p>
-      <w:pPr>
-        <w:rPr>
-          <w:lang w:val="en-US"/>
-        </w:rPr>
-      </w:pPr>
-    </w:p>
-    <w:p>
-      <w:pPr>
-        <w:rPr>
-          <w:lang w:val="en-US"/>
-        </w:rPr>
-      </w:pPr>
-      <w:r>
-        <w:rPr>
-          <w:lang w:val="en-US"/>
-        </w:rPr>
-        <w:t>Playback API</w:t>
-      </w:r>
-    </w:p>
-    <w:p>
-      <w:pPr>
-        <w:rPr>
-          <w:lang w:val="en-US"/>
-        </w:rPr>
-      </w:pPr>
-    </w:p>
-    <w:p>
-      <w:pPr>
-        <w:rPr>
-          <w:lang w:val="en-US"/>
-        </w:rPr>
-      </w:pPr>
-      <w:r>
-        <w:rPr>
-          <w:lang w:val="en-US"/>
-        </w:rPr>
-        <w:t>Story Playback получает effective soundtrack через internal Story /</w:t>
-      </w:r>
-    </w:p>
-    <w:p>
-      <w:pPr>
-        <w:rPr>
-          <w:lang w:val="en-US"/>
-        </w:rPr>
-      </w:pPr>
-      <w:r>
-        <w:rPr>
-          <w:lang w:val="en-US"/>
-        </w:rPr>
-        <w:t>Music contracts.</w:t>
-      </w:r>
-    </w:p>
-    <w:p>
-      <w:pPr>
-        <w:rPr>
-          <w:lang w:val="en-US"/>
-        </w:rPr>
-      </w:pPr>
-    </w:p>
-    <w:p>
-      <w:pPr>
-        <w:rPr>
-          <w:lang w:val="en-US"/>
-        </w:rPr>
-      </w:pPr>
-      <w:r>
-        <w:rPr>
-          <w:lang w:val="en-US"/>
-        </w:rPr>
-        <w:t>Playback не обращается напрямую к Pixabay, FreeMusicLab или другим</w:t>
-      </w:r>
-    </w:p>
-    <w:p>
-      <w:pPr>
-        <w:rPr>
-          <w:lang w:val="en-US"/>
-        </w:rPr>
-      </w:pPr>
-      <w:r>
-        <w:rPr>
-          <w:lang w:val="en-US"/>
-        </w:rPr>
-        <w:t>external soundtrack providers.</w:t>
-      </w:r>
-    </w:p>
-    <w:p>
-      <w:pPr>
-        <w:rPr>
-          <w:lang w:val="en-US"/>
-        </w:rPr>
-      </w:pPr>
-    </w:p>
-    <w:p>
-      <w:pPr>
-        <w:rPr>
-          <w:lang w:val="en-US"/>
-        </w:rPr>
-      </w:pPr>
-    </w:p>
-    <w:p>
-      <w:pPr>
-        <w:rPr>
-          <w:lang w:val="en-US"/>
-        </w:rPr>
-      </w:pPr>
-      <w:r>
-        <w:rPr>
-          <w:lang w:val="en-US"/>
-        </w:rPr>
-        <w:t>Video Export</w:t>
-      </w:r>
-    </w:p>
-    <w:p>
-      <w:pPr>
-        <w:rPr>
-          <w:lang w:val="en-US"/>
-        </w:rPr>
-      </w:pPr>
-    </w:p>
-    <w:p>
-      <w:pPr>
-        <w:rPr>
-          <w:lang w:val="en-US"/>
-        </w:rPr>
-      </w:pPr>
-      <w:r>
-        <w:rPr>
-          <w:lang w:val="en-US"/>
-        </w:rPr>
-        <w:lastRenderedPageBreak/>
-        <w:t>Текущий Music API не гарантирует право Video Export.</w:t>
-      </w:r>
-    </w:p>
-    <w:p>
-      <w:pPr>
-        <w:rPr>
-          <w:lang w:val="en-US"/>
-        </w:rPr>
-      </w:pPr>
-    </w:p>
-    <w:p>
-      <w:r>
-        <w:t xml:space="preserve">Будущий </w:t>
-      </w:r>
-      <w:r>
-        <w:rPr>
-          <w:lang w:val="en-US"/>
-        </w:rPr>
-        <w:t>export</w:t>
-      </w:r>
-      <w:r>
-        <w:t xml:space="preserve"> </w:t>
-      </w:r>
-      <w:r>
-        <w:rPr>
-          <w:lang w:val="en-US"/>
-        </w:rPr>
-        <w:t>flow</w:t>
-      </w:r>
-      <w:r>
-        <w:t xml:space="preserve"> обязан отдельно проверять </w:t>
-      </w:r>
-      <w:r>
-        <w:rPr>
-          <w:lang w:val="en-US"/>
-        </w:rPr>
-        <w:t>capability</w:t>
-      </w:r>
-    </w:p>
-    <w:p>
-      <w:pPr>
-        <w:rPr>
-          <w:lang w:val="en-US"/>
-        </w:rPr>
-      </w:pPr>
-      <w:r>
-        <w:rPr>
-          <w:lang w:val="en-US"/>
-        </w:rPr>
-        <w:t>использования MusicTrack для video export.</w:t>
-      </w:r>
-    </w:p>
-    <w:p>
-      <w:pPr>
-        <w:rPr>
-          <w:lang w:val="en-US"/>
-        </w:rPr>
-      </w:pPr>
-    </w:p>
-    <w:p>
-      <w:pPr>
-        <w:rPr>
-          <w:lang w:val="en-US"/>
-        </w:rPr>
-      </w:pPr>
-    </w:p>
-    <w:p>
-      <w:pPr>
-        <w:rPr>
-          <w:lang w:val="en-US"/>
-        </w:rPr>
-      </w:pPr>
-      <w:r>
-        <w:rPr>
-          <w:lang w:val="en-US"/>
-        </w:rPr>
-        <w:t>Not Yet Specified</w:t>
-      </w:r>
-    </w:p>
-    <w:p>
-      <w:pPr>
-        <w:rPr>
-          <w:lang w:val="en-US"/>
-        </w:rPr>
-      </w:pPr>
-    </w:p>
-    <w:p>
-      <w:r>
-        <w:t xml:space="preserve">Следующие детали пока не являются утверждённым </w:t>
-      </w:r>
-      <w:r>
-        <w:rPr>
-          <w:lang w:val="en-US"/>
-        </w:rPr>
-        <w:t>REST</w:t>
-      </w:r>
-      <w:r>
-        <w:t xml:space="preserve"> </w:t>
-      </w:r>
-      <w:r>
-        <w:rPr>
-          <w:lang w:val="en-US"/>
-        </w:rPr>
-        <w:t>v</w:t>
-      </w:r>
-      <w:r>
-        <w:t xml:space="preserve">1 </w:t>
-      </w:r>
-      <w:r>
-        <w:rPr>
-          <w:lang w:val="en-US"/>
-        </w:rPr>
-        <w:t>contract</w:t>
-      </w:r>
-      <w:r>
-        <w:t>:</w:t>
+        <w:t>Effective soundtrack rules:</w:t>
+      </w:r>
+    </w:p>
+    <w:p>
+      <w:r>
+        <w:t>Story.soundtrackId == null</w:t>
+      </w:r>
+    </w:p>
+    <w:p>
+      <w:r>
+        <w:t>-&gt; no effective soundtrack</w:t>
+      </w:r>
+    </w:p>
+    <w:p>
+      <w:r>
+        <w:t>-&gt; no audio</w:t>
       </w:r>
     </w:p>
     <w:p/>
     <w:p>
-      <w:pPr>
-        <w:rPr>
-          <w:lang w:val="en-US"/>
-        </w:rPr>
-      </w:pPr>
-      <w:r>
-        <w:rPr>
-          <w:lang w:val="en-US"/>
-        </w:rPr>
-        <w:t>exact URI;</w:t>
-      </w:r>
-    </w:p>
-    <w:p>
-      <w:pPr>
-        <w:rPr>
-          <w:lang w:val="en-US"/>
-        </w:rPr>
-      </w:pPr>
-      <w:r>
-        <w:rPr>
-          <w:lang w:val="en-US"/>
-        </w:rPr>
-        <w:t>exact JSON schema;</w:t>
-      </w:r>
-    </w:p>
-    <w:p>
-      <w:pPr>
-        <w:rPr>
-          <w:lang w:val="en-US"/>
-        </w:rPr>
-      </w:pPr>
-      <w:r>
-        <w:rPr>
-          <w:lang w:val="en-US"/>
-        </w:rPr>
-        <w:t>HTTP Range behavior;</w:t>
-      </w:r>
-    </w:p>
-    <w:p>
-      <w:pPr>
-        <w:rPr>
-          <w:lang w:val="en-US"/>
-        </w:rPr>
-      </w:pPr>
-      <w:r>
-        <w:rPr>
-          <w:lang w:val="en-US"/>
-        </w:rPr>
-        <w:t>cache headers;</w:t>
-      </w:r>
-    </w:p>
-    <w:p>
-      <w:pPr>
-        <w:rPr>
-          <w:lang w:val="en-US"/>
-        </w:rPr>
-      </w:pPr>
-      <w:r>
-        <w:rPr>
-          <w:lang w:val="en-US"/>
-        </w:rPr>
-        <w:t>CDN behavior;</w:t>
-      </w:r>
-    </w:p>
-    <w:p>
-      <w:pPr>
-        <w:rPr>
-          <w:lang w:val="en-US"/>
-        </w:rPr>
-      </w:pPr>
-      <w:r>
-        <w:rPr>
-          <w:lang w:val="en-US"/>
-        </w:rPr>
-        <w:t>signed URL behavior;</w:t>
-      </w:r>
-    </w:p>
-    <w:p>
-      <w:r>
-        <w:rPr>
-          <w:lang w:val="en-US"/>
-        </w:rPr>
-        <w:t>audio</w:t>
-      </w:r>
-      <w:r>
-        <w:t xml:space="preserve"> </w:t>
-      </w:r>
-      <w:r>
-        <w:rPr>
-          <w:lang w:val="en-US"/>
-        </w:rPr>
-        <w:t>format</w:t>
-      </w:r>
-      <w:r>
-        <w:t xml:space="preserve"> </w:t>
-      </w:r>
-      <w:r>
-        <w:rPr>
-          <w:lang w:val="en-US"/>
-        </w:rPr>
-        <w:t>negotiation</w:t>
-      </w:r>
-      <w:r>
-        <w:t>.</w:t>
+      <w:r>
+        <w:t>selected MusicTrack ACTIVE</w:t>
+      </w:r>
+    </w:p>
+    <w:p>
+      <w:r>
+        <w:t>-&gt; effective soundtrack exists</w:t>
+      </w:r>
+    </w:p>
+    <w:p>
+      <w:r>
+        <w:t>-&gt; audio may be served</w:t>
       </w:r>
     </w:p>
     <w:p/>
     <w:p>
       <w:r>
-        <w:t xml:space="preserve">Они будут определены до реализации </w:t>
-      </w:r>
-      <w:r>
-        <w:rPr>
-          <w:lang w:val="en-US"/>
-        </w:rPr>
-        <w:t>Music</w:t>
-      </w:r>
-      <w:r>
-        <w:t xml:space="preserve"> </w:t>
-      </w:r>
-      <w:r>
-        <w:rPr>
-          <w:lang w:val="en-US"/>
-        </w:rPr>
-        <w:t>API</w:t>
-      </w:r>
-      <w:r>
-        <w:t>.</w:t>
+        <w:t>selected MusicTrack DISABLED</w:t>
+      </w:r>
+    </w:p>
+    <w:p>
+      <w:r>
+        <w:t>-&gt; selected soundtrack remains associated with Story</w:t>
+      </w:r>
+    </w:p>
+    <w:p>
+      <w:r>
+        <w:t>-&gt; effective soundtrack is absent</w:t>
+      </w:r>
+    </w:p>
+    <w:p>
+      <w:r>
+        <w:t>-&gt; audio is not served</w:t>
+      </w:r>
+    </w:p>
+    <w:p/>
+    <w:p>
+      <w:r>
+        <w:t>Missing referenced MusicTrack despite a non-null FK-backed soundtrackId is a data-integrity/infrastructure failure, not normal No music behavior.</w:t>
+      </w:r>
+    </w:p>
+    <w:p/>
+    <w:p>
+      <w:r>
+        <w:t>Do not expose DISABLED status through this endpoint.</w:t>
+      </w:r>
+    </w:p>
+    <w:p/>
+    <w:p>
+      <w:r>
+        <w:t>Success without Range:</w:t>
+      </w:r>
+    </w:p>
+    <w:p>
+      <w:r>
+        <w:t>Request:</w:t>
+      </w:r>
+    </w:p>
+    <w:p>
+      <w:r>
+        <w:t>GET /api/v1/stories/{storyId}/soundtrack/audio</w:t>
+      </w:r>
+    </w:p>
+    <w:p/>
+    <w:p>
+      <w:r>
+        <w:t>Response:</w:t>
+      </w:r>
+    </w:p>
+    <w:p>
+      <w:r>
+        <w:t>200 OK</w:t>
+      </w:r>
+    </w:p>
+    <w:p/>
+    <w:p>
+      <w:r>
+        <w:t>Required headers:</w:t>
+      </w:r>
+    </w:p>
+    <w:p>
+      <w:r>
+        <w:t>Content-Type: &lt;track MIME type&gt;</w:t>
+      </w:r>
+    </w:p>
+    <w:p>
+      <w:r>
+        <w:t>Content-Length: &lt;full audio size&gt;</w:t>
+      </w:r>
+    </w:p>
+    <w:p>
+      <w:r>
+        <w:t>Accept-Ranges: bytes</w:t>
+      </w:r>
+    </w:p>
+    <w:p>
+      <w:r>
+        <w:t>Cache-Control: private, no-store</w:t>
+      </w:r>
+    </w:p>
+    <w:p/>
+    <w:p>
+      <w:r>
+        <w:t>Body:</w:t>
+      </w:r>
+    </w:p>
+    <w:p>
+      <w:r>
+        <w:t>binary audio stream</w:t>
+      </w:r>
+    </w:p>
+    <w:p/>
+    <w:p>
+      <w:r>
+        <w:t>The response body is not JSON.</w:t>
+      </w:r>
+    </w:p>
+    <w:p/>
+    <w:p>
+      <w:r>
+        <w:t>Range support:</w:t>
+      </w:r>
+    </w:p>
+    <w:p>
+      <w:r>
+        <w:t>The v1 endpoint supports a single HTTP byte range.</w:t>
+      </w:r>
+    </w:p>
+    <w:p/>
+    <w:p>
+      <w:r>
+        <w:t>Supported forms:</w:t>
+      </w:r>
+    </w:p>
+    <w:p>
+      <w:r>
+        <w:t>Range: bytes=start-end</w:t>
+      </w:r>
+    </w:p>
+    <w:p>
+      <w:r>
+        <w:t>Range: bytes=start-</w:t>
+      </w:r>
+    </w:p>
+    <w:p>
+      <w:r>
+        <w:t>Range: bytes=-suffixLength</w:t>
+      </w:r>
+    </w:p>
+    <w:p/>
+    <w:p>
+      <w:r>
+        <w:t>Examples:</w:t>
+      </w:r>
+    </w:p>
+    <w:p>
+      <w:r>
+        <w:t>Range: bytes=1000-1999</w:t>
+      </w:r>
+    </w:p>
+    <w:p>
+      <w:r>
+        <w:t>Range: bytes=1000-</w:t>
+      </w:r>
+    </w:p>
+    <w:p>
+      <w:r>
+        <w:t>Range: bytes=-500</w:t>
+      </w:r>
+    </w:p>
+    <w:p/>
+    <w:p>
+      <w:r>
+        <w:t>Multiple ranges are not supported in v1.</w:t>
+      </w:r>
+    </w:p>
+    <w:p>
+      <w:r>
+        <w:t>Range: bytes=0-499,1000-1499</w:t>
+      </w:r>
+    </w:p>
+    <w:p>
+      <w:r>
+        <w:t>-&gt; 400 Bad Request</w:t>
+      </w:r>
+    </w:p>
+    <w:p/>
+    <w:p>
+      <w:r>
+        <w:t>No multipart range responses in v1.</w:t>
+      </w:r>
+    </w:p>
+    <w:p/>
+    <w:p>
+      <w:r>
+        <w:t>Valid range response:</w:t>
+      </w:r>
+    </w:p>
+    <w:p>
+      <w:r>
+        <w:t>For a valid satisfiable byte range:</w:t>
+      </w:r>
+    </w:p>
+    <w:p>
+      <w:r>
+        <w:t>206 Partial Content</w:t>
+      </w:r>
+    </w:p>
+    <w:p/>
+    <w:p>
+      <w:r>
+        <w:t>Required headers:</w:t>
+      </w:r>
+    </w:p>
+    <w:p>
+      <w:r>
+        <w:t>Content-Type: &lt;track MIME type&gt;</w:t>
+      </w:r>
+    </w:p>
+    <w:p>
+      <w:r>
+        <w:t>Content-Length: &lt;served range length&gt;</w:t>
+      </w:r>
+    </w:p>
+    <w:p>
+      <w:r>
+        <w:t>Content-Range: bytes &lt;start&gt;-&lt;end&gt;/&lt;totalSize&gt;</w:t>
+      </w:r>
+    </w:p>
+    <w:p>
+      <w:r>
+        <w:t>Accept-Ranges: bytes</w:t>
+      </w:r>
+    </w:p>
+    <w:p>
+      <w:r>
+        <w:t>Cache-Control: private, no-store</w:t>
+      </w:r>
+    </w:p>
+    <w:p/>
+    <w:p>
+      <w:r>
+        <w:t>Body:</w:t>
+      </w:r>
+    </w:p>
+    <w:p>
+      <w:r>
+        <w:t>only the requested byte range</w:t>
+      </w:r>
+    </w:p>
+    <w:p/>
+    <w:p>
+      <w:r>
+        <w:t>Example:</w:t>
+      </w:r>
+    </w:p>
+    <w:p>
+      <w:r>
+        <w:t>Request:</w:t>
+      </w:r>
+    </w:p>
+    <w:p>
+      <w:r>
+        <w:t>Range: bytes=1000-1999</w:t>
+      </w:r>
+    </w:p>
+    <w:p/>
+    <w:p>
+      <w:r>
+        <w:t>Response:</w:t>
+      </w:r>
+    </w:p>
+    <w:p>
+      <w:r>
+        <w:t>206 Partial Content</w:t>
+      </w:r>
+    </w:p>
+    <w:p>
+      <w:r>
+        <w:t>Content-Range: bytes 1000-1999/5000000</w:t>
+      </w:r>
+    </w:p>
+    <w:p>
+      <w:r>
+        <w:t>Content-Length: 1000</w:t>
+      </w:r>
+    </w:p>
+    <w:p>
+      <w:r>
+        <w:t>Accept-Ranges: bytes</w:t>
+      </w:r>
+    </w:p>
+    <w:p/>
+    <w:p>
+      <w:r>
+        <w:t>Open-ended range:</w:t>
+      </w:r>
+    </w:p>
+    <w:p>
+      <w:r>
+        <w:t>Range: bytes=start-</w:t>
+      </w:r>
+    </w:p>
+    <w:p>
+      <w:r>
+        <w:t>serves start .. totalSize - 1 if start is satisfiable.</w:t>
+      </w:r>
+    </w:p>
+    <w:p/>
+    <w:p>
+      <w:r>
+        <w:t>Example:</w:t>
+      </w:r>
+    </w:p>
+    <w:p>
+      <w:r>
+        <w:t>totalSize = 5000</w:t>
+      </w:r>
+    </w:p>
+    <w:p>
+      <w:r>
+        <w:t>Range: bytes=1000-</w:t>
+      </w:r>
+    </w:p>
+    <w:p>
+      <w:r>
+        <w:t>-&gt; bytes 1000-4999</w:t>
+      </w:r>
+    </w:p>
+    <w:p/>
+    <w:p>
+      <w:r>
+        <w:t>Suffix range:</w:t>
+      </w:r>
+    </w:p>
+    <w:p>
+      <w:r>
+        <w:t>Range: bytes=-N</w:t>
+      </w:r>
+    </w:p>
+    <w:p>
+      <w:r>
+        <w:t>serves the final N bytes.</w:t>
+      </w:r>
+    </w:p>
+    <w:p/>
+    <w:p>
+      <w:r>
+        <w:t>If N exceeds the complete object size, serve the entire object as a satisfiable range.</w:t>
+      </w:r>
+    </w:p>
+    <w:p>
+      <w:r>
+        <w:t>The response remains 206 Partial Content because the client supplied a valid Range request.</w:t>
+      </w:r>
+    </w:p>
+    <w:p/>
+    <w:p>
+      <w:r>
+        <w:t>Range end beyond file size:</w:t>
+      </w:r>
+    </w:p>
+    <w:p>
+      <w:r>
+        <w:t>For Range: bytes=start-end where start &lt; totalSize and end &gt;= totalSize, clamp end to totalSize - 1.</w:t>
+      </w:r>
+    </w:p>
+    <w:p>
+      <w:r>
+        <w:t>Return 206 Partial Content with the actual served range in Content-Range.</w:t>
+      </w:r>
+    </w:p>
+    <w:p/>
+    <w:p>
+      <w:r>
+        <w:t>Unsatisfiable range:</w:t>
+      </w:r>
+    </w:p>
+    <w:p>
+      <w:r>
+        <w:t>If the requested range is syntactically valid but cannot be satisfied, for example start &gt;= totalSize:</w:t>
+      </w:r>
+    </w:p>
+    <w:p>
+      <w:r>
+        <w:t>416 Range Not Satisfiable</w:t>
+      </w:r>
+    </w:p>
+    <w:p/>
+    <w:p>
+      <w:r>
+        <w:t>Required header:</w:t>
+      </w:r>
+    </w:p>
+    <w:p>
+      <w:r>
+        <w:t>Content-Range: bytes */&lt;totalSize&gt;</w:t>
+      </w:r>
+    </w:p>
+    <w:p/>
+    <w:p>
+      <w:r>
+        <w:t>Malformed or unsupported Range:</w:t>
+      </w:r>
+    </w:p>
+    <w:p>
+      <w:r>
+        <w:t>Malformed Range syntax:</w:t>
+      </w:r>
+    </w:p>
+    <w:p>
+      <w:r>
+        <w:t>400 Bad Request</w:t>
+      </w:r>
+    </w:p>
+    <w:p/>
+    <w:p>
+      <w:r>
+        <w:t>Multiple ranges:</w:t>
+      </w:r>
+    </w:p>
+    <w:p>
+      <w:r>
+        <w:t>400 Bad Request</w:t>
+      </w:r>
+    </w:p>
+    <w:p/>
+    <w:p>
+      <w:r>
+        <w:t>Do not silently ignore malformed Range headers and return the full object.</w:t>
+      </w:r>
+    </w:p>
+    <w:p/>
+    <w:p>
+      <w:r>
+        <w:t>Content-Type:</w:t>
+      </w:r>
+    </w:p>
+    <w:p>
+      <w:r>
+        <w:t>Content-Type comes from authoritative MusicTrack MIME metadata.</w:t>
+      </w:r>
+    </w:p>
+    <w:p>
+      <w:r>
+        <w:t>MIME type is not exposed in MusicTrack catalog JSON merely for this endpoint.</w:t>
+      </w:r>
+    </w:p>
+    <w:p/>
+    <w:p>
+      <w:r>
+        <w:t>Content-Length:</w:t>
+      </w:r>
+    </w:p>
+    <w:p>
+      <w:r>
+        <w:t>For 200, Content-Length is the complete audio file size.</w:t>
+      </w:r>
+    </w:p>
+    <w:p>
+      <w:r>
+        <w:t>For 206, Content-Length is the actual number of bytes returned.</w:t>
+      </w:r>
+    </w:p>
+    <w:p>
+      <w:r>
+        <w:t>The implementation is expected to stream rather than load the complete MP3 into application memory.</w:t>
+      </w:r>
+    </w:p>
+    <w:p/>
+    <w:p>
+      <w:r>
+        <w:t>Content-Disposition:</w:t>
+      </w:r>
+    </w:p>
+    <w:p>
+      <w:r>
+        <w:t>Soundtrack audio is playback content, not a standalone downloadable product.</w:t>
+      </w:r>
+    </w:p>
+    <w:p>
+      <w:r>
+        <w:t>Do not require Content-Disposition: attachment.</w:t>
+      </w:r>
+    </w:p>
+    <w:p>
+      <w:r>
+        <w:t>Prefer no Content-Disposition header.</w:t>
+      </w:r>
+    </w:p>
+    <w:p/>
+    <w:p>
+      <w:r>
+        <w:t>Cache policy:</w:t>
+      </w:r>
+    </w:p>
+    <w:p>
+      <w:r>
+        <w:t>Successful soundtrack audio responses use:</w:t>
+      </w:r>
+    </w:p>
+    <w:p>
+      <w:r>
+        <w:t>Cache-Control: private, no-store</w:t>
+      </w:r>
+    </w:p>
+    <w:p/>
+    <w:p>
+      <w:r>
+        <w:t>ETag, Last-Modified, If-Range, and conditional range semantics are outside v1.</w:t>
+      </w:r>
+    </w:p>
+    <w:p/>
+    <w:p>
+      <w:r>
+        <w:t>Safe failure behavior:</w:t>
+      </w:r>
+    </w:p>
+    <w:p>
+      <w:r>
+        <w:t>Unauthenticated:</w:t>
+      </w:r>
+    </w:p>
+    <w:p>
+      <w:r>
+        <w:t>401 Unauthorized</w:t>
+      </w:r>
+    </w:p>
+    <w:p/>
+    <w:p>
+      <w:r>
+        <w:t>Authenticated but Story inaccessible or user is not a participant:</w:t>
+      </w:r>
+    </w:p>
+    <w:p>
+      <w:r>
+        <w:t>use the project's existing safe Story-not-found semantics.</w:t>
+      </w:r>
+    </w:p>
+    <w:p/>
+    <w:p>
+      <w:r>
+        <w:t>No soundtrack:</w:t>
+      </w:r>
+    </w:p>
+    <w:p>
+      <w:r>
+        <w:t>safe soundtrack unavailable/not-found response.</w:t>
+      </w:r>
+    </w:p>
+    <w:p/>
+    <w:p>
+      <w:r>
+        <w:t>Selected soundtrack DISABLED:</w:t>
+      </w:r>
+    </w:p>
+    <w:p>
+      <w:r>
+        <w:t>same externally safe unavailable behavior.</w:t>
+      </w:r>
+    </w:p>
+    <w:p/>
+    <w:p>
+      <w:r>
+        <w:t>Storage object missing:</w:t>
+      </w:r>
+    </w:p>
+    <w:p>
+      <w:r>
+        <w:t>safe unavailable/not-found behavior without exposing storage details.</w:t>
+      </w:r>
+    </w:p>
+    <w:p/>
+    <w:p>
+      <w:r>
+        <w:t>Unexpected storage/infrastructure failure:</w:t>
+      </w:r>
+    </w:p>
+    <w:p>
+      <w:r>
+        <w:t>generic 500 response.</w:t>
+      </w:r>
+    </w:p>
+    <w:p/>
+    <w:p>
+      <w:r>
+        <w:t>Errors must not expose:</w:t>
+      </w:r>
+    </w:p>
+    <w:p>
+      <w:r>
+        <w:t>- storageKey;</w:t>
+      </w:r>
+    </w:p>
+    <w:p>
+      <w:r>
+        <w:t>- bucket;</w:t>
+      </w:r>
+    </w:p>
+    <w:p>
+      <w:r>
+        <w:t>- MinIO endpoint;</w:t>
+      </w:r>
+    </w:p>
+    <w:p>
+      <w:r>
+        <w:t>- MinIO credentials;</w:t>
+      </w:r>
+    </w:p>
+    <w:p>
+      <w:r>
+        <w:t>- provider URL;</w:t>
+      </w:r>
+    </w:p>
+    <w:p>
+      <w:r>
+        <w:t>- filesystem/object path;</w:t>
+      </w:r>
+    </w:p>
+    <w:p>
+      <w:r>
+        <w:t>- raw storage exception;</w:t>
+      </w:r>
+    </w:p>
+    <w:p>
+      <w:r>
+        <w:t>- JWT/token;</w:t>
+      </w:r>
+    </w:p>
+    <w:p>
+      <w:r>
+        <w:t>- internal stack trace.</w:t>
+      </w:r>
+    </w:p>
+    <w:p/>
+    <w:p>
+      <w:r>
+        <w:t>Use the existing project's error-envelope conventions rather than introducing a new error response format.</w:t>
+      </w:r>
+    </w:p>
+    <w:p/>
+    <w:p>
+      <w:r>
+        <w:t>Audio failure and visual Playback:</w:t>
+      </w:r>
+    </w:p>
+    <w:p>
+      <w:r>
+        <w:t>Failure to retrieve or stream soundtrack audio does not mean that Story Playback itself is invalid.</w:t>
+      </w:r>
+    </w:p>
+    <w:p>
+      <w:r>
+        <w:t>The client must be able to continue visual Story Playback without music.</w:t>
+      </w:r>
+    </w:p>
+    <w:p>
+      <w:r>
+        <w:t>Audio is an optional enhancement to visual Playback.</w:t>
+      </w:r>
+    </w:p>
+    <w:p/>
+    <w:p>
+      <w:r>
+        <w:t>Privacy / IDOR boundary:</w:t>
+      </w:r>
+    </w:p>
+    <w:p>
+      <w:r>
+        <w:t>GET /api/v1/music/tracks is a global authenticated catalog endpoint.</w:t>
+      </w:r>
+    </w:p>
+    <w:p>
+      <w:r>
+        <w:t>It does not grant access to raw track audio.</w:t>
+      </w:r>
+    </w:p>
+    <w:p/>
+    <w:p>
+      <w:r>
+        <w:t>Raw soundtrack delivery is available only through:</w:t>
+      </w:r>
+    </w:p>
+    <w:p>
+      <w:r>
+        <w:t>GET /api/v1/stories/{storyId}/soundtrack/audio</w:t>
+      </w:r>
+    </w:p>
+    <w:p/>
+    <w:p>
+      <w:r>
+        <w:t>after Story read authorization and effective soundtrack resolution.</w:t>
+      </w:r>
+    </w:p>
+    <w:p/>
+    <w:p>
+      <w:r>
+        <w:t>No raw storage identifiers are accepted from the client.</w:t>
+      </w:r>
+    </w:p>
+    <w:p/>
+    <w:p>
+      <w:r>
+        <w:t>Not part of v1:</w:t>
+      </w:r>
+    </w:p>
+    <w:p>
+      <w:r>
+        <w:t>GET /api/v1/music/tracks/{musicTrackId}/audio</w:t>
+      </w:r>
+    </w:p>
+    <w:p/>
+    <w:p>
+      <w:r>
+        <w:t>Reason:</w:t>
+      </w:r>
+    </w:p>
+    <w:p>
+      <w:r>
+        <w:t>Music catalog visibility and Story playback authorization are different concepts.</w:t>
+      </w:r>
+    </w:p>
+    <w:p/>
+    <w:p>
+      <w:r>
+        <w:t>Also outside v1:</w:t>
+      </w:r>
+    </w:p>
+    <w:p>
+      <w:r>
+        <w:t>- multipart byte ranges;</w:t>
+      </w:r>
+    </w:p>
+    <w:p>
+      <w:r>
+        <w:t>- ETag;</w:t>
+      </w:r>
+    </w:p>
+    <w:p>
+      <w:r>
+        <w:t>- If-Range;</w:t>
+      </w:r>
+    </w:p>
+    <w:p>
+      <w:r>
+        <w:t>- conditional requests;</w:t>
+      </w:r>
+    </w:p>
+    <w:p>
+      <w:r>
+        <w:t>- public URLs;</w:t>
+      </w:r>
+    </w:p>
+    <w:p>
+      <w:r>
+        <w:t>- signed MinIO URLs;</w:t>
+      </w:r>
+    </w:p>
+    <w:p>
+      <w:r>
+        <w:t>- CDN delivery;</w:t>
+      </w:r>
+    </w:p>
+    <w:p>
+      <w:r>
+        <w:t>- standalone soundtrack download;</w:t>
+      </w:r>
+    </w:p>
+    <w:p>
+      <w:r>
+        <w:t>- video export audio delivery;</w:t>
+      </w:r>
+    </w:p>
+    <w:p>
+      <w:r>
+        <w:t>- local user music.</w:t>
       </w:r>
     </w:p>
     <w:sectPr>
